--- a/docs/japantour/05-추가기능.docx
+++ b/docs/japantour/05-추가기능.docx
@@ -5,6 +5,248 @@
     <w:p>
       <w:pPr>
         <w:rPr>
+          <w:rFonts w:hint="eastAsia"/>
+          <w:b/>
+          <w:bCs/>
+        </w:rPr>
+      </w:pPr>
+      <w:r>
+        <w:rPr>
+          <w:rFonts w:hint="eastAsia"/>
+          <w:b/>
+          <w:bCs/>
+        </w:rPr>
+        <w:t>회원가입 -&gt; 고객정보 입력 -&gt; 회원의 성별, 성격, 취미, 고향, 한국에 대한 흥미,</w:t>
+      </w:r>
+      <w:r>
+        <w:rPr>
+          <w:rFonts w:hint="eastAsia"/>
+          <w:b/>
+          <w:bCs/>
+        </w:rPr>
+        <w:t xml:space="preserve"> 여행예산, 비행기 출발도착시간, </w:t>
+      </w:r>
+      <w:r>
+        <w:rPr>
+          <w:rFonts w:hint="eastAsia"/>
+          <w:b/>
+          <w:bCs/>
+        </w:rPr>
+        <w:t>숙소</w:t>
+      </w:r>
+      <w:r>
+        <w:rPr>
+          <w:rFonts w:hint="eastAsia"/>
+          <w:b/>
+          <w:bCs/>
+        </w:rPr>
+        <w:t xml:space="preserve"> 예약유무,</w:t>
+      </w:r>
+      <w:r>
+        <w:rPr>
+          <w:rFonts w:hint="eastAsia"/>
+          <w:b/>
+          <w:bCs/>
+        </w:rPr>
+        <w:t xml:space="preserve"> 비행기에서 숙소까지 가장 빠르거나 | 싸거나 | 최소환승 방법으로 가는 교통편,</w:t>
+      </w:r>
+      <w:r>
+        <w:rPr>
+          <w:rFonts w:hint="eastAsia"/>
+          <w:b/>
+          <w:bCs/>
+        </w:rPr>
+        <w:t xml:space="preserve"> 귀국시간</w:t>
+      </w:r>
+      <w:r>
+        <w:rPr>
+          <w:rFonts w:hint="eastAsia"/>
+          <w:b/>
+          <w:bCs/>
+        </w:rPr>
+        <w:t xml:space="preserve"> 고려</w:t>
+      </w:r>
+    </w:p>
+    <w:p>
+      <w:pPr>
+        <w:rPr>
+          <w:b/>
+          <w:bCs/>
+        </w:rPr>
+      </w:pPr>
+      <w:r>
+        <w:rPr>
+          <w:rFonts w:hint="eastAsia"/>
+          <w:b/>
+          <w:bCs/>
+        </w:rPr>
+        <w:t>에 맞춰서 -&gt; 한국 관광지 추천(도착지 인천공항 중심으로 거리순 || 숙소기준)</w:t>
+      </w:r>
+    </w:p>
+    <w:p>
+      <w:pPr>
+        <w:rPr>
+          <w:b/>
+          <w:bCs/>
+        </w:rPr>
+      </w:pPr>
+    </w:p>
+    <w:p>
+      <w:pPr>
+        <w:rPr>
+          <w:b/>
+          <w:bCs/>
+        </w:rPr>
+      </w:pPr>
+      <w:r>
+        <w:rPr>
+          <w:b/>
+          <w:bCs/>
+        </w:rPr>
+        <w:t>여행 기록/리뷰/좋아요를 보고 여행 성향</w:t>
+      </w:r>
+    </w:p>
+    <w:p>
+      <w:pPr>
+        <w:rPr>
+          <w:b/>
+          <w:bCs/>
+        </w:rPr>
+      </w:pPr>
+    </w:p>
+    <w:p>
+      <w:pPr>
+        <w:rPr>
+          <w:b/>
+          <w:bCs/>
+        </w:rPr>
+      </w:pPr>
+      <w:r>
+        <w:rPr>
+          <w:b/>
+          <w:bCs/>
+        </w:rPr>
+        <w:t>AI 여행 코스 자동 생성기</w:t>
+      </w:r>
+    </w:p>
+    <w:p>
+      <w:pPr>
+        <w:rPr>
+          <w:rFonts w:hint="eastAsia"/>
+          <w:b/>
+          <w:bCs/>
+        </w:rPr>
+      </w:pPr>
+    </w:p>
+    <w:p>
+      <w:pPr>
+        <w:rPr>
+          <w:b/>
+          <w:bCs/>
+        </w:rPr>
+      </w:pPr>
+      <w:r>
+        <w:rPr>
+          <w:rFonts w:hint="eastAsia"/>
+          <w:b/>
+          <w:bCs/>
+        </w:rPr>
+        <w:t>호텔 리스트업</w:t>
+      </w:r>
+    </w:p>
+    <w:p>
+      <w:pPr>
+        <w:rPr>
+          <w:b/>
+          <w:bCs/>
+        </w:rPr>
+      </w:pPr>
+    </w:p>
+    <w:p>
+      <w:pPr>
+        <w:rPr>
+          <w:b/>
+          <w:bCs/>
+        </w:rPr>
+      </w:pPr>
+      <w:r>
+        <w:rPr>
+          <w:rFonts w:hint="eastAsia"/>
+          <w:b/>
+          <w:bCs/>
+        </w:rPr>
+        <w:t xml:space="preserve">관광지 리스트업 </w:t>
+      </w:r>
+    </w:p>
+    <w:p>
+      <w:pPr>
+        <w:rPr>
+          <w:rFonts w:hint="eastAsia"/>
+          <w:b/>
+          <w:bCs/>
+        </w:rPr>
+      </w:pPr>
+    </w:p>
+    <w:p>
+      <w:pPr>
+        <w:rPr>
+          <w:b/>
+          <w:bCs/>
+        </w:rPr>
+      </w:pPr>
+      <w:r>
+        <w:rPr>
+          <w:rFonts w:hint="eastAsia"/>
+          <w:b/>
+          <w:bCs/>
+        </w:rPr>
+        <w:t>스포츠 리스트업</w:t>
+      </w:r>
+    </w:p>
+    <w:p>
+      <w:pPr>
+        <w:rPr>
+          <w:b/>
+          <w:bCs/>
+        </w:rPr>
+      </w:pPr>
+    </w:p>
+    <w:p>
+      <w:pPr>
+        <w:rPr>
+          <w:b/>
+          <w:bCs/>
+        </w:rPr>
+      </w:pPr>
+      <w:r>
+        <w:rPr>
+          <w:rFonts w:hint="eastAsia"/>
+          <w:b/>
+          <w:bCs/>
+        </w:rPr>
+        <w:t>공연 리스트업</w:t>
+      </w:r>
+    </w:p>
+    <w:p>
+      <w:pPr>
+        <w:rPr>
+          <w:b/>
+          <w:bCs/>
+        </w:rPr>
+      </w:pPr>
+    </w:p>
+    <w:p>
+      <w:pPr>
+        <w:rPr>
+          <w:rFonts w:hint="eastAsia"/>
+          <w:b/>
+          <w:bCs/>
+        </w:rPr>
+      </w:pPr>
+    </w:p>
+    <w:p>
+      <w:pPr>
+        <w:rPr>
           <w:b/>
           <w:bCs/>
         </w:rPr>
@@ -101,6 +343,13 @@
           <w:bCs/>
         </w:rPr>
         <w:br/>
+      </w:r>
+      <w:r>
+        <w:rPr>
+          <w:b/>
+          <w:bCs/>
+        </w:rPr>
+        <w:lastRenderedPageBreak/>
         <w:t>예: 관광지 추천, 교통 안내, 일정 생성, 음식/알레르기, 쇼핑, 예절, 긴급상황, 번역 요청.</w:t>
       </w:r>
     </w:p>
@@ -1023,7 +1272,6 @@
           <w:szCs w:val="21"/>
           <w:bdr w:val="single" w:sz="2" w:space="0" w:color="auto" w:frame="1"/>
         </w:rPr>
-        <w:lastRenderedPageBreak/>
         <w:t>일본인</w:t>
       </w:r>
       <w:r>
@@ -2659,6 +2907,7 @@
           <w:szCs w:val="21"/>
           <w:bdr w:val="single" w:sz="2" w:space="0" w:color="auto" w:frame="1"/>
         </w:rPr>
+        <w:lastRenderedPageBreak/>
         <w:t>한국어</w:t>
       </w:r>
       <w:r>
@@ -3556,7 +3805,7 @@
           <w:szCs w:val="21"/>
           <w:bdr w:val="single" w:sz="2" w:space="0" w:color="auto" w:frame="1"/>
         </w:rPr>
-        <w:t>사진</w:t>
+        <w:t>여행</w:t>
       </w:r>
       <w:r>
         <w:rPr>
@@ -3578,7 +3827,7 @@
           <w:szCs w:val="21"/>
           <w:bdr w:val="single" w:sz="2" w:space="0" w:color="auto" w:frame="1"/>
         </w:rPr>
-        <w:t>없이</w:t>
+        <w:t>취향</w:t>
       </w:r>
       <w:r>
         <w:rPr>
@@ -3600,7 +3849,7 @@
           <w:szCs w:val="21"/>
           <w:bdr w:val="single" w:sz="2" w:space="0" w:color="auto" w:frame="1"/>
         </w:rPr>
-        <w:t>상상</w:t>
+        <w:t>별명</w:t>
       </w:r>
       <w:r>
         <w:rPr>
@@ -3622,7 +3871,7 @@
           <w:szCs w:val="21"/>
           <w:bdr w:val="single" w:sz="2" w:space="0" w:color="auto" w:frame="1"/>
         </w:rPr>
-        <w:t>지도</w:t>
+        <w:t>만들기</w:t>
       </w:r>
       <w:r>
         <w:rPr>
@@ -3640,413 +3889,400 @@
           <w:sz w:val="21"/>
           <w:szCs w:val="21"/>
         </w:rPr>
-        <w:t>사용자가</w:t>
-      </w:r>
-      <w:r>
-        <w:rPr>
-          <w:rFonts w:ascii="Segoe UI" w:hAnsi="Segoe UI" w:cs="Segoe UI"/>
-          <w:color w:val="1A1C1F"/>
-          <w:sz w:val="21"/>
-          <w:szCs w:val="21"/>
-        </w:rPr>
-        <w:t xml:space="preserve"> “</w:t>
-      </w:r>
-      <w:r>
-        <w:rPr>
-          <w:rFonts w:ascii="Segoe UI" w:hAnsi="Segoe UI" w:cs="Segoe UI"/>
-          <w:color w:val="1A1C1F"/>
-          <w:sz w:val="21"/>
-          <w:szCs w:val="21"/>
-        </w:rPr>
-        <w:t>서울역에서</w:t>
-      </w:r>
-      <w:r>
-        <w:rPr>
-          <w:rFonts w:ascii="Segoe UI" w:hAnsi="Segoe UI" w:cs="Segoe UI"/>
-          <w:color w:val="1A1C1F"/>
-          <w:sz w:val="21"/>
-          <w:szCs w:val="21"/>
-        </w:rPr>
-        <w:t xml:space="preserve"> </w:t>
-      </w:r>
-      <w:r>
-        <w:rPr>
-          <w:rFonts w:ascii="Segoe UI" w:hAnsi="Segoe UI" w:cs="Segoe UI"/>
-          <w:color w:val="1A1C1F"/>
-          <w:sz w:val="21"/>
-          <w:szCs w:val="21"/>
-        </w:rPr>
-        <w:t>남대문시장</w:t>
-      </w:r>
-      <w:r>
-        <w:rPr>
-          <w:rFonts w:ascii="Segoe UI" w:hAnsi="Segoe UI" w:cs="Segoe UI"/>
-          <w:color w:val="1A1C1F"/>
-          <w:sz w:val="21"/>
-          <w:szCs w:val="21"/>
-        </w:rPr>
-        <w:t xml:space="preserve"> </w:t>
-      </w:r>
-      <w:r>
-        <w:rPr>
-          <w:rFonts w:ascii="Segoe UI" w:hAnsi="Segoe UI" w:cs="Segoe UI"/>
-          <w:color w:val="1A1C1F"/>
-          <w:sz w:val="21"/>
-          <w:szCs w:val="21"/>
-        </w:rPr>
-        <w:t>가는</w:t>
-      </w:r>
-      <w:r>
-        <w:rPr>
-          <w:rFonts w:ascii="Segoe UI" w:hAnsi="Segoe UI" w:cs="Segoe UI"/>
-          <w:color w:val="1A1C1F"/>
-          <w:sz w:val="21"/>
-          <w:szCs w:val="21"/>
-        </w:rPr>
-        <w:t xml:space="preserve"> </w:t>
-      </w:r>
-      <w:r>
-        <w:rPr>
-          <w:rFonts w:ascii="Segoe UI" w:hAnsi="Segoe UI" w:cs="Segoe UI"/>
-          <w:color w:val="1A1C1F"/>
-          <w:sz w:val="21"/>
-          <w:szCs w:val="21"/>
-        </w:rPr>
-        <w:t>길</w:t>
-      </w:r>
-      <w:r>
-        <w:rPr>
-          <w:rFonts w:ascii="Segoe UI" w:hAnsi="Segoe UI" w:cs="Segoe UI"/>
-          <w:color w:val="1A1C1F"/>
-          <w:sz w:val="21"/>
-          <w:szCs w:val="21"/>
-        </w:rPr>
-        <w:t>”</w:t>
-      </w:r>
-      <w:r>
-        <w:rPr>
-          <w:rFonts w:ascii="Segoe UI" w:hAnsi="Segoe UI" w:cs="Segoe UI"/>
-          <w:color w:val="1A1C1F"/>
-          <w:sz w:val="21"/>
-          <w:szCs w:val="21"/>
-        </w:rPr>
-        <w:t>이라고</w:t>
-      </w:r>
-      <w:r>
-        <w:rPr>
-          <w:rFonts w:ascii="Segoe UI" w:hAnsi="Segoe UI" w:cs="Segoe UI"/>
-          <w:color w:val="1A1C1F"/>
-          <w:sz w:val="21"/>
-          <w:szCs w:val="21"/>
-        </w:rPr>
-        <w:t xml:space="preserve"> </w:t>
-      </w:r>
-      <w:r>
-        <w:rPr>
-          <w:rFonts w:ascii="Segoe UI" w:hAnsi="Segoe UI" w:cs="Segoe UI"/>
-          <w:color w:val="1A1C1F"/>
-          <w:sz w:val="21"/>
-          <w:szCs w:val="21"/>
-        </w:rPr>
-        <w:t>하면</w:t>
-      </w:r>
-      <w:r>
-        <w:rPr>
-          <w:rFonts w:ascii="Segoe UI" w:hAnsi="Segoe UI" w:cs="Segoe UI"/>
-          <w:color w:val="1A1C1F"/>
-          <w:sz w:val="21"/>
-          <w:szCs w:val="21"/>
-        </w:rPr>
-        <w:t xml:space="preserve">, </w:t>
-      </w:r>
-      <w:r>
-        <w:rPr>
-          <w:rFonts w:ascii="Segoe UI" w:hAnsi="Segoe UI" w:cs="Segoe UI"/>
-          <w:color w:val="1A1C1F"/>
-          <w:sz w:val="21"/>
-          <w:szCs w:val="21"/>
-        </w:rPr>
-        <w:t>지도</w:t>
-      </w:r>
-      <w:r>
-        <w:rPr>
-          <w:rFonts w:ascii="Segoe UI" w:hAnsi="Segoe UI" w:cs="Segoe UI"/>
-          <w:color w:val="1A1C1F"/>
-          <w:sz w:val="21"/>
-          <w:szCs w:val="21"/>
-        </w:rPr>
-        <w:t xml:space="preserve"> </w:t>
-      </w:r>
-      <w:r>
-        <w:rPr>
-          <w:rFonts w:ascii="Segoe UI" w:hAnsi="Segoe UI" w:cs="Segoe UI"/>
-          <w:color w:val="1A1C1F"/>
-          <w:sz w:val="21"/>
-          <w:szCs w:val="21"/>
-        </w:rPr>
-        <w:t>대신</w:t>
-      </w:r>
-      <w:r>
-        <w:rPr>
-          <w:rFonts w:ascii="Segoe UI" w:hAnsi="Segoe UI" w:cs="Segoe UI"/>
-          <w:color w:val="1A1C1F"/>
-          <w:sz w:val="21"/>
-          <w:szCs w:val="21"/>
-        </w:rPr>
-        <w:t xml:space="preserve"> </w:t>
-      </w:r>
-      <w:r>
-        <w:rPr>
-          <w:rFonts w:ascii="Segoe UI" w:hAnsi="Segoe UI" w:cs="Segoe UI"/>
-          <w:color w:val="1A1C1F"/>
-          <w:sz w:val="21"/>
-          <w:szCs w:val="21"/>
-        </w:rPr>
-        <w:t>머릿속에</w:t>
-      </w:r>
-      <w:r>
-        <w:rPr>
-          <w:rFonts w:ascii="Segoe UI" w:hAnsi="Segoe UI" w:cs="Segoe UI"/>
-          <w:color w:val="1A1C1F"/>
-          <w:sz w:val="21"/>
-          <w:szCs w:val="21"/>
-        </w:rPr>
-        <w:t xml:space="preserve"> </w:t>
-      </w:r>
-      <w:r>
-        <w:rPr>
-          <w:rFonts w:ascii="Segoe UI" w:hAnsi="Segoe UI" w:cs="Segoe UI"/>
-          <w:color w:val="1A1C1F"/>
-          <w:sz w:val="21"/>
-          <w:szCs w:val="21"/>
-        </w:rPr>
-        <w:t>그려지는</w:t>
-      </w:r>
-      <w:r>
-        <w:rPr>
-          <w:rFonts w:ascii="Segoe UI" w:hAnsi="Segoe UI" w:cs="Segoe UI"/>
-          <w:color w:val="1A1C1F"/>
-          <w:sz w:val="21"/>
-          <w:szCs w:val="21"/>
-        </w:rPr>
-        <w:t xml:space="preserve"> </w:t>
-      </w:r>
-      <w:r>
-        <w:rPr>
-          <w:rFonts w:ascii="Segoe UI" w:hAnsi="Segoe UI" w:cs="Segoe UI"/>
-          <w:color w:val="1A1C1F"/>
-          <w:sz w:val="21"/>
-          <w:szCs w:val="21"/>
-        </w:rPr>
-        <w:t>길</w:t>
-      </w:r>
-      <w:r>
-        <w:rPr>
-          <w:rFonts w:ascii="Segoe UI" w:hAnsi="Segoe UI" w:cs="Segoe UI"/>
-          <w:color w:val="1A1C1F"/>
-          <w:sz w:val="21"/>
-          <w:szCs w:val="21"/>
-        </w:rPr>
-        <w:t xml:space="preserve"> </w:t>
-      </w:r>
-      <w:r>
-        <w:rPr>
-          <w:rFonts w:ascii="Segoe UI" w:hAnsi="Segoe UI" w:cs="Segoe UI"/>
-          <w:color w:val="1A1C1F"/>
-          <w:sz w:val="21"/>
-          <w:szCs w:val="21"/>
-        </w:rPr>
-        <w:t>안내를</w:t>
-      </w:r>
-      <w:r>
-        <w:rPr>
-          <w:rFonts w:ascii="Segoe UI" w:hAnsi="Segoe UI" w:cs="Segoe UI"/>
-          <w:color w:val="1A1C1F"/>
-          <w:sz w:val="21"/>
-          <w:szCs w:val="21"/>
-        </w:rPr>
-        <w:t xml:space="preserve"> </w:t>
-      </w:r>
-      <w:r>
-        <w:rPr>
-          <w:rFonts w:ascii="Segoe UI" w:hAnsi="Segoe UI" w:cs="Segoe UI"/>
-          <w:color w:val="1A1C1F"/>
-          <w:sz w:val="21"/>
-          <w:szCs w:val="21"/>
-        </w:rPr>
-        <w:t>해줍니다</w:t>
-      </w:r>
-      <w:r>
-        <w:rPr>
-          <w:rFonts w:ascii="Segoe UI" w:hAnsi="Segoe UI" w:cs="Segoe UI"/>
-          <w:color w:val="1A1C1F"/>
-          <w:sz w:val="21"/>
-          <w:szCs w:val="21"/>
-        </w:rPr>
-        <w:t>.</w:t>
-      </w:r>
-      <w:r>
-        <w:rPr>
-          <w:rFonts w:ascii="Segoe UI" w:hAnsi="Segoe UI" w:cs="Segoe UI"/>
-          <w:color w:val="1A1C1F"/>
-          <w:sz w:val="21"/>
-          <w:szCs w:val="21"/>
-        </w:rPr>
-        <w:br/>
-        <w:t>“</w:t>
-      </w:r>
-      <w:r>
-        <w:rPr>
-          <w:rFonts w:ascii="Segoe UI" w:hAnsi="Segoe UI" w:cs="Segoe UI"/>
-          <w:color w:val="1A1C1F"/>
-          <w:sz w:val="21"/>
-          <w:szCs w:val="21"/>
-        </w:rPr>
-        <w:t>역을</w:t>
-      </w:r>
-      <w:r>
-        <w:rPr>
-          <w:rFonts w:ascii="Segoe UI" w:hAnsi="Segoe UI" w:cs="Segoe UI"/>
-          <w:color w:val="1A1C1F"/>
-          <w:sz w:val="21"/>
-          <w:szCs w:val="21"/>
-        </w:rPr>
-        <w:t xml:space="preserve"> </w:t>
-      </w:r>
-      <w:r>
-        <w:rPr>
-          <w:rFonts w:ascii="Segoe UI" w:hAnsi="Segoe UI" w:cs="Segoe UI"/>
-          <w:color w:val="1A1C1F"/>
-          <w:sz w:val="21"/>
-          <w:szCs w:val="21"/>
-        </w:rPr>
-        <w:t>등지고</w:t>
-      </w:r>
-      <w:r>
-        <w:rPr>
-          <w:rFonts w:ascii="Segoe UI" w:hAnsi="Segoe UI" w:cs="Segoe UI"/>
-          <w:color w:val="1A1C1F"/>
-          <w:sz w:val="21"/>
-          <w:szCs w:val="21"/>
-        </w:rPr>
-        <w:t xml:space="preserve"> </w:t>
-      </w:r>
-      <w:r>
-        <w:rPr>
-          <w:rFonts w:ascii="Segoe UI" w:hAnsi="Segoe UI" w:cs="Segoe UI"/>
-          <w:color w:val="1A1C1F"/>
-          <w:sz w:val="21"/>
-          <w:szCs w:val="21"/>
-        </w:rPr>
-        <w:t>오른쪽</w:t>
-      </w:r>
-      <w:r>
-        <w:rPr>
-          <w:rFonts w:ascii="Segoe UI" w:hAnsi="Segoe UI" w:cs="Segoe UI"/>
-          <w:color w:val="1A1C1F"/>
-          <w:sz w:val="21"/>
-          <w:szCs w:val="21"/>
-        </w:rPr>
-        <w:t xml:space="preserve">, </w:t>
-      </w:r>
-      <w:r>
-        <w:rPr>
-          <w:rFonts w:ascii="Segoe UI" w:hAnsi="Segoe UI" w:cs="Segoe UI"/>
-          <w:color w:val="1A1C1F"/>
-          <w:sz w:val="21"/>
-          <w:szCs w:val="21"/>
-        </w:rPr>
-        <w:t>큰</w:t>
-      </w:r>
-      <w:r>
-        <w:rPr>
-          <w:rFonts w:ascii="Segoe UI" w:hAnsi="Segoe UI" w:cs="Segoe UI"/>
-          <w:color w:val="1A1C1F"/>
-          <w:sz w:val="21"/>
-          <w:szCs w:val="21"/>
-        </w:rPr>
-        <w:t xml:space="preserve"> </w:t>
-      </w:r>
-      <w:r>
-        <w:rPr>
-          <w:rFonts w:ascii="Segoe UI" w:hAnsi="Segoe UI" w:cs="Segoe UI"/>
-          <w:color w:val="1A1C1F"/>
-          <w:sz w:val="21"/>
-          <w:szCs w:val="21"/>
-        </w:rPr>
-        <w:t>도로를</w:t>
-      </w:r>
-      <w:r>
-        <w:rPr>
-          <w:rFonts w:ascii="Segoe UI" w:hAnsi="Segoe UI" w:cs="Segoe UI"/>
-          <w:color w:val="1A1C1F"/>
-          <w:sz w:val="21"/>
-          <w:szCs w:val="21"/>
-        </w:rPr>
-        <w:t xml:space="preserve"> </w:t>
-      </w:r>
-      <w:r>
-        <w:rPr>
-          <w:rFonts w:ascii="Segoe UI" w:hAnsi="Segoe UI" w:cs="Segoe UI"/>
-          <w:color w:val="1A1C1F"/>
-          <w:sz w:val="21"/>
-          <w:szCs w:val="21"/>
-        </w:rPr>
-        <w:t>따라</w:t>
-      </w:r>
-      <w:r>
-        <w:rPr>
-          <w:rFonts w:ascii="Segoe UI" w:hAnsi="Segoe UI" w:cs="Segoe UI"/>
-          <w:color w:val="1A1C1F"/>
-          <w:sz w:val="21"/>
-          <w:szCs w:val="21"/>
-        </w:rPr>
-        <w:t xml:space="preserve"> 10</w:t>
-      </w:r>
-      <w:r>
-        <w:rPr>
-          <w:rFonts w:ascii="Segoe UI" w:hAnsi="Segoe UI" w:cs="Segoe UI"/>
-          <w:color w:val="1A1C1F"/>
-          <w:sz w:val="21"/>
-          <w:szCs w:val="21"/>
-        </w:rPr>
-        <w:t>분</w:t>
-      </w:r>
-      <w:r>
-        <w:rPr>
-          <w:rFonts w:ascii="Segoe UI" w:hAnsi="Segoe UI" w:cs="Segoe UI"/>
-          <w:color w:val="1A1C1F"/>
-          <w:sz w:val="21"/>
-          <w:szCs w:val="21"/>
-        </w:rPr>
-        <w:t xml:space="preserve">...” </w:t>
-      </w:r>
-      <w:r>
-        <w:rPr>
-          <w:rFonts w:ascii="Segoe UI" w:hAnsi="Segoe UI" w:cs="Segoe UI"/>
-          <w:color w:val="1A1C1F"/>
-          <w:sz w:val="21"/>
-          <w:szCs w:val="21"/>
-        </w:rPr>
-        <w:t>같은</w:t>
-      </w:r>
-      <w:r>
-        <w:rPr>
-          <w:rFonts w:ascii="Segoe UI" w:hAnsi="Segoe UI" w:cs="Segoe UI"/>
-          <w:color w:val="1A1C1F"/>
-          <w:sz w:val="21"/>
-          <w:szCs w:val="21"/>
-        </w:rPr>
-        <w:t xml:space="preserve"> </w:t>
-      </w:r>
-      <w:r>
-        <w:rPr>
-          <w:rFonts w:ascii="Segoe UI" w:hAnsi="Segoe UI" w:cs="Segoe UI"/>
-          <w:color w:val="1A1C1F"/>
-          <w:sz w:val="21"/>
-          <w:szCs w:val="21"/>
-        </w:rPr>
-        <w:t>식으로요</w:t>
+        <w:t>대화</w:t>
+      </w:r>
+      <w:r>
+        <w:rPr>
+          <w:rFonts w:ascii="Segoe UI" w:hAnsi="Segoe UI" w:cs="Segoe UI"/>
+          <w:color w:val="1A1C1F"/>
+          <w:sz w:val="21"/>
+          <w:szCs w:val="21"/>
+        </w:rPr>
+        <w:t xml:space="preserve"> </w:t>
+      </w:r>
+      <w:r>
+        <w:rPr>
+          <w:rFonts w:ascii="Segoe UI" w:hAnsi="Segoe UI" w:cs="Segoe UI"/>
+          <w:color w:val="1A1C1F"/>
+          <w:sz w:val="21"/>
+          <w:szCs w:val="21"/>
+        </w:rPr>
+        <w:t>몇</w:t>
+      </w:r>
+      <w:r>
+        <w:rPr>
+          <w:rFonts w:ascii="Segoe UI" w:hAnsi="Segoe UI" w:cs="Segoe UI"/>
+          <w:color w:val="1A1C1F"/>
+          <w:sz w:val="21"/>
+          <w:szCs w:val="21"/>
+        </w:rPr>
+        <w:t xml:space="preserve"> </w:t>
+      </w:r>
+      <w:r>
+        <w:rPr>
+          <w:rFonts w:ascii="Segoe UI" w:hAnsi="Segoe UI" w:cs="Segoe UI"/>
+          <w:color w:val="1A1C1F"/>
+          <w:sz w:val="21"/>
+          <w:szCs w:val="21"/>
+        </w:rPr>
+        <w:t>번</w:t>
+      </w:r>
+      <w:r>
+        <w:rPr>
+          <w:rFonts w:ascii="Segoe UI" w:hAnsi="Segoe UI" w:cs="Segoe UI"/>
+          <w:color w:val="1A1C1F"/>
+          <w:sz w:val="21"/>
+          <w:szCs w:val="21"/>
+        </w:rPr>
+        <w:t xml:space="preserve"> </w:t>
+      </w:r>
+      <w:r>
+        <w:rPr>
+          <w:rFonts w:ascii="Segoe UI" w:hAnsi="Segoe UI" w:cs="Segoe UI"/>
+          <w:color w:val="1A1C1F"/>
+          <w:sz w:val="21"/>
+          <w:szCs w:val="21"/>
+        </w:rPr>
+        <w:t>후</w:t>
+      </w:r>
+      <w:r>
+        <w:rPr>
+          <w:rFonts w:ascii="Segoe UI" w:hAnsi="Segoe UI" w:cs="Segoe UI"/>
+          <w:color w:val="1A1C1F"/>
+          <w:sz w:val="21"/>
+          <w:szCs w:val="21"/>
+        </w:rPr>
+        <w:t xml:space="preserve"> </w:t>
+      </w:r>
+      <w:r>
+        <w:rPr>
+          <w:rFonts w:ascii="Segoe UI" w:hAnsi="Segoe UI" w:cs="Segoe UI"/>
+          <w:color w:val="1A1C1F"/>
+          <w:sz w:val="21"/>
+          <w:szCs w:val="21"/>
+        </w:rPr>
+        <w:t>사용자를</w:t>
+      </w:r>
+      <w:r>
+        <w:rPr>
+          <w:rFonts w:ascii="Segoe UI" w:hAnsi="Segoe UI" w:cs="Segoe UI"/>
+          <w:color w:val="1A1C1F"/>
+          <w:sz w:val="21"/>
+          <w:szCs w:val="21"/>
+        </w:rPr>
+        <w:t> </w:t>
+      </w:r>
+      <w:r>
+        <w:rPr>
+          <w:rStyle w:val="inlinemarkdownrpccc93"/>
+          <w:rFonts w:ascii="Consolas" w:hAnsi="Consolas" w:cs="Segoe UI"/>
+          <w:color w:val="1A1C1F"/>
+          <w:sz w:val="20"/>
+          <w:szCs w:val="20"/>
+          <w:bdr w:val="single" w:sz="2" w:space="0" w:color="auto" w:frame="1"/>
+        </w:rPr>
+        <w:t>골목</w:t>
+      </w:r>
+      <w:r>
+        <w:rPr>
+          <w:rStyle w:val="inlinemarkdownrpccc93"/>
+          <w:rFonts w:ascii="Consolas" w:hAnsi="Consolas" w:cs="Segoe UI"/>
+          <w:color w:val="1A1C1F"/>
+          <w:sz w:val="20"/>
+          <w:szCs w:val="20"/>
+          <w:bdr w:val="single" w:sz="2" w:space="0" w:color="auto" w:frame="1"/>
+        </w:rPr>
+        <w:t xml:space="preserve"> </w:t>
+      </w:r>
+      <w:r>
+        <w:rPr>
+          <w:rStyle w:val="inlinemarkdownrpccc93"/>
+          <w:rFonts w:ascii="Consolas" w:hAnsi="Consolas" w:cs="Segoe UI"/>
+          <w:color w:val="1A1C1F"/>
+          <w:sz w:val="20"/>
+          <w:szCs w:val="20"/>
+          <w:bdr w:val="single" w:sz="2" w:space="0" w:color="auto" w:frame="1"/>
+        </w:rPr>
+        <w:t>탐험형</w:t>
+      </w:r>
+      <w:r>
+        <w:rPr>
+          <w:rFonts w:ascii="Segoe UI" w:hAnsi="Segoe UI" w:cs="Segoe UI"/>
+          <w:color w:val="1A1C1F"/>
+          <w:sz w:val="21"/>
+          <w:szCs w:val="21"/>
+        </w:rPr>
+        <w:t>, </w:t>
+      </w:r>
+      <w:r>
+        <w:rPr>
+          <w:rStyle w:val="inlinemarkdownrpccc93"/>
+          <w:rFonts w:ascii="Consolas" w:hAnsi="Consolas" w:cs="Segoe UI"/>
+          <w:color w:val="1A1C1F"/>
+          <w:sz w:val="20"/>
+          <w:szCs w:val="20"/>
+          <w:bdr w:val="single" w:sz="2" w:space="0" w:color="auto" w:frame="1"/>
+        </w:rPr>
+        <w:t>카페</w:t>
+      </w:r>
+      <w:r>
+        <w:rPr>
+          <w:rStyle w:val="inlinemarkdownrpccc93"/>
+          <w:rFonts w:ascii="Consolas" w:hAnsi="Consolas" w:cs="Segoe UI"/>
+          <w:color w:val="1A1C1F"/>
+          <w:sz w:val="20"/>
+          <w:szCs w:val="20"/>
+          <w:bdr w:val="single" w:sz="2" w:space="0" w:color="auto" w:frame="1"/>
+        </w:rPr>
+        <w:t xml:space="preserve"> </w:t>
+      </w:r>
+      <w:r>
+        <w:rPr>
+          <w:rStyle w:val="inlinemarkdownrpccc93"/>
+          <w:rFonts w:ascii="Consolas" w:hAnsi="Consolas" w:cs="Segoe UI"/>
+          <w:color w:val="1A1C1F"/>
+          <w:sz w:val="20"/>
+          <w:szCs w:val="20"/>
+          <w:bdr w:val="single" w:sz="2" w:space="0" w:color="auto" w:frame="1"/>
+        </w:rPr>
+        <w:t>수집형</w:t>
+      </w:r>
+      <w:r>
+        <w:rPr>
+          <w:rFonts w:ascii="Segoe UI" w:hAnsi="Segoe UI" w:cs="Segoe UI"/>
+          <w:color w:val="1A1C1F"/>
+          <w:sz w:val="21"/>
+          <w:szCs w:val="21"/>
+        </w:rPr>
+        <w:t>, </w:t>
+      </w:r>
+      <w:r>
+        <w:rPr>
+          <w:rStyle w:val="inlinemarkdownrpccc93"/>
+          <w:rFonts w:ascii="Consolas" w:hAnsi="Consolas" w:cs="Segoe UI"/>
+          <w:color w:val="1A1C1F"/>
+          <w:sz w:val="20"/>
+          <w:szCs w:val="20"/>
+          <w:bdr w:val="single" w:sz="2" w:space="0" w:color="auto" w:frame="1"/>
+        </w:rPr>
+        <w:t>야경</w:t>
+      </w:r>
+      <w:r>
+        <w:rPr>
+          <w:rStyle w:val="inlinemarkdownrpccc93"/>
+          <w:rFonts w:ascii="Consolas" w:hAnsi="Consolas" w:cs="Segoe UI"/>
+          <w:color w:val="1A1C1F"/>
+          <w:sz w:val="20"/>
+          <w:szCs w:val="20"/>
+          <w:bdr w:val="single" w:sz="2" w:space="0" w:color="auto" w:frame="1"/>
+        </w:rPr>
+        <w:t xml:space="preserve"> </w:t>
+      </w:r>
+      <w:r>
+        <w:rPr>
+          <w:rStyle w:val="inlinemarkdownrpccc93"/>
+          <w:rFonts w:ascii="Consolas" w:hAnsi="Consolas" w:cs="Segoe UI"/>
+          <w:color w:val="1A1C1F"/>
+          <w:sz w:val="20"/>
+          <w:szCs w:val="20"/>
+          <w:bdr w:val="single" w:sz="2" w:space="0" w:color="auto" w:frame="1"/>
+        </w:rPr>
+        <w:t>헌터형</w:t>
+      </w:r>
+      <w:r>
+        <w:rPr>
+          <w:rFonts w:ascii="Segoe UI" w:hAnsi="Segoe UI" w:cs="Segoe UI"/>
+          <w:color w:val="1A1C1F"/>
+          <w:sz w:val="21"/>
+          <w:szCs w:val="21"/>
+        </w:rPr>
+        <w:t>, </w:t>
+      </w:r>
+      <w:r>
+        <w:rPr>
+          <w:rStyle w:val="inlinemarkdownrpccc93"/>
+          <w:rFonts w:ascii="Consolas" w:hAnsi="Consolas" w:cs="Segoe UI"/>
+          <w:color w:val="1A1C1F"/>
+          <w:sz w:val="20"/>
+          <w:szCs w:val="20"/>
+          <w:bdr w:val="single" w:sz="2" w:space="0" w:color="auto" w:frame="1"/>
+        </w:rPr>
+        <w:t>현지밥</w:t>
+      </w:r>
+      <w:r>
+        <w:rPr>
+          <w:rStyle w:val="inlinemarkdownrpccc93"/>
+          <w:rFonts w:ascii="Consolas" w:hAnsi="Consolas" w:cs="Segoe UI"/>
+          <w:color w:val="1A1C1F"/>
+          <w:sz w:val="20"/>
+          <w:szCs w:val="20"/>
+          <w:bdr w:val="single" w:sz="2" w:space="0" w:color="auto" w:frame="1"/>
+        </w:rPr>
+        <w:t xml:space="preserve"> </w:t>
+      </w:r>
+      <w:r>
+        <w:rPr>
+          <w:rStyle w:val="inlinemarkdownrpccc93"/>
+          <w:rFonts w:ascii="Consolas" w:hAnsi="Consolas" w:cs="Segoe UI"/>
+          <w:color w:val="1A1C1F"/>
+          <w:sz w:val="20"/>
+          <w:szCs w:val="20"/>
+          <w:bdr w:val="single" w:sz="2" w:space="0" w:color="auto" w:frame="1"/>
+        </w:rPr>
+        <w:t>우선형</w:t>
+      </w:r>
+      <w:r>
+        <w:rPr>
+          <w:rFonts w:ascii="Segoe UI" w:hAnsi="Segoe UI" w:cs="Segoe UI"/>
+          <w:color w:val="1A1C1F"/>
+          <w:sz w:val="21"/>
+          <w:szCs w:val="21"/>
+        </w:rPr>
+        <w:t>으로</w:t>
+      </w:r>
+      <w:r>
+        <w:rPr>
+          <w:rFonts w:ascii="Segoe UI" w:hAnsi="Segoe UI" w:cs="Segoe UI"/>
+          <w:color w:val="1A1C1F"/>
+          <w:sz w:val="21"/>
+          <w:szCs w:val="21"/>
+        </w:rPr>
+        <w:t xml:space="preserve"> </w:t>
+      </w:r>
+      <w:r>
+        <w:rPr>
+          <w:rFonts w:ascii="Segoe UI" w:hAnsi="Segoe UI" w:cs="Segoe UI"/>
+          <w:color w:val="1A1C1F"/>
+          <w:sz w:val="21"/>
+          <w:szCs w:val="21"/>
+        </w:rPr>
+        <w:t>분류하고</w:t>
+      </w:r>
+      <w:r>
+        <w:rPr>
+          <w:rFonts w:ascii="Segoe UI" w:hAnsi="Segoe UI" w:cs="Segoe UI"/>
+          <w:color w:val="1A1C1F"/>
+          <w:sz w:val="21"/>
+          <w:szCs w:val="21"/>
+        </w:rPr>
+        <w:t xml:space="preserve"> </w:t>
+      </w:r>
+      <w:r>
+        <w:rPr>
+          <w:rFonts w:ascii="Segoe UI" w:hAnsi="Segoe UI" w:cs="Segoe UI"/>
+          <w:color w:val="1A1C1F"/>
+          <w:sz w:val="21"/>
+          <w:szCs w:val="21"/>
+        </w:rPr>
+        <w:t>추천</w:t>
+      </w:r>
+      <w:r>
+        <w:rPr>
+          <w:rFonts w:ascii="Segoe UI" w:hAnsi="Segoe UI" w:cs="Segoe UI"/>
+          <w:color w:val="1A1C1F"/>
+          <w:sz w:val="21"/>
+          <w:szCs w:val="21"/>
+        </w:rPr>
+        <w:t xml:space="preserve"> </w:t>
+      </w:r>
+      <w:r>
+        <w:rPr>
+          <w:rFonts w:ascii="Segoe UI" w:hAnsi="Segoe UI" w:cs="Segoe UI"/>
+          <w:color w:val="1A1C1F"/>
+          <w:sz w:val="21"/>
+          <w:szCs w:val="21"/>
+        </w:rPr>
+        <w:t>톤을</w:t>
+      </w:r>
+      <w:r>
+        <w:rPr>
+          <w:rFonts w:ascii="Segoe UI" w:hAnsi="Segoe UI" w:cs="Segoe UI"/>
+          <w:color w:val="1A1C1F"/>
+          <w:sz w:val="21"/>
+          <w:szCs w:val="21"/>
+        </w:rPr>
+        <w:t xml:space="preserve"> </w:t>
+      </w:r>
+      <w:r>
+        <w:rPr>
+          <w:rFonts w:ascii="Segoe UI" w:hAnsi="Segoe UI" w:cs="Segoe UI"/>
+          <w:color w:val="1A1C1F"/>
+          <w:sz w:val="21"/>
+          <w:szCs w:val="21"/>
+        </w:rPr>
+        <w:t>바꿉니다</w:t>
+      </w:r>
+      <w:r>
+        <w:rPr>
+          <w:rFonts w:ascii="Segoe UI" w:hAnsi="Segoe UI" w:cs="Segoe UI"/>
+          <w:color w:val="1A1C1F"/>
+          <w:sz w:val="21"/>
+          <w:szCs w:val="21"/>
+        </w:rPr>
+        <w:t xml:space="preserve">. </w:t>
+      </w:r>
+      <w:r>
+        <w:rPr>
+          <w:rFonts w:ascii="Segoe UI" w:hAnsi="Segoe UI" w:cs="Segoe UI"/>
+          <w:color w:val="1A1C1F"/>
+          <w:sz w:val="21"/>
+          <w:szCs w:val="21"/>
+        </w:rPr>
+        <w:t>데모용으로</w:t>
+      </w:r>
+      <w:r>
+        <w:rPr>
+          <w:rFonts w:ascii="Segoe UI" w:hAnsi="Segoe UI" w:cs="Segoe UI"/>
+          <w:color w:val="1A1C1F"/>
+          <w:sz w:val="21"/>
+          <w:szCs w:val="21"/>
+        </w:rPr>
+        <w:t xml:space="preserve"> </w:t>
+      </w:r>
+      <w:r>
+        <w:rPr>
+          <w:rFonts w:ascii="Segoe UI" w:hAnsi="Segoe UI" w:cs="Segoe UI"/>
+          <w:color w:val="1A1C1F"/>
+          <w:sz w:val="21"/>
+          <w:szCs w:val="21"/>
+        </w:rPr>
+        <w:t>재밌고</w:t>
+      </w:r>
+      <w:r>
+        <w:rPr>
+          <w:rFonts w:ascii="Segoe UI" w:hAnsi="Segoe UI" w:cs="Segoe UI"/>
+          <w:color w:val="1A1C1F"/>
+          <w:sz w:val="21"/>
+          <w:szCs w:val="21"/>
+        </w:rPr>
+        <w:t xml:space="preserve"> </w:t>
+      </w:r>
+      <w:r>
+        <w:rPr>
+          <w:rFonts w:ascii="Segoe UI" w:hAnsi="Segoe UI" w:cs="Segoe UI"/>
+          <w:color w:val="1A1C1F"/>
+          <w:sz w:val="21"/>
+          <w:szCs w:val="21"/>
+        </w:rPr>
+        <w:t>기억에</w:t>
+      </w:r>
+      <w:r>
+        <w:rPr>
+          <w:rFonts w:ascii="Segoe UI" w:hAnsi="Segoe UI" w:cs="Segoe UI"/>
+          <w:color w:val="1A1C1F"/>
+          <w:sz w:val="21"/>
+          <w:szCs w:val="21"/>
+        </w:rPr>
+        <w:t xml:space="preserve"> </w:t>
+      </w:r>
+      <w:r>
+        <w:rPr>
+          <w:rFonts w:ascii="Segoe UI" w:hAnsi="Segoe UI" w:cs="Segoe UI"/>
+          <w:color w:val="1A1C1F"/>
+          <w:sz w:val="21"/>
+          <w:szCs w:val="21"/>
+        </w:rPr>
+        <w:t>남습니다</w:t>
       </w:r>
       <w:r>
         <w:rPr>
@@ -4082,500 +4318,84 @@
       </w:pPr>
       <w:r>
         <w:rPr>
-          <w:rStyle w:val="ae"/>
-          <w:rFonts w:ascii="Segoe UI" w:hAnsi="Segoe UI" w:cs="Segoe UI"/>
-          <w:color w:val="1A1C1F"/>
-          <w:sz w:val="21"/>
-          <w:szCs w:val="21"/>
-          <w:bdr w:val="single" w:sz="2" w:space="0" w:color="auto" w:frame="1"/>
-        </w:rPr>
-        <w:t>여행</w:t>
-      </w:r>
-      <w:r>
-        <w:rPr>
-          <w:rStyle w:val="ae"/>
-          <w:rFonts w:ascii="Segoe UI" w:hAnsi="Segoe UI" w:cs="Segoe UI"/>
-          <w:color w:val="1A1C1F"/>
-          <w:sz w:val="21"/>
-          <w:szCs w:val="21"/>
-          <w:bdr w:val="single" w:sz="2" w:space="0" w:color="auto" w:frame="1"/>
-        </w:rPr>
-        <w:t xml:space="preserve"> </w:t>
-      </w:r>
-      <w:r>
-        <w:rPr>
-          <w:rStyle w:val="ae"/>
-          <w:rFonts w:ascii="Segoe UI" w:hAnsi="Segoe UI" w:cs="Segoe UI"/>
-          <w:color w:val="1A1C1F"/>
-          <w:sz w:val="21"/>
-          <w:szCs w:val="21"/>
-          <w:bdr w:val="single" w:sz="2" w:space="0" w:color="auto" w:frame="1"/>
-        </w:rPr>
-        <w:t>취향</w:t>
-      </w:r>
-      <w:r>
-        <w:rPr>
-          <w:rStyle w:val="ae"/>
-          <w:rFonts w:ascii="Segoe UI" w:hAnsi="Segoe UI" w:cs="Segoe UI"/>
-          <w:color w:val="1A1C1F"/>
-          <w:sz w:val="21"/>
-          <w:szCs w:val="21"/>
-          <w:bdr w:val="single" w:sz="2" w:space="0" w:color="auto" w:frame="1"/>
-        </w:rPr>
-        <w:t xml:space="preserve"> </w:t>
-      </w:r>
-      <w:r>
-        <w:rPr>
-          <w:rStyle w:val="ae"/>
-          <w:rFonts w:ascii="Segoe UI" w:hAnsi="Segoe UI" w:cs="Segoe UI"/>
-          <w:color w:val="1A1C1F"/>
-          <w:sz w:val="21"/>
-          <w:szCs w:val="21"/>
-          <w:bdr w:val="single" w:sz="2" w:space="0" w:color="auto" w:frame="1"/>
-        </w:rPr>
-        <w:t>별명</w:t>
-      </w:r>
-      <w:r>
-        <w:rPr>
-          <w:rStyle w:val="ae"/>
-          <w:rFonts w:ascii="Segoe UI" w:hAnsi="Segoe UI" w:cs="Segoe UI"/>
-          <w:color w:val="1A1C1F"/>
-          <w:sz w:val="21"/>
-          <w:szCs w:val="21"/>
-          <w:bdr w:val="single" w:sz="2" w:space="0" w:color="auto" w:frame="1"/>
-        </w:rPr>
-        <w:t xml:space="preserve"> </w:t>
-      </w:r>
-      <w:r>
-        <w:rPr>
-          <w:rStyle w:val="ae"/>
-          <w:rFonts w:ascii="Segoe UI" w:hAnsi="Segoe UI" w:cs="Segoe UI"/>
-          <w:color w:val="1A1C1F"/>
-          <w:sz w:val="21"/>
-          <w:szCs w:val="21"/>
-          <w:bdr w:val="single" w:sz="2" w:space="0" w:color="auto" w:frame="1"/>
-        </w:rPr>
-        <w:t>만들기</w:t>
-      </w:r>
-      <w:r>
-        <w:rPr>
-          <w:rFonts w:ascii="Segoe UI" w:hAnsi="Segoe UI" w:cs="Segoe UI"/>
-          <w:color w:val="1A1C1F"/>
-          <w:sz w:val="21"/>
-          <w:szCs w:val="21"/>
-        </w:rPr>
-        <w:br/>
-      </w:r>
-      <w:r>
-        <w:rPr>
-          <w:rFonts w:ascii="Segoe UI" w:hAnsi="Segoe UI" w:cs="Segoe UI"/>
-          <w:color w:val="1A1C1F"/>
-          <w:sz w:val="21"/>
-          <w:szCs w:val="21"/>
-        </w:rPr>
-        <w:t>대화</w:t>
-      </w:r>
-      <w:r>
-        <w:rPr>
-          <w:rFonts w:ascii="Segoe UI" w:hAnsi="Segoe UI" w:cs="Segoe UI"/>
-          <w:color w:val="1A1C1F"/>
-          <w:sz w:val="21"/>
-          <w:szCs w:val="21"/>
-        </w:rPr>
-        <w:t xml:space="preserve"> </w:t>
-      </w:r>
-      <w:r>
-        <w:rPr>
-          <w:rFonts w:ascii="Segoe UI" w:hAnsi="Segoe UI" w:cs="Segoe UI"/>
-          <w:color w:val="1A1C1F"/>
-          <w:sz w:val="21"/>
-          <w:szCs w:val="21"/>
-        </w:rPr>
-        <w:t>몇</w:t>
-      </w:r>
-      <w:r>
-        <w:rPr>
-          <w:rFonts w:ascii="Segoe UI" w:hAnsi="Segoe UI" w:cs="Segoe UI"/>
-          <w:color w:val="1A1C1F"/>
-          <w:sz w:val="21"/>
-          <w:szCs w:val="21"/>
-        </w:rPr>
-        <w:t xml:space="preserve"> </w:t>
-      </w:r>
-      <w:r>
-        <w:rPr>
-          <w:rFonts w:ascii="Segoe UI" w:hAnsi="Segoe UI" w:cs="Segoe UI"/>
-          <w:color w:val="1A1C1F"/>
-          <w:sz w:val="21"/>
-          <w:szCs w:val="21"/>
-        </w:rPr>
-        <w:t>번</w:t>
-      </w:r>
-      <w:r>
-        <w:rPr>
-          <w:rFonts w:ascii="Segoe UI" w:hAnsi="Segoe UI" w:cs="Segoe UI"/>
-          <w:color w:val="1A1C1F"/>
-          <w:sz w:val="21"/>
-          <w:szCs w:val="21"/>
-        </w:rPr>
-        <w:t xml:space="preserve"> </w:t>
-      </w:r>
-      <w:r>
-        <w:rPr>
-          <w:rFonts w:ascii="Segoe UI" w:hAnsi="Segoe UI" w:cs="Segoe UI"/>
-          <w:color w:val="1A1C1F"/>
-          <w:sz w:val="21"/>
-          <w:szCs w:val="21"/>
-        </w:rPr>
-        <w:t>후</w:t>
-      </w:r>
-      <w:r>
-        <w:rPr>
-          <w:rFonts w:ascii="Segoe UI" w:hAnsi="Segoe UI" w:cs="Segoe UI"/>
-          <w:color w:val="1A1C1F"/>
-          <w:sz w:val="21"/>
-          <w:szCs w:val="21"/>
-        </w:rPr>
-        <w:t xml:space="preserve"> </w:t>
-      </w:r>
-      <w:r>
-        <w:rPr>
-          <w:rFonts w:ascii="Segoe UI" w:hAnsi="Segoe UI" w:cs="Segoe UI"/>
-          <w:color w:val="1A1C1F"/>
-          <w:sz w:val="21"/>
-          <w:szCs w:val="21"/>
-        </w:rPr>
-        <w:t>사용자를</w:t>
-      </w:r>
-      <w:r>
-        <w:rPr>
-          <w:rFonts w:ascii="Segoe UI" w:hAnsi="Segoe UI" w:cs="Segoe UI"/>
-          <w:color w:val="1A1C1F"/>
-          <w:sz w:val="21"/>
-          <w:szCs w:val="21"/>
-        </w:rPr>
-        <w:t> </w:t>
-      </w:r>
-      <w:r>
-        <w:rPr>
-          <w:rStyle w:val="inlinemarkdownrpccc93"/>
-          <w:rFonts w:ascii="Consolas" w:hAnsi="Consolas" w:cs="Segoe UI"/>
-          <w:color w:val="1A1C1F"/>
-          <w:sz w:val="20"/>
-          <w:szCs w:val="20"/>
-          <w:bdr w:val="single" w:sz="2" w:space="0" w:color="auto" w:frame="1"/>
-        </w:rPr>
-        <w:t>골목</w:t>
-      </w:r>
-      <w:r>
-        <w:rPr>
-          <w:rStyle w:val="inlinemarkdownrpccc93"/>
-          <w:rFonts w:ascii="Consolas" w:hAnsi="Consolas" w:cs="Segoe UI"/>
-          <w:color w:val="1A1C1F"/>
-          <w:sz w:val="20"/>
-          <w:szCs w:val="20"/>
-          <w:bdr w:val="single" w:sz="2" w:space="0" w:color="auto" w:frame="1"/>
-        </w:rPr>
-        <w:t xml:space="preserve"> </w:t>
-      </w:r>
-      <w:r>
-        <w:rPr>
-          <w:rStyle w:val="inlinemarkdownrpccc93"/>
-          <w:rFonts w:ascii="Consolas" w:hAnsi="Consolas" w:cs="Segoe UI"/>
-          <w:color w:val="1A1C1F"/>
-          <w:sz w:val="20"/>
-          <w:szCs w:val="20"/>
-          <w:bdr w:val="single" w:sz="2" w:space="0" w:color="auto" w:frame="1"/>
-        </w:rPr>
-        <w:t>탐험형</w:t>
-      </w:r>
-      <w:r>
-        <w:rPr>
-          <w:rFonts w:ascii="Segoe UI" w:hAnsi="Segoe UI" w:cs="Segoe UI"/>
-          <w:color w:val="1A1C1F"/>
-          <w:sz w:val="21"/>
-          <w:szCs w:val="21"/>
-        </w:rPr>
-        <w:t>, </w:t>
-      </w:r>
-      <w:r>
-        <w:rPr>
-          <w:rStyle w:val="inlinemarkdownrpccc93"/>
-          <w:rFonts w:ascii="Consolas" w:hAnsi="Consolas" w:cs="Segoe UI"/>
-          <w:color w:val="1A1C1F"/>
-          <w:sz w:val="20"/>
-          <w:szCs w:val="20"/>
-          <w:bdr w:val="single" w:sz="2" w:space="0" w:color="auto" w:frame="1"/>
-        </w:rPr>
-        <w:t>카페</w:t>
-      </w:r>
-      <w:r>
-        <w:rPr>
-          <w:rStyle w:val="inlinemarkdownrpccc93"/>
-          <w:rFonts w:ascii="Consolas" w:hAnsi="Consolas" w:cs="Segoe UI"/>
-          <w:color w:val="1A1C1F"/>
-          <w:sz w:val="20"/>
-          <w:szCs w:val="20"/>
-          <w:bdr w:val="single" w:sz="2" w:space="0" w:color="auto" w:frame="1"/>
-        </w:rPr>
-        <w:t xml:space="preserve"> </w:t>
-      </w:r>
-      <w:r>
-        <w:rPr>
-          <w:rStyle w:val="inlinemarkdownrpccc93"/>
-          <w:rFonts w:ascii="Consolas" w:hAnsi="Consolas" w:cs="Segoe UI"/>
-          <w:color w:val="1A1C1F"/>
-          <w:sz w:val="20"/>
-          <w:szCs w:val="20"/>
-          <w:bdr w:val="single" w:sz="2" w:space="0" w:color="auto" w:frame="1"/>
-        </w:rPr>
-        <w:t>수집형</w:t>
-      </w:r>
-      <w:r>
-        <w:rPr>
-          <w:rFonts w:ascii="Segoe UI" w:hAnsi="Segoe UI" w:cs="Segoe UI"/>
-          <w:color w:val="1A1C1F"/>
-          <w:sz w:val="21"/>
-          <w:szCs w:val="21"/>
-        </w:rPr>
-        <w:t>, </w:t>
-      </w:r>
-      <w:r>
-        <w:rPr>
-          <w:rStyle w:val="inlinemarkdownrpccc93"/>
-          <w:rFonts w:ascii="Consolas" w:hAnsi="Consolas" w:cs="Segoe UI"/>
-          <w:color w:val="1A1C1F"/>
-          <w:sz w:val="20"/>
-          <w:szCs w:val="20"/>
-          <w:bdr w:val="single" w:sz="2" w:space="0" w:color="auto" w:frame="1"/>
-        </w:rPr>
-        <w:t>야경</w:t>
-      </w:r>
-      <w:r>
-        <w:rPr>
-          <w:rStyle w:val="inlinemarkdownrpccc93"/>
-          <w:rFonts w:ascii="Consolas" w:hAnsi="Consolas" w:cs="Segoe UI"/>
-          <w:color w:val="1A1C1F"/>
-          <w:sz w:val="20"/>
-          <w:szCs w:val="20"/>
-          <w:bdr w:val="single" w:sz="2" w:space="0" w:color="auto" w:frame="1"/>
-        </w:rPr>
-        <w:t xml:space="preserve"> </w:t>
-      </w:r>
-      <w:r>
-        <w:rPr>
-          <w:rStyle w:val="inlinemarkdownrpccc93"/>
-          <w:rFonts w:ascii="Consolas" w:hAnsi="Consolas" w:cs="Segoe UI"/>
-          <w:color w:val="1A1C1F"/>
-          <w:sz w:val="20"/>
-          <w:szCs w:val="20"/>
-          <w:bdr w:val="single" w:sz="2" w:space="0" w:color="auto" w:frame="1"/>
-        </w:rPr>
-        <w:t>헌터형</w:t>
-      </w:r>
-      <w:r>
-        <w:rPr>
-          <w:rFonts w:ascii="Segoe UI" w:hAnsi="Segoe UI" w:cs="Segoe UI"/>
-          <w:color w:val="1A1C1F"/>
-          <w:sz w:val="21"/>
-          <w:szCs w:val="21"/>
-        </w:rPr>
-        <w:t>, </w:t>
-      </w:r>
-      <w:r>
-        <w:rPr>
-          <w:rStyle w:val="inlinemarkdownrpccc93"/>
-          <w:rFonts w:ascii="Consolas" w:hAnsi="Consolas" w:cs="Segoe UI"/>
-          <w:color w:val="1A1C1F"/>
-          <w:sz w:val="20"/>
-          <w:szCs w:val="20"/>
-          <w:bdr w:val="single" w:sz="2" w:space="0" w:color="auto" w:frame="1"/>
-        </w:rPr>
-        <w:t>현지밥</w:t>
-      </w:r>
-      <w:r>
-        <w:rPr>
-          <w:rStyle w:val="inlinemarkdownrpccc93"/>
-          <w:rFonts w:ascii="Consolas" w:hAnsi="Consolas" w:cs="Segoe UI"/>
-          <w:color w:val="1A1C1F"/>
-          <w:sz w:val="20"/>
-          <w:szCs w:val="20"/>
-          <w:bdr w:val="single" w:sz="2" w:space="0" w:color="auto" w:frame="1"/>
-        </w:rPr>
-        <w:t xml:space="preserve"> </w:t>
-      </w:r>
-      <w:r>
-        <w:rPr>
-          <w:rStyle w:val="inlinemarkdownrpccc93"/>
-          <w:rFonts w:ascii="Consolas" w:hAnsi="Consolas" w:cs="Segoe UI"/>
-          <w:color w:val="1A1C1F"/>
-          <w:sz w:val="20"/>
-          <w:szCs w:val="20"/>
-          <w:bdr w:val="single" w:sz="2" w:space="0" w:color="auto" w:frame="1"/>
-        </w:rPr>
-        <w:t>우선형</w:t>
-      </w:r>
-      <w:r>
-        <w:rPr>
-          <w:rFonts w:ascii="Segoe UI" w:hAnsi="Segoe UI" w:cs="Segoe UI"/>
-          <w:color w:val="1A1C1F"/>
-          <w:sz w:val="21"/>
-          <w:szCs w:val="21"/>
-        </w:rPr>
-        <w:t>으로</w:t>
-      </w:r>
-      <w:r>
-        <w:rPr>
-          <w:rFonts w:ascii="Segoe UI" w:hAnsi="Segoe UI" w:cs="Segoe UI"/>
-          <w:color w:val="1A1C1F"/>
-          <w:sz w:val="21"/>
-          <w:szCs w:val="21"/>
-        </w:rPr>
-        <w:t xml:space="preserve"> </w:t>
-      </w:r>
-      <w:r>
-        <w:rPr>
-          <w:rFonts w:ascii="Segoe UI" w:hAnsi="Segoe UI" w:cs="Segoe UI"/>
-          <w:color w:val="1A1C1F"/>
-          <w:sz w:val="21"/>
-          <w:szCs w:val="21"/>
-        </w:rPr>
-        <w:t>분류하고</w:t>
-      </w:r>
-      <w:r>
-        <w:rPr>
-          <w:rFonts w:ascii="Segoe UI" w:hAnsi="Segoe UI" w:cs="Segoe UI"/>
-          <w:color w:val="1A1C1F"/>
-          <w:sz w:val="21"/>
-          <w:szCs w:val="21"/>
-        </w:rPr>
-        <w:t xml:space="preserve"> </w:t>
-      </w:r>
-      <w:r>
-        <w:rPr>
-          <w:rFonts w:ascii="Segoe UI" w:hAnsi="Segoe UI" w:cs="Segoe UI"/>
-          <w:color w:val="1A1C1F"/>
-          <w:sz w:val="21"/>
-          <w:szCs w:val="21"/>
-        </w:rPr>
-        <w:t>추천</w:t>
-      </w:r>
-      <w:r>
-        <w:rPr>
-          <w:rFonts w:ascii="Segoe UI" w:hAnsi="Segoe UI" w:cs="Segoe UI"/>
-          <w:color w:val="1A1C1F"/>
-          <w:sz w:val="21"/>
-          <w:szCs w:val="21"/>
-        </w:rPr>
-        <w:t xml:space="preserve"> </w:t>
-      </w:r>
-      <w:r>
-        <w:rPr>
-          <w:rFonts w:ascii="Segoe UI" w:hAnsi="Segoe UI" w:cs="Segoe UI"/>
-          <w:color w:val="1A1C1F"/>
-          <w:sz w:val="21"/>
-          <w:szCs w:val="21"/>
-        </w:rPr>
-        <w:t>톤을</w:t>
-      </w:r>
-      <w:r>
-        <w:rPr>
-          <w:rFonts w:ascii="Segoe UI" w:hAnsi="Segoe UI" w:cs="Segoe UI"/>
-          <w:color w:val="1A1C1F"/>
-          <w:sz w:val="21"/>
-          <w:szCs w:val="21"/>
-        </w:rPr>
-        <w:t xml:space="preserve"> </w:t>
-      </w:r>
-      <w:r>
-        <w:rPr>
-          <w:rFonts w:ascii="Segoe UI" w:hAnsi="Segoe UI" w:cs="Segoe UI"/>
-          <w:color w:val="1A1C1F"/>
-          <w:sz w:val="21"/>
-          <w:szCs w:val="21"/>
-        </w:rPr>
-        <w:t>바꿉니다</w:t>
-      </w:r>
-      <w:r>
-        <w:rPr>
-          <w:rFonts w:ascii="Segoe UI" w:hAnsi="Segoe UI" w:cs="Segoe UI"/>
-          <w:color w:val="1A1C1F"/>
-          <w:sz w:val="21"/>
-          <w:szCs w:val="21"/>
-        </w:rPr>
-        <w:t xml:space="preserve">. </w:t>
-      </w:r>
-      <w:r>
-        <w:rPr>
-          <w:rFonts w:ascii="Segoe UI" w:hAnsi="Segoe UI" w:cs="Segoe UI"/>
-          <w:color w:val="1A1C1F"/>
-          <w:sz w:val="21"/>
-          <w:szCs w:val="21"/>
-        </w:rPr>
-        <w:t>데모용으로</w:t>
-      </w:r>
-      <w:r>
-        <w:rPr>
-          <w:rFonts w:ascii="Segoe UI" w:hAnsi="Segoe UI" w:cs="Segoe UI"/>
-          <w:color w:val="1A1C1F"/>
-          <w:sz w:val="21"/>
-          <w:szCs w:val="21"/>
-        </w:rPr>
-        <w:t xml:space="preserve"> </w:t>
-      </w:r>
-      <w:r>
-        <w:rPr>
-          <w:rFonts w:ascii="Segoe UI" w:hAnsi="Segoe UI" w:cs="Segoe UI"/>
-          <w:color w:val="1A1C1F"/>
-          <w:sz w:val="21"/>
-          <w:szCs w:val="21"/>
-        </w:rPr>
-        <w:t>재밌고</w:t>
-      </w:r>
-      <w:r>
-        <w:rPr>
-          <w:rFonts w:ascii="Segoe UI" w:hAnsi="Segoe UI" w:cs="Segoe UI"/>
-          <w:color w:val="1A1C1F"/>
-          <w:sz w:val="21"/>
-          <w:szCs w:val="21"/>
-        </w:rPr>
-        <w:t xml:space="preserve"> </w:t>
-      </w:r>
-      <w:r>
-        <w:rPr>
-          <w:rFonts w:ascii="Segoe UI" w:hAnsi="Segoe UI" w:cs="Segoe UI"/>
-          <w:color w:val="1A1C1F"/>
-          <w:sz w:val="21"/>
-          <w:szCs w:val="21"/>
-        </w:rPr>
-        <w:t>기억에</w:t>
-      </w:r>
-      <w:r>
-        <w:rPr>
-          <w:rFonts w:ascii="Segoe UI" w:hAnsi="Segoe UI" w:cs="Segoe UI"/>
-          <w:color w:val="1A1C1F"/>
-          <w:sz w:val="21"/>
-          <w:szCs w:val="21"/>
-        </w:rPr>
-        <w:t xml:space="preserve"> </w:t>
-      </w:r>
-      <w:r>
-        <w:rPr>
-          <w:rFonts w:ascii="Segoe UI" w:hAnsi="Segoe UI" w:cs="Segoe UI"/>
-          <w:color w:val="1A1C1F"/>
-          <w:sz w:val="21"/>
-          <w:szCs w:val="21"/>
-        </w:rPr>
-        <w:t>남습니다</w:t>
-      </w:r>
-      <w:r>
-        <w:rPr>
-          <w:rFonts w:ascii="Segoe UI" w:hAnsi="Segoe UI" w:cs="Segoe UI"/>
-          <w:color w:val="1A1C1F"/>
-          <w:sz w:val="21"/>
-          <w:szCs w:val="21"/>
-        </w:rPr>
-        <w:t>.</w:t>
+          <w:rFonts w:ascii="Segoe UI" w:hAnsi="Segoe UI" w:cs="Segoe UI" w:hint="eastAsia"/>
+          <w:color w:val="1A1C1F"/>
+          <w:sz w:val="21"/>
+          <w:szCs w:val="21"/>
+        </w:rPr>
+        <w:t>공연</w:t>
+      </w:r>
+      <w:r>
+        <w:rPr>
+          <w:rFonts w:ascii="Segoe UI" w:hAnsi="Segoe UI" w:cs="Segoe UI" w:hint="eastAsia"/>
+          <w:color w:val="1A1C1F"/>
+          <w:sz w:val="21"/>
+          <w:szCs w:val="21"/>
+        </w:rPr>
+        <w:t xml:space="preserve">, </w:t>
+      </w:r>
+      <w:r>
+        <w:rPr>
+          <w:rFonts w:ascii="Segoe UI" w:hAnsi="Segoe UI" w:cs="Segoe UI" w:hint="eastAsia"/>
+          <w:color w:val="1A1C1F"/>
+          <w:sz w:val="21"/>
+          <w:szCs w:val="21"/>
+        </w:rPr>
+        <w:t>행사</w:t>
+      </w:r>
+      <w:r>
+        <w:rPr>
+          <w:rFonts w:ascii="Segoe UI" w:hAnsi="Segoe UI" w:cs="Segoe UI" w:hint="eastAsia"/>
+          <w:color w:val="1A1C1F"/>
+          <w:sz w:val="21"/>
+          <w:szCs w:val="21"/>
+        </w:rPr>
+        <w:t xml:space="preserve">, </w:t>
+      </w:r>
+      <w:r>
+        <w:rPr>
+          <w:rFonts w:ascii="Segoe UI" w:hAnsi="Segoe UI" w:cs="Segoe UI" w:hint="eastAsia"/>
+          <w:color w:val="1A1C1F"/>
+          <w:sz w:val="21"/>
+          <w:szCs w:val="21"/>
+        </w:rPr>
+        <w:t>문화관람</w:t>
+      </w:r>
+      <w:r>
+        <w:rPr>
+          <w:rFonts w:ascii="Segoe UI" w:hAnsi="Segoe UI" w:cs="Segoe UI" w:hint="eastAsia"/>
+          <w:color w:val="1A1C1F"/>
+          <w:sz w:val="21"/>
+          <w:szCs w:val="21"/>
+        </w:rPr>
+        <w:t xml:space="preserve">, </w:t>
+      </w:r>
+      <w:r>
+        <w:rPr>
+          <w:rFonts w:ascii="Segoe UI" w:hAnsi="Segoe UI" w:cs="Segoe UI" w:hint="eastAsia"/>
+          <w:color w:val="1A1C1F"/>
+          <w:sz w:val="21"/>
+          <w:szCs w:val="21"/>
+        </w:rPr>
+        <w:t>스포츠경기</w:t>
+      </w:r>
+      <w:r>
+        <w:rPr>
+          <w:rFonts w:ascii="Segoe UI" w:hAnsi="Segoe UI" w:cs="Segoe UI" w:hint="eastAsia"/>
+          <w:color w:val="1A1C1F"/>
+          <w:sz w:val="21"/>
+          <w:szCs w:val="21"/>
+        </w:rPr>
+        <w:t xml:space="preserve"> </w:t>
+      </w:r>
+      <w:r>
+        <w:rPr>
+          <w:rFonts w:ascii="Segoe UI" w:hAnsi="Segoe UI" w:cs="Segoe UI" w:hint="eastAsia"/>
+          <w:color w:val="1A1C1F"/>
+          <w:sz w:val="21"/>
+          <w:szCs w:val="21"/>
+        </w:rPr>
+        <w:t>안내</w:t>
       </w:r>
     </w:p>
     <w:p>
@@ -4607,7 +4427,7 @@
           <w:sz w:val="21"/>
           <w:szCs w:val="21"/>
         </w:rPr>
-        <w:t>버튜버</w:t>
+        <w:t>귀국할</w:t>
       </w:r>
       <w:r>
         <w:rPr>
@@ -4625,7 +4445,7 @@
           <w:sz w:val="21"/>
           <w:szCs w:val="21"/>
         </w:rPr>
-        <w:t>아바타</w:t>
+        <w:t>때</w:t>
       </w:r>
       <w:r>
         <w:rPr>
@@ -4643,7 +4463,210 @@
           <w:sz w:val="21"/>
           <w:szCs w:val="21"/>
         </w:rPr>
-        <w:t>음성답변기능</w:t>
+        <w:t>좋은</w:t>
+      </w:r>
+      <w:r>
+        <w:rPr>
+          <w:rFonts w:ascii="Segoe UI" w:hAnsi="Segoe UI" w:cs="Segoe UI" w:hint="eastAsia"/>
+          <w:color w:val="1A1C1F"/>
+          <w:sz w:val="21"/>
+          <w:szCs w:val="21"/>
+        </w:rPr>
+        <w:t xml:space="preserve"> </w:t>
+      </w:r>
+      <w:r>
+        <w:rPr>
+          <w:rFonts w:ascii="Segoe UI" w:hAnsi="Segoe UI" w:cs="Segoe UI" w:hint="eastAsia"/>
+          <w:color w:val="1A1C1F"/>
+          <w:sz w:val="21"/>
+          <w:szCs w:val="21"/>
+        </w:rPr>
+        <w:t>교통편</w:t>
+      </w:r>
+      <w:r>
+        <w:rPr>
+          <w:rFonts w:ascii="Segoe UI" w:hAnsi="Segoe UI" w:cs="Segoe UI" w:hint="eastAsia"/>
+          <w:color w:val="1A1C1F"/>
+          <w:sz w:val="21"/>
+          <w:szCs w:val="21"/>
+        </w:rPr>
+        <w:t xml:space="preserve"> (</w:t>
+      </w:r>
+      <w:r>
+        <w:rPr>
+          <w:rFonts w:ascii="Segoe UI" w:hAnsi="Segoe UI" w:cs="Segoe UI" w:hint="eastAsia"/>
+          <w:color w:val="1A1C1F"/>
+          <w:sz w:val="21"/>
+          <w:szCs w:val="21"/>
+        </w:rPr>
+        <w:t>공항철도</w:t>
+      </w:r>
+      <w:r>
+        <w:rPr>
+          <w:rFonts w:ascii="Segoe UI" w:hAnsi="Segoe UI" w:cs="Segoe UI" w:hint="eastAsia"/>
+          <w:color w:val="1A1C1F"/>
+          <w:sz w:val="21"/>
+          <w:szCs w:val="21"/>
+        </w:rPr>
+        <w:t xml:space="preserve">, </w:t>
+      </w:r>
+      <w:r>
+        <w:rPr>
+          <w:rFonts w:ascii="Segoe UI" w:hAnsi="Segoe UI" w:cs="Segoe UI" w:hint="eastAsia"/>
+          <w:color w:val="1A1C1F"/>
+          <w:sz w:val="21"/>
+          <w:szCs w:val="21"/>
+        </w:rPr>
+        <w:t>공항택시</w:t>
+      </w:r>
+      <w:r>
+        <w:rPr>
+          <w:rFonts w:ascii="Segoe UI" w:hAnsi="Segoe UI" w:cs="Segoe UI" w:hint="eastAsia"/>
+          <w:color w:val="1A1C1F"/>
+          <w:sz w:val="21"/>
+          <w:szCs w:val="21"/>
+        </w:rPr>
+        <w:t xml:space="preserve">, </w:t>
+      </w:r>
+      <w:r>
+        <w:rPr>
+          <w:rFonts w:ascii="Segoe UI" w:hAnsi="Segoe UI" w:cs="Segoe UI" w:hint="eastAsia"/>
+          <w:color w:val="1A1C1F"/>
+          <w:sz w:val="21"/>
+          <w:szCs w:val="21"/>
+        </w:rPr>
+        <w:t>공항버스</w:t>
+      </w:r>
+      <w:r>
+        <w:rPr>
+          <w:rFonts w:ascii="Segoe UI" w:hAnsi="Segoe UI" w:cs="Segoe UI" w:hint="eastAsia"/>
+          <w:color w:val="1A1C1F"/>
+          <w:sz w:val="21"/>
+          <w:szCs w:val="21"/>
+        </w:rPr>
+        <w:t xml:space="preserve">, </w:t>
+      </w:r>
+      <w:r>
+        <w:rPr>
+          <w:rFonts w:ascii="Segoe UI" w:hAnsi="Segoe UI" w:cs="Segoe UI" w:hint="eastAsia"/>
+          <w:color w:val="1A1C1F"/>
+          <w:sz w:val="21"/>
+          <w:szCs w:val="21"/>
+        </w:rPr>
+        <w:t>편성표</w:t>
+      </w:r>
+      <w:r>
+        <w:rPr>
+          <w:rFonts w:ascii="Segoe UI" w:hAnsi="Segoe UI" w:cs="Segoe UI" w:hint="eastAsia"/>
+          <w:color w:val="1A1C1F"/>
+          <w:sz w:val="21"/>
+          <w:szCs w:val="21"/>
+        </w:rPr>
+        <w:t>)</w:t>
+      </w:r>
+    </w:p>
+    <w:p>
+      <w:pPr>
+        <w:pStyle w:val="text-size-chat"/>
+        <w:numPr>
+          <w:ilvl w:val="0"/>
+          <w:numId w:val="5"/>
+        </w:numPr>
+        <w:pBdr>
+          <w:top w:val="single" w:sz="2" w:space="0" w:color="auto"/>
+          <w:left w:val="single" w:sz="2" w:space="0" w:color="auto"/>
+          <w:bottom w:val="single" w:sz="2" w:space="0" w:color="auto"/>
+          <w:right w:val="single" w:sz="2" w:space="0" w:color="auto"/>
+        </w:pBdr>
+        <w:shd w:val="clear" w:color="auto" w:fill="FFFFFF"/>
+        <w:spacing w:before="0" w:beforeAutospacing="0" w:after="0" w:afterAutospacing="0" w:line="330" w:lineRule="atLeast"/>
+        <w:rPr>
+          <w:rFonts w:ascii="Segoe UI" w:hAnsi="Segoe UI" w:cs="Segoe UI"/>
+          <w:color w:val="1A1C1F"/>
+          <w:sz w:val="21"/>
+          <w:szCs w:val="21"/>
+        </w:rPr>
+      </w:pPr>
+      <w:r>
+        <w:rPr>
+          <w:rFonts w:ascii="Segoe UI" w:hAnsi="Segoe UI" w:cs="Segoe UI" w:hint="eastAsia"/>
+          <w:color w:val="1A1C1F"/>
+          <w:sz w:val="21"/>
+          <w:szCs w:val="21"/>
+        </w:rPr>
+        <w:t>일본인들</w:t>
+      </w:r>
+      <w:r>
+        <w:rPr>
+          <w:rFonts w:ascii="Segoe UI" w:hAnsi="Segoe UI" w:cs="Segoe UI" w:hint="eastAsia"/>
+          <w:color w:val="1A1C1F"/>
+          <w:sz w:val="21"/>
+          <w:szCs w:val="21"/>
+        </w:rPr>
+        <w:t xml:space="preserve"> </w:t>
+      </w:r>
+      <w:r>
+        <w:rPr>
+          <w:rFonts w:ascii="Segoe UI" w:hAnsi="Segoe UI" w:cs="Segoe UI" w:hint="eastAsia"/>
+          <w:color w:val="1A1C1F"/>
+          <w:sz w:val="21"/>
+          <w:szCs w:val="21"/>
+        </w:rPr>
+        <w:t>사이에서</w:t>
+      </w:r>
+      <w:r>
+        <w:rPr>
+          <w:rFonts w:ascii="Segoe UI" w:hAnsi="Segoe UI" w:cs="Segoe UI" w:hint="eastAsia"/>
+          <w:color w:val="1A1C1F"/>
+          <w:sz w:val="21"/>
+          <w:szCs w:val="21"/>
+        </w:rPr>
+        <w:t xml:space="preserve"> </w:t>
+      </w:r>
+      <w:r>
+        <w:rPr>
+          <w:rFonts w:ascii="Segoe UI" w:hAnsi="Segoe UI" w:cs="Segoe UI" w:hint="eastAsia"/>
+          <w:color w:val="1A1C1F"/>
+          <w:sz w:val="21"/>
+          <w:szCs w:val="21"/>
+        </w:rPr>
+        <w:t>소문난</w:t>
+      </w:r>
+      <w:r>
+        <w:rPr>
+          <w:rFonts w:ascii="Segoe UI" w:hAnsi="Segoe UI" w:cs="Segoe UI" w:hint="eastAsia"/>
+          <w:color w:val="1A1C1F"/>
+          <w:sz w:val="21"/>
+          <w:szCs w:val="21"/>
+        </w:rPr>
+        <w:t xml:space="preserve"> </w:t>
+      </w:r>
+      <w:r>
+        <w:rPr>
+          <w:rFonts w:ascii="Segoe UI" w:hAnsi="Segoe UI" w:cs="Segoe UI" w:hint="eastAsia"/>
+          <w:color w:val="1A1C1F"/>
+          <w:sz w:val="21"/>
+          <w:szCs w:val="21"/>
+        </w:rPr>
+        <w:t>유명한</w:t>
+      </w:r>
+      <w:r>
+        <w:rPr>
+          <w:rFonts w:ascii="Segoe UI" w:hAnsi="Segoe UI" w:cs="Segoe UI" w:hint="eastAsia"/>
+          <w:color w:val="1A1C1F"/>
+          <w:sz w:val="21"/>
+          <w:szCs w:val="21"/>
+        </w:rPr>
+        <w:t xml:space="preserve"> </w:t>
+      </w:r>
+      <w:r>
+        <w:rPr>
+          <w:rFonts w:ascii="Segoe UI" w:hAnsi="Segoe UI" w:cs="Segoe UI" w:hint="eastAsia"/>
+          <w:color w:val="1A1C1F"/>
+          <w:sz w:val="21"/>
+          <w:szCs w:val="21"/>
+        </w:rPr>
+        <w:t>맛집들</w:t>
       </w:r>
     </w:p>
     <w:p>
@@ -4659,6 +4682,26 @@
         <w:spacing w:before="0" w:beforeAutospacing="0" w:after="0" w:afterAutospacing="0" w:line="330" w:lineRule="atLeast"/>
         <w:ind w:left="720"/>
         <w:rPr>
+          <w:rFonts w:ascii="Segoe UI" w:hAnsi="Segoe UI" w:cs="Segoe UI"/>
+          <w:color w:val="1A1C1F"/>
+          <w:sz w:val="21"/>
+          <w:szCs w:val="21"/>
+        </w:rPr>
+      </w:pPr>
+    </w:p>
+    <w:p>
+      <w:pPr>
+        <w:pStyle w:val="text-size-chat"/>
+        <w:pBdr>
+          <w:top w:val="single" w:sz="2" w:space="0" w:color="auto"/>
+          <w:left w:val="single" w:sz="2" w:space="0" w:color="auto"/>
+          <w:bottom w:val="single" w:sz="2" w:space="0" w:color="auto"/>
+          <w:right w:val="single" w:sz="2" w:space="0" w:color="auto"/>
+        </w:pBdr>
+        <w:shd w:val="clear" w:color="auto" w:fill="FFFFFF"/>
+        <w:spacing w:before="0" w:beforeAutospacing="0" w:after="0" w:afterAutospacing="0" w:line="330" w:lineRule="atLeast"/>
+        <w:ind w:left="720"/>
+        <w:rPr>
           <w:rFonts w:ascii="Segoe UI" w:hAnsi="Segoe UI" w:cs="Segoe UI" w:hint="eastAsia"/>
           <w:color w:val="1A1C1F"/>
           <w:sz w:val="21"/>
@@ -4809,7 +4852,6 @@
           <w:b/>
           <w:bCs/>
         </w:rPr>
-        <w:lastRenderedPageBreak/>
         <w:t>스트리밍 응답</w:t>
       </w:r>
       <w:r>
@@ -4933,6 +4975,7 @@
           <w:b/>
           <w:bCs/>
         </w:rPr>
+        <w:lastRenderedPageBreak/>
         <w:t>실시간 정보 붙이기</w:t>
       </w:r>
       <w:r>
@@ -5150,6 +5193,1665 @@
       </w:r>
     </w:p>
     <w:p/>
+    <w:p>
+      <w:pPr>
+        <w:rPr>
+          <w:rFonts w:hint="eastAsia"/>
+        </w:rPr>
+      </w:pPr>
+    </w:p>
+    <w:p>
+      <w:pPr>
+        <w:rPr>
+          <w:b/>
+          <w:bCs/>
+        </w:rPr>
+      </w:pPr>
+      <w:r>
+        <w:rPr>
+          <w:b/>
+          <w:bCs/>
+        </w:rPr>
+        <w:t>1. Introduce Team</w:t>
+      </w:r>
+    </w:p>
+    <w:p>
+      <w:pPr>
+        <w:rPr>
+          <w:b/>
+          <w:bCs/>
+        </w:rPr>
+      </w:pPr>
+      <w:r>
+        <w:rPr>
+          <w:rFonts w:ascii="Segoe UI Emoji" w:hAnsi="Segoe UI Emoji" w:cs="Segoe UI Emoji"/>
+          <w:b/>
+          <w:bCs/>
+        </w:rPr>
+        <w:t>💡</w:t>
+      </w:r>
+      <w:r>
+        <w:rPr>
+          <w:b/>
+          <w:bCs/>
+        </w:rPr>
+        <w:t xml:space="preserve">팀명: </w:t>
+      </w:r>
+    </w:p>
+    <w:p>
+      <w:pPr>
+        <w:rPr>
+          <w:b/>
+          <w:bCs/>
+        </w:rPr>
+      </w:pPr>
+      <w:r>
+        <w:rPr>
+          <w:rFonts w:ascii="Segoe UI Emoji" w:hAnsi="Segoe UI Emoji" w:cs="Segoe UI Emoji"/>
+          <w:b/>
+          <w:bCs/>
+        </w:rPr>
+        <w:t>💡</w:t>
+      </w:r>
+      <w:r>
+        <w:rPr>
+          <w:b/>
+          <w:bCs/>
+        </w:rPr>
+        <w:t xml:space="preserve">프로젝트명: LLM을 활용한 </w:t>
+      </w:r>
+    </w:p>
+    <w:p/>
+    <w:p>
+      <w:pPr>
+        <w:rPr>
+          <w:b/>
+          <w:bCs/>
+        </w:rPr>
+      </w:pPr>
+      <w:r>
+        <w:rPr>
+          <w:b/>
+          <w:bCs/>
+        </w:rPr>
+        <w:t>2. Project Overview</w:t>
+      </w:r>
+    </w:p>
+    <w:p>
+      <w:pPr>
+        <w:rPr>
+          <w:b/>
+          <w:bCs/>
+        </w:rPr>
+      </w:pPr>
+      <w:r>
+        <w:rPr>
+          <w:rFonts w:ascii="Segoe UI Emoji" w:hAnsi="Segoe UI Emoji" w:cs="Segoe UI Emoji"/>
+          <w:b/>
+          <w:bCs/>
+        </w:rPr>
+        <w:t>✅</w:t>
+      </w:r>
+      <w:r>
+        <w:rPr>
+          <w:b/>
+          <w:bCs/>
+        </w:rPr>
+        <w:t xml:space="preserve"> 프로젝트 소개</w:t>
+      </w:r>
+    </w:p>
+    <w:p/>
+    <w:p>
+      <w:pPr>
+        <w:rPr>
+          <w:b/>
+          <w:bCs/>
+        </w:rPr>
+      </w:pPr>
+      <w:r>
+        <w:rPr>
+          <w:rFonts w:ascii="Segoe UI Emoji" w:hAnsi="Segoe UI Emoji" w:cs="Segoe UI Emoji"/>
+          <w:b/>
+          <w:bCs/>
+        </w:rPr>
+        <w:t>✅</w:t>
+      </w:r>
+      <w:r>
+        <w:rPr>
+          <w:b/>
+          <w:bCs/>
+        </w:rPr>
+        <w:t xml:space="preserve"> 프로젝트 필요성</w:t>
+      </w:r>
+    </w:p>
+    <w:tbl>
+      <w:tblPr>
+        <w:tblW w:w="0" w:type="auto"/>
+        <w:jc w:val="center"/>
+        <w:tblCellMar>
+          <w:top w:w="15" w:type="dxa"/>
+          <w:left w:w="15" w:type="dxa"/>
+          <w:bottom w:w="15" w:type="dxa"/>
+          <w:right w:w="15" w:type="dxa"/>
+        </w:tblCellMar>
+        <w:tblLook w:val="04A0" w:firstRow="1" w:lastRow="0" w:firstColumn="1" w:lastColumn="0" w:noHBand="0" w:noVBand="1"/>
+      </w:tblPr>
+      <w:tblGrid>
+        <w:gridCol w:w="396"/>
+      </w:tblGrid>
+      <w:tr>
+        <w:trPr>
+          <w:jc w:val="center"/>
+        </w:trPr>
+        <w:tc>
+          <w:tcPr>
+            <w:tcW w:w="0" w:type="auto"/>
+            <w:tcBorders>
+              <w:top w:val="single" w:sz="4" w:space="0" w:color="3D444D"/>
+              <w:left w:val="single" w:sz="4" w:space="0" w:color="3D444D"/>
+              <w:bottom w:val="single" w:sz="4" w:space="0" w:color="3D444D"/>
+              <w:right w:val="single" w:sz="4" w:space="0" w:color="3D444D"/>
+            </w:tcBorders>
+            <w:shd w:val="clear" w:color="auto" w:fill="0D1117"/>
+            <w:tcMar>
+              <w:top w:w="90" w:type="dxa"/>
+              <w:left w:w="195" w:type="dxa"/>
+              <w:bottom w:w="90" w:type="dxa"/>
+              <w:right w:w="195" w:type="dxa"/>
+            </w:tcMar>
+            <w:vAlign w:val="center"/>
+            <w:hideMark/>
+          </w:tcPr>
+          <w:p/>
+        </w:tc>
+      </w:tr>
+    </w:tbl>
+    <w:p>
+      <w:r>
+        <w:br/>
+      </w:r>
+    </w:p>
+    <w:p>
+      <w:r>
+        <w:pict w14:anchorId="7B5A4883">
+          <v:rect id="_x0000_i1171" style="width:0;height:3pt" o:hralign="center" o:hrstd="t" o:hr="t" fillcolor="#a0a0a0" stroked="f"/>
+        </w:pict>
+      </w:r>
+    </w:p>
+    <w:p>
+      <w:pPr>
+        <w:rPr>
+          <w:b/>
+          <w:bCs/>
+        </w:rPr>
+      </w:pPr>
+      <w:r>
+        <w:rPr>
+          <w:b/>
+          <w:bCs/>
+        </w:rPr>
+        <w:lastRenderedPageBreak/>
+        <w:t>3. Technology Stack &amp; Models</w:t>
+      </w:r>
+    </w:p>
+    <w:p>
+      <w:pPr>
+        <w:rPr>
+          <w:b/>
+          <w:bCs/>
+        </w:rPr>
+      </w:pPr>
+      <w:r>
+        <w:rPr>
+          <w:rFonts w:ascii="Segoe UI Emoji" w:hAnsi="Segoe UI Emoji" w:cs="Segoe UI Emoji"/>
+          <w:b/>
+          <w:bCs/>
+        </w:rPr>
+        <w:t>✅</w:t>
+      </w:r>
+      <w:r>
+        <w:rPr>
+          <w:b/>
+          <w:bCs/>
+        </w:rPr>
+        <w:t xml:space="preserve"> 기술 스택 및 사용한 모델</w:t>
+      </w:r>
+    </w:p>
+    <w:p>
+      <w:pPr>
+        <w:rPr>
+          <w:rFonts w:hint="eastAsia"/>
+          <w:b/>
+          <w:bCs/>
+        </w:rPr>
+      </w:pPr>
+      <w:r>
+        <w:rPr>
+          <w:rFonts w:hint="eastAsia"/>
+          <w:b/>
+          <w:bCs/>
+        </w:rPr>
+        <w:t xml:space="preserve">FRONTEND: </w:t>
+      </w:r>
+      <w:r>
+        <w:rPr>
+          <w:b/>
+          <w:bCs/>
+        </w:rPr>
+        <w:t>H</w:t>
+      </w:r>
+      <w:r>
+        <w:rPr>
+          <w:rFonts w:hint="eastAsia"/>
+          <w:b/>
+          <w:bCs/>
+        </w:rPr>
+        <w:t>tml5, CSS3, JAVASCRIPT</w:t>
+      </w:r>
+    </w:p>
+    <w:p>
+      <w:pPr>
+        <w:ind w:left="880" w:hangingChars="400" w:hanging="880"/>
+      </w:pPr>
+      <w:proofErr w:type="spellStart"/>
+      <w:proofErr w:type="gramStart"/>
+      <w:r>
+        <w:rPr>
+          <w:rFonts w:hint="eastAsia"/>
+        </w:rPr>
+        <w:t>BackEND:PYTHON</w:t>
+      </w:r>
+      <w:proofErr w:type="gramEnd"/>
+      <w:r>
+        <w:rPr>
+          <w:rFonts w:hint="eastAsia"/>
+        </w:rPr>
+        <w:t>,</w:t>
+      </w:r>
+      <w:proofErr w:type="gramStart"/>
+      <w:r>
+        <w:rPr>
+          <w:rFonts w:hint="eastAsia"/>
+        </w:rPr>
+        <w:t>DJANGO,FASTAPI</w:t>
+      </w:r>
+      <w:proofErr w:type="spellEnd"/>
+      <w:proofErr w:type="gramEnd"/>
+    </w:p>
+    <w:p>
+      <w:pPr>
+        <w:ind w:left="880" w:hangingChars="400" w:hanging="880"/>
+      </w:pPr>
+      <w:r>
+        <w:rPr>
+          <w:rFonts w:hint="eastAsia"/>
+        </w:rPr>
+        <w:t>Model Hosting: RUNPOD</w:t>
+      </w:r>
+    </w:p>
+    <w:p>
+      <w:pPr>
+        <w:ind w:left="880" w:hangingChars="400" w:hanging="880"/>
+      </w:pPr>
+      <w:r>
+        <w:rPr>
+          <w:rFonts w:hint="eastAsia"/>
+        </w:rPr>
+        <w:t>LLM Model: QWEN3, GPT4O</w:t>
+      </w:r>
+    </w:p>
+    <w:p>
+      <w:pPr>
+        <w:ind w:left="880" w:hangingChars="400" w:hanging="880"/>
+      </w:pPr>
+      <w:r>
+        <w:rPr>
+          <w:rFonts w:hint="eastAsia"/>
+        </w:rPr>
+        <w:t>DB: MYSQL</w:t>
+      </w:r>
+    </w:p>
+    <w:p>
+      <w:pPr>
+        <w:ind w:left="880" w:hangingChars="400" w:hanging="880"/>
+      </w:pPr>
+      <w:proofErr w:type="spellStart"/>
+      <w:r>
+        <w:rPr>
+          <w:rFonts w:hint="eastAsia"/>
+        </w:rPr>
+        <w:t>VectorDB</w:t>
+      </w:r>
+      <w:proofErr w:type="spellEnd"/>
+      <w:r>
+        <w:rPr>
+          <w:rFonts w:hint="eastAsia"/>
+        </w:rPr>
+        <w:t>: FAISS, CHROMADB</w:t>
+      </w:r>
+    </w:p>
+    <w:p>
+      <w:pPr>
+        <w:ind w:left="880" w:hangingChars="400" w:hanging="880"/>
+      </w:pPr>
+      <w:r>
+        <w:rPr>
+          <w:rFonts w:hint="eastAsia"/>
+        </w:rPr>
+        <w:t>Deployment: DOCKER, AWS EC2, AWS S3</w:t>
+      </w:r>
+    </w:p>
+    <w:p>
+      <w:pPr>
+        <w:ind w:left="880" w:hangingChars="400" w:hanging="880"/>
+      </w:pPr>
+      <w:r>
+        <w:rPr>
+          <w:rFonts w:hint="eastAsia"/>
+        </w:rPr>
+        <w:t>Collaboration Tool: GIT, GITHUB</w:t>
+      </w:r>
+    </w:p>
+    <w:p>
+      <w:pPr>
+        <w:ind w:left="880" w:hangingChars="400" w:hanging="880"/>
+        <w:rPr>
+          <w:rFonts w:hint="eastAsia"/>
+        </w:rPr>
+      </w:pPr>
+    </w:p>
+    <w:p>
+      <w:pPr>
+        <w:ind w:left="880" w:hangingChars="400" w:hanging="880"/>
+      </w:pPr>
+    </w:p>
+    <w:p>
+      <w:r>
+        <w:pict w14:anchorId="20D0DF98">
+          <v:rect id="_x0000_i1191" style="width:0;height:3pt" o:hralign="center" o:hrstd="t" o:hr="t" fillcolor="#a0a0a0" stroked="f"/>
+        </w:pict>
+      </w:r>
+    </w:p>
+    <w:p>
+      <w:pPr>
+        <w:rPr>
+          <w:b/>
+          <w:bCs/>
+        </w:rPr>
+      </w:pPr>
+      <w:r>
+        <w:rPr>
+          <w:b/>
+          <w:bCs/>
+        </w:rPr>
+        <w:t>4. Key Features</w:t>
+      </w:r>
+    </w:p>
+    <w:p>
+      <w:pPr>
+        <w:rPr>
+          <w:b/>
+          <w:bCs/>
+        </w:rPr>
+      </w:pPr>
+      <w:r>
+        <w:rPr>
+          <w:b/>
+          <w:bCs/>
+        </w:rPr>
+        <w:t>① 반려견 정보 기반 맞춤형 상담 챗봇 도입</w:t>
+      </w:r>
+    </w:p>
+    <w:p>
+      <w:r>
+        <w:t>보호자가 입력한 </w:t>
+      </w:r>
+      <w:r>
+        <w:rPr>
+          <w:b/>
+          <w:bCs/>
+        </w:rPr>
+        <w:t>반려견 프로필 정보</w:t>
+      </w:r>
+      <w:r>
+        <w:t>(이름, 견종, 나이, 중성화 여부, 주거 환경 등)를 기반으로 </w:t>
+      </w:r>
+      <w:r>
+        <w:rPr>
+          <w:b/>
+          <w:bCs/>
+        </w:rPr>
+        <w:t>맞춤형 상담 제공</w:t>
+      </w:r>
+    </w:p>
+    <w:p>
+      <w:pPr>
+        <w:numPr>
+          <w:ilvl w:val="0"/>
+          <w:numId w:val="7"/>
+        </w:numPr>
+      </w:pPr>
+      <w:r>
+        <w:t>텍스트 입력 외에도 </w:t>
+      </w:r>
+      <w:r>
+        <w:rPr>
+          <w:b/>
+          <w:bCs/>
+        </w:rPr>
+        <w:t>이미지 인식 기능</w:t>
+      </w:r>
+      <w:r>
+        <w:t>을 통해 다양한 질문에 직관적 응답 제공</w:t>
+      </w:r>
+    </w:p>
+    <w:p>
+      <w:pPr>
+        <w:rPr>
+          <w:b/>
+          <w:bCs/>
+        </w:rPr>
+      </w:pPr>
+      <w:r>
+        <w:rPr>
+          <w:b/>
+          <w:bCs/>
+        </w:rPr>
+        <w:t>② 견BTI 성격 검사 도입</w:t>
+      </w:r>
+    </w:p>
+    <w:p>
+      <w:r>
+        <w:t>반려견의 성향을 </w:t>
+      </w:r>
+      <w:r>
+        <w:rPr>
+          <w:b/>
+          <w:bCs/>
+        </w:rPr>
+        <w:t>MBTI 기반으로 유형화</w:t>
+      </w:r>
+      <w:r>
+        <w:t>하여 성격형 상담 제공</w:t>
+      </w:r>
+    </w:p>
+    <w:p>
+      <w:pPr>
+        <w:numPr>
+          <w:ilvl w:val="0"/>
+          <w:numId w:val="8"/>
+        </w:numPr>
+      </w:pPr>
+      <w:r>
+        <w:t>챗봇 응답 시 해당 </w:t>
+      </w:r>
+      <w:r>
+        <w:rPr>
+          <w:b/>
+          <w:bCs/>
+        </w:rPr>
+        <w:t>성향 정보를 반영한 맞춤형 프롬프트 적용</w:t>
+      </w:r>
+    </w:p>
+    <w:p>
+      <w:pPr>
+        <w:numPr>
+          <w:ilvl w:val="0"/>
+          <w:numId w:val="8"/>
+        </w:numPr>
+      </w:pPr>
+      <w:r>
+        <w:t>사용자가 성격 검사를 반복할 때마다 GPT-4o가 새로운 질문지를 자동 생성</w:t>
+      </w:r>
+    </w:p>
+    <w:p>
+      <w:pPr>
+        <w:numPr>
+          <w:ilvl w:val="1"/>
+          <w:numId w:val="8"/>
+        </w:numPr>
+      </w:pPr>
+      <w:r>
+        <w:t>항상 똑같은 질문 대신 반려견의 </w:t>
+      </w:r>
+      <w:r>
+        <w:rPr>
+          <w:b/>
+          <w:bCs/>
+        </w:rPr>
+        <w:t>일상적인 행동에서 쉽게 관찰 가능한 질문</w:t>
+      </w:r>
+      <w:r>
+        <w:t>으로 구성</w:t>
+      </w:r>
+    </w:p>
+    <w:p>
+      <w:pPr>
+        <w:rPr>
+          <w:b/>
+          <w:bCs/>
+        </w:rPr>
+      </w:pPr>
+      <w:r>
+        <w:rPr>
+          <w:b/>
+          <w:bCs/>
+        </w:rPr>
+        <w:lastRenderedPageBreak/>
+        <w:t>③ 상담 내용 기반 콘텐츠 추천</w:t>
+      </w:r>
+    </w:p>
+    <w:p>
+      <w:r>
+        <w:rPr>
+          <w:b/>
+          <w:bCs/>
+        </w:rPr>
+        <w:t>TF-IDF 기반 알고리즘</w:t>
+      </w:r>
+      <w:r>
+        <w:t>과 </w:t>
+      </w:r>
+      <w:r>
+        <w:rPr>
+          <w:b/>
+          <w:bCs/>
+        </w:rPr>
+        <w:t>유사도 분석</w:t>
+      </w:r>
+      <w:r>
+        <w:t>을 통한 추천 시스템 구축</w:t>
+      </w:r>
+    </w:p>
+    <w:p>
+      <w:pPr>
+        <w:numPr>
+          <w:ilvl w:val="0"/>
+          <w:numId w:val="9"/>
+        </w:numPr>
+      </w:pPr>
+      <w:r>
+        <w:t>사용자의 상담 내용을 추출하여 관련 지식 콘텐츠 자동 추천</w:t>
+      </w:r>
+    </w:p>
+    <w:p>
+      <w:pPr>
+        <w:numPr>
+          <w:ilvl w:val="0"/>
+          <w:numId w:val="9"/>
+        </w:numPr>
+      </w:pPr>
+      <w:r>
+        <w:t>문제 해결을 위한 학습과 정보 제공을 동시에 유도</w:t>
+      </w:r>
+    </w:p>
+    <w:p>
+      <w:pPr>
+        <w:rPr>
+          <w:b/>
+          <w:bCs/>
+        </w:rPr>
+      </w:pPr>
+      <w:r>
+        <w:rPr>
+          <w:b/>
+          <w:bCs/>
+        </w:rPr>
+        <w:t>④ 상담 요약 PDF 리포트 제공</w:t>
+      </w:r>
+    </w:p>
+    <w:p>
+      <w:r>
+        <w:rPr>
+          <w:b/>
+          <w:bCs/>
+        </w:rPr>
+        <w:t>상담 레포트를 다운로드 가능한 PDF 형태로 제공</w:t>
+      </w:r>
+      <w:r>
+        <w:t>하는 기능</w:t>
+      </w:r>
+    </w:p>
+    <w:p>
+      <w:pPr>
+        <w:numPr>
+          <w:ilvl w:val="0"/>
+          <w:numId w:val="10"/>
+        </w:numPr>
+      </w:pPr>
+      <w:r>
+        <w:t>원하는 날짜의 상담 내용을 요약하여 GPT-4o가 자동 생성한 리포트 제공</w:t>
+      </w:r>
+    </w:p>
+    <w:p>
+      <w:r>
+        <w:t>상담 리포트 형식: 상담 요약, 주의사항, 다음 상담 제안까지 포함</w:t>
+      </w:r>
+    </w:p>
+    <w:p>
+      <w:r>
+        <w:br/>
+      </w:r>
+    </w:p>
+    <w:p>
+      <w:r>
+        <w:pict w14:anchorId="081E7C33">
+          <v:rect id="_x0000_i1192" style="width:0;height:3pt" o:hralign="center" o:hrstd="t" o:hr="t" fillcolor="#a0a0a0" stroked="f"/>
+        </w:pict>
+      </w:r>
+    </w:p>
+    <w:p>
+      <w:pPr>
+        <w:rPr>
+          <w:b/>
+          <w:bCs/>
+        </w:rPr>
+      </w:pPr>
+      <w:r>
+        <w:rPr>
+          <w:b/>
+          <w:bCs/>
+        </w:rPr>
+        <w:t>5. Model Workflow</w:t>
+      </w:r>
+    </w:p>
+    <w:p>
+      <w:r>
+        <mc:AlternateContent>
+          <mc:Choice Requires="wps">
+            <w:drawing>
+              <wp:inline distT="0" distB="0" distL="0" distR="0" wp14:anchorId="148F69ED" wp14:editId="69EF3C93">
+                <wp:extent cx="304800" cy="304800"/>
+                <wp:effectExtent l="0" t="0" r="0" b="0"/>
+                <wp:docPr id="717037493" name="正方形/長方形 26" descr="image">
+                  <a:hlinkClick xmlns:a="http://schemas.openxmlformats.org/drawingml/2006/main" r:id="rId7" tgtFrame="&quot;_blank&quot;"/>
+                </wp:docPr>
+                <wp:cNvGraphicFramePr>
+                  <a:graphicFrameLocks xmlns:a="http://schemas.openxmlformats.org/drawingml/2006/main" noChangeAspect="1"/>
+                </wp:cNvGraphicFramePr>
+                <a:graphic xmlns:a="http://schemas.openxmlformats.org/drawingml/2006/main">
+                  <a:graphicData uri="http://schemas.microsoft.com/office/word/2010/wordprocessingShape">
+                    <wps:wsp>
+                      <wps:cNvSpPr>
+                        <a:spLocks noChangeAspect="1" noChangeArrowheads="1"/>
+                      </wps:cNvSpPr>
+                      <wps:spPr bwMode="auto">
+                        <a:xfrm>
+                          <a:off x="0" y="0"/>
+                          <a:ext cx="304800" cy="304800"/>
+                        </a:xfrm>
+                        <a:prstGeom prst="rect">
+                          <a:avLst/>
+                        </a:prstGeom>
+                        <a:noFill/>
+                        <a:ln>
+                          <a:noFill/>
+                        </a:ln>
+                        <a:extLst>
+                          <a:ext uri="{909E8E84-426E-40DD-AFC4-6F175D3DCCD1}">
+                            <a14:hiddenFill xmlns:a14="http://schemas.microsoft.com/office/drawing/2010/main">
+                              <a:solidFill>
+                                <a:srgbClr val="FFFFFF"/>
+                              </a:solidFill>
+                            </a14:hiddenFill>
+                          </a:ext>
+                          <a:ext uri="{91240B29-F687-4F45-9708-019B960494DF}">
+                            <a14:hiddenLine xmlns:a14="http://schemas.microsoft.com/office/drawing/2010/main" w="9525">
+                              <a:solidFill>
+                                <a:srgbClr val="000000"/>
+                              </a:solidFill>
+                              <a:miter lim="800000"/>
+                              <a:headEnd/>
+                              <a:tailEnd/>
+                            </a14:hiddenLine>
+                          </a:ext>
+                        </a:extLst>
+                      </wps:spPr>
+                      <wps:bodyPr rot="0" vert="horz" wrap="square" lIns="91440" tIns="45720" rIns="91440" bIns="45720" anchor="t" anchorCtr="0" upright="1">
+                        <a:noAutofit/>
+                      </wps:bodyPr>
+                    </wps:wsp>
+                  </a:graphicData>
+                </a:graphic>
+              </wp:inline>
+            </w:drawing>
+          </mc:Choice>
+          <mc:Fallback>
+            <w:pict>
+              <v:rect w14:anchorId="0893054F" id="正方形/長方形 26" o:spid="_x0000_s1026" alt="image" href="https://private-user-images.githubusercontent.com/109786068/456870605-dad4ec8f-691b-4892-8538-027dcd893fb0.png?jwt=eyJ0eXAiOiJKV1QiLCJhbGciOiJIUzI1NiJ9.eyJpc3MiOiJnaXRodWIuY29tIiwiYXVkIjoicmF3LmdpdGh1YnVzZXJjb250ZW50LmNvbSIsImtleSI6ImtleTUiLCJleHAiOjE3Nzg1NjUxMzMsIm5iZiI6MTc3ODU2NDgzMywicGF0aCI6Ii8xMDk3ODYwNjgvNDU2ODcwNjA1LWRhZDRlYzhmLTY5MWItNDg5Mi04NTM4LTAyN2RjZDg5M2ZiMC5wbmc_WC1BbXotQWxnb3JpdGhtPUFXUzQtSE1BQy1TSEEyNTYmWC1BbXotQ3JlZGVudGlhbD1BS0lBVkNPRFlMU0E1M1BRSzRaQSUyRjIwMjYwNTEyJTJGdXMtZWFzdC0xJTJGczMlMkZhd3M0X3JlcXVlc3QmWC1BbXotRGF0ZT0yMDI2MDUxMlQwNTQ3MTNaJlgtQW16LUV4cGlyZXM9MzAwJlgtQW16LVNpZ25hdHVyZT02MTMwMjExMGY0MzU5M2QwNTQwMWUyZTBhNjE4OGQ4MzUyOWRlMGQxNjdlZjU3MDM4YzkyNjczZmMyMmM4NjRkJlgtQW16LVNpZ25lZEhlYWRlcnM9aG9zdCZyZXNwb25zZS1jb250ZW50LXR5cGU9aW1hZ2UlMkZwbmcifQ.TDsZ2ax1Lzkarjg4RrdtcZLfZiX3I-jd-Q0WujdOuxw" target="&quot;_blank&quot;" style="width:24pt;height:24pt;visibility:visible;mso-wrap-style:square;mso-left-percent:-10001;mso-top-percent:-10001;mso-position-horizontal:absolute;mso-position-horizontal-relative:char;mso-position-vertical:absolute;mso-position-vertical-relative:line;mso-left-percent:-10001;mso-top-percent:-10001;v-text-anchor:top" o:gfxdata="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" o:button="t" filled="f" stroked="f">
+                <v:fill o:detectmouseclick="t"/>
+                <o:lock v:ext="edit" aspectratio="t"/>
+                <w10:anchorlock/>
+              </v:rect>
+            </w:pict>
+          </mc:Fallback>
+        </mc:AlternateContent>
+      </w:r>
+      <w:r>
+        <w:t xml:space="preserve"> </w:t>
+      </w:r>
+      <w:r>
+        <w:rPr>
+          <w:noProof/>
+        </w:rPr>
+        <w:drawing>
+          <wp:inline distT="0" distB="0" distL="0" distR="0" wp14:anchorId="4CFB9D37" wp14:editId="5B533227">
+            <wp:extent cx="5400040" cy="1942465"/>
+            <wp:effectExtent l="0" t="0" r="0" b="635"/>
+            <wp:docPr id="1949442716" name="図 47" descr="image"/>
+            <wp:cNvGraphicFramePr>
+              <a:graphicFrameLocks xmlns:a="http://schemas.openxmlformats.org/drawingml/2006/main" noChangeAspect="1"/>
+            </wp:cNvGraphicFramePr>
+            <a:graphic xmlns:a="http://schemas.openxmlformats.org/drawingml/2006/main">
+              <a:graphicData uri="http://schemas.openxmlformats.org/drawingml/2006/picture">
+                <pic:pic xmlns:pic="http://schemas.openxmlformats.org/drawingml/2006/picture">
+                  <pic:nvPicPr>
+                    <pic:cNvPr id="0" name="Picture 202" descr="image"/>
+                    <pic:cNvPicPr>
+                      <a:picLocks noChangeAspect="1" noChangeArrowheads="1"/>
+                    </pic:cNvPicPr>
+                  </pic:nvPicPr>
+                  <pic:blipFill>
+                    <a:blip r:embed="rId8" cstate="print">
+                      <a:extLst>
+                        <a:ext uri="{28A0092B-C50C-407E-A947-70E740481C1C}">
+                          <a14:useLocalDpi xmlns:a14="http://schemas.microsoft.com/office/drawing/2010/main" val="0"/>
+                        </a:ext>
+                      </a:extLst>
+                    </a:blip>
+                    <a:srcRect/>
+                    <a:stretch>
+                      <a:fillRect/>
+                    </a:stretch>
+                  </pic:blipFill>
+                  <pic:spPr bwMode="auto">
+                    <a:xfrm>
+                      <a:off x="0" y="0"/>
+                      <a:ext cx="5400040" cy="1942465"/>
+                    </a:xfrm>
+                    <a:prstGeom prst="rect">
+                      <a:avLst/>
+                    </a:prstGeom>
+                    <a:noFill/>
+                    <a:ln>
+                      <a:noFill/>
+                    </a:ln>
+                  </pic:spPr>
+                </pic:pic>
+              </a:graphicData>
+            </a:graphic>
+          </wp:inline>
+        </w:drawing>
+      </w:r>
+    </w:p>
+    <w:p>
+      <w:pPr>
+        <w:rPr>
+          <w:b/>
+          <w:bCs/>
+        </w:rPr>
+      </w:pPr>
+      <w:r>
+        <w:rPr>
+          <w:b/>
+          <w:bCs/>
+        </w:rPr>
+        <w:t>① 모델 선정</w:t>
+      </w:r>
+    </w:p>
+    <w:tbl>
+      <w:tblPr>
+        <w:tblW w:w="0" w:type="auto"/>
+        <w:tblCellMar>
+          <w:top w:w="15" w:type="dxa"/>
+          <w:left w:w="15" w:type="dxa"/>
+          <w:bottom w:w="15" w:type="dxa"/>
+          <w:right w:w="15" w:type="dxa"/>
+        </w:tblCellMar>
+        <w:tblLook w:val="04A0" w:firstRow="1" w:lastRow="0" w:firstColumn="1" w:lastColumn="0" w:noHBand="0" w:noVBand="1"/>
+      </w:tblPr>
+      <w:tblGrid>
+        <w:gridCol w:w="752"/>
+        <w:gridCol w:w="3813"/>
+        <w:gridCol w:w="3929"/>
+      </w:tblGrid>
+      <w:tr>
+        <w:trPr>
+          <w:tblHeader/>
+        </w:trPr>
+        <w:tc>
+          <w:tcPr>
+            <w:tcW w:w="0" w:type="auto"/>
+            <w:tcBorders>
+              <w:top w:val="single" w:sz="4" w:space="0" w:color="3D444D"/>
+              <w:left w:val="single" w:sz="4" w:space="0" w:color="3D444D"/>
+              <w:bottom w:val="single" w:sz="4" w:space="0" w:color="3D444D"/>
+              <w:right w:val="single" w:sz="4" w:space="0" w:color="3D444D"/>
+            </w:tcBorders>
+            <w:shd w:val="clear" w:color="auto" w:fill="0D1117"/>
+            <w:tcMar>
+              <w:top w:w="90" w:type="dxa"/>
+              <w:left w:w="195" w:type="dxa"/>
+              <w:bottom w:w="90" w:type="dxa"/>
+              <w:right w:w="195" w:type="dxa"/>
+            </w:tcMar>
+            <w:vAlign w:val="center"/>
+            <w:hideMark/>
+          </w:tcPr>
+          <w:p>
+            <w:pPr>
+              <w:rPr>
+                <w:b/>
+                <w:bCs/>
+              </w:rPr>
+            </w:pPr>
+            <w:r>
+              <w:rPr>
+                <w:b/>
+                <w:bCs/>
+              </w:rPr>
+              <w:t>모델</w:t>
+            </w:r>
+          </w:p>
+        </w:tc>
+        <w:tc>
+          <w:tcPr>
+            <w:tcW w:w="0" w:type="auto"/>
+            <w:tcBorders>
+              <w:top w:val="single" w:sz="4" w:space="0" w:color="3D444D"/>
+              <w:left w:val="single" w:sz="4" w:space="0" w:color="3D444D"/>
+              <w:bottom w:val="single" w:sz="4" w:space="0" w:color="3D444D"/>
+              <w:right w:val="single" w:sz="4" w:space="0" w:color="3D444D"/>
+            </w:tcBorders>
+            <w:shd w:val="clear" w:color="auto" w:fill="0D1117"/>
+            <w:tcMar>
+              <w:top w:w="90" w:type="dxa"/>
+              <w:left w:w="195" w:type="dxa"/>
+              <w:bottom w:w="90" w:type="dxa"/>
+              <w:right w:w="195" w:type="dxa"/>
+            </w:tcMar>
+            <w:vAlign w:val="center"/>
+            <w:hideMark/>
+          </w:tcPr>
+          <w:p>
+            <w:pPr>
+              <w:rPr>
+                <w:b/>
+                <w:bCs/>
+              </w:rPr>
+            </w:pPr>
+            <w:r>
+              <w:rPr>
+                <w:b/>
+                <w:bCs/>
+              </w:rPr>
+              <w:t>텍스트 전용 모델: Qwen3-8B</w:t>
+            </w:r>
+          </w:p>
+        </w:tc>
+        <w:tc>
+          <w:tcPr>
+            <w:tcW w:w="0" w:type="auto"/>
+            <w:tcBorders>
+              <w:top w:val="single" w:sz="4" w:space="0" w:color="3D444D"/>
+              <w:left w:val="single" w:sz="4" w:space="0" w:color="3D444D"/>
+              <w:bottom w:val="single" w:sz="4" w:space="0" w:color="3D444D"/>
+              <w:right w:val="single" w:sz="4" w:space="0" w:color="3D444D"/>
+            </w:tcBorders>
+            <w:shd w:val="clear" w:color="auto" w:fill="0D1117"/>
+            <w:tcMar>
+              <w:top w:w="90" w:type="dxa"/>
+              <w:left w:w="195" w:type="dxa"/>
+              <w:bottom w:w="90" w:type="dxa"/>
+              <w:right w:w="195" w:type="dxa"/>
+            </w:tcMar>
+            <w:vAlign w:val="center"/>
+            <w:hideMark/>
+          </w:tcPr>
+          <w:p>
+            <w:pPr>
+              <w:rPr>
+                <w:b/>
+                <w:bCs/>
+              </w:rPr>
+            </w:pPr>
+            <w:r>
+              <w:rPr>
+                <w:b/>
+                <w:bCs/>
+              </w:rPr>
+              <w:t>이미지 전용 모델: GPT-4o</w:t>
+            </w:r>
+          </w:p>
+        </w:tc>
+      </w:tr>
+      <w:tr>
+        <w:tc>
+          <w:tcPr>
+            <w:tcW w:w="0" w:type="auto"/>
+            <w:tcBorders>
+              <w:top w:val="single" w:sz="4" w:space="0" w:color="3D444D"/>
+              <w:left w:val="single" w:sz="4" w:space="0" w:color="3D444D"/>
+              <w:bottom w:val="single" w:sz="4" w:space="0" w:color="3D444D"/>
+              <w:right w:val="single" w:sz="4" w:space="0" w:color="3D444D"/>
+            </w:tcBorders>
+            <w:shd w:val="clear" w:color="auto" w:fill="0D1117"/>
+            <w:tcMar>
+              <w:top w:w="90" w:type="dxa"/>
+              <w:left w:w="195" w:type="dxa"/>
+              <w:bottom w:w="90" w:type="dxa"/>
+              <w:right w:w="195" w:type="dxa"/>
+            </w:tcMar>
+            <w:vAlign w:val="center"/>
+            <w:hideMark/>
+          </w:tcPr>
+          <w:p>
+            <w:r>
+              <w:t>개발</w:t>
+            </w:r>
+            <w:r>
+              <w:lastRenderedPageBreak/>
+              <w:t>사</w:t>
+            </w:r>
+          </w:p>
+        </w:tc>
+        <w:tc>
+          <w:tcPr>
+            <w:tcW w:w="0" w:type="auto"/>
+            <w:tcBorders>
+              <w:top w:val="single" w:sz="4" w:space="0" w:color="3D444D"/>
+              <w:left w:val="single" w:sz="4" w:space="0" w:color="3D444D"/>
+              <w:bottom w:val="single" w:sz="4" w:space="0" w:color="3D444D"/>
+              <w:right w:val="single" w:sz="4" w:space="0" w:color="3D444D"/>
+            </w:tcBorders>
+            <w:shd w:val="clear" w:color="auto" w:fill="0D1117"/>
+            <w:tcMar>
+              <w:top w:w="90" w:type="dxa"/>
+              <w:left w:w="195" w:type="dxa"/>
+              <w:bottom w:w="90" w:type="dxa"/>
+              <w:right w:w="195" w:type="dxa"/>
+            </w:tcMar>
+            <w:vAlign w:val="center"/>
+            <w:hideMark/>
+          </w:tcPr>
+          <w:p>
+            <w:r>
+              <w:lastRenderedPageBreak/>
+              <w:t>Alibaba Cloud</w:t>
+            </w:r>
+          </w:p>
+        </w:tc>
+        <w:tc>
+          <w:tcPr>
+            <w:tcW w:w="0" w:type="auto"/>
+            <w:tcBorders>
+              <w:top w:val="single" w:sz="4" w:space="0" w:color="3D444D"/>
+              <w:left w:val="single" w:sz="4" w:space="0" w:color="3D444D"/>
+              <w:bottom w:val="single" w:sz="4" w:space="0" w:color="3D444D"/>
+              <w:right w:val="single" w:sz="4" w:space="0" w:color="3D444D"/>
+            </w:tcBorders>
+            <w:shd w:val="clear" w:color="auto" w:fill="0D1117"/>
+            <w:tcMar>
+              <w:top w:w="90" w:type="dxa"/>
+              <w:left w:w="195" w:type="dxa"/>
+              <w:bottom w:w="90" w:type="dxa"/>
+              <w:right w:w="195" w:type="dxa"/>
+            </w:tcMar>
+            <w:vAlign w:val="center"/>
+            <w:hideMark/>
+          </w:tcPr>
+          <w:p>
+            <w:r>
+              <w:t>OpenAI</w:t>
+            </w:r>
+          </w:p>
+        </w:tc>
+      </w:tr>
+      <w:tr>
+        <w:tc>
+          <w:tcPr>
+            <w:tcW w:w="0" w:type="auto"/>
+            <w:tcBorders>
+              <w:top w:val="single" w:sz="4" w:space="0" w:color="3D444D"/>
+              <w:left w:val="single" w:sz="4" w:space="0" w:color="3D444D"/>
+              <w:bottom w:val="single" w:sz="4" w:space="0" w:color="3D444D"/>
+              <w:right w:val="single" w:sz="4" w:space="0" w:color="3D444D"/>
+            </w:tcBorders>
+            <w:shd w:val="clear" w:color="auto" w:fill="151B23"/>
+            <w:tcMar>
+              <w:top w:w="90" w:type="dxa"/>
+              <w:left w:w="195" w:type="dxa"/>
+              <w:bottom w:w="90" w:type="dxa"/>
+              <w:right w:w="195" w:type="dxa"/>
+            </w:tcMar>
+            <w:vAlign w:val="center"/>
+            <w:hideMark/>
+          </w:tcPr>
+          <w:p>
+            <w:r>
+              <w:t>입력값</w:t>
+            </w:r>
+          </w:p>
+        </w:tc>
+        <w:tc>
+          <w:tcPr>
+            <w:tcW w:w="0" w:type="auto"/>
+            <w:tcBorders>
+              <w:top w:val="single" w:sz="4" w:space="0" w:color="3D444D"/>
+              <w:left w:val="single" w:sz="4" w:space="0" w:color="3D444D"/>
+              <w:bottom w:val="single" w:sz="4" w:space="0" w:color="3D444D"/>
+              <w:right w:val="single" w:sz="4" w:space="0" w:color="3D444D"/>
+            </w:tcBorders>
+            <w:shd w:val="clear" w:color="auto" w:fill="151B23"/>
+            <w:tcMar>
+              <w:top w:w="90" w:type="dxa"/>
+              <w:left w:w="195" w:type="dxa"/>
+              <w:bottom w:w="90" w:type="dxa"/>
+              <w:right w:w="195" w:type="dxa"/>
+            </w:tcMar>
+            <w:vAlign w:val="center"/>
+            <w:hideMark/>
+          </w:tcPr>
+          <w:p>
+            <w:r>
+              <w:t>텍스트</w:t>
+            </w:r>
+          </w:p>
+        </w:tc>
+        <w:tc>
+          <w:tcPr>
+            <w:tcW w:w="0" w:type="auto"/>
+            <w:tcBorders>
+              <w:top w:val="single" w:sz="4" w:space="0" w:color="3D444D"/>
+              <w:left w:val="single" w:sz="4" w:space="0" w:color="3D444D"/>
+              <w:bottom w:val="single" w:sz="4" w:space="0" w:color="3D444D"/>
+              <w:right w:val="single" w:sz="4" w:space="0" w:color="3D444D"/>
+            </w:tcBorders>
+            <w:shd w:val="clear" w:color="auto" w:fill="151B23"/>
+            <w:tcMar>
+              <w:top w:w="90" w:type="dxa"/>
+              <w:left w:w="195" w:type="dxa"/>
+              <w:bottom w:w="90" w:type="dxa"/>
+              <w:right w:w="195" w:type="dxa"/>
+            </w:tcMar>
+            <w:vAlign w:val="center"/>
+            <w:hideMark/>
+          </w:tcPr>
+          <w:p>
+            <w:r>
+              <w:t>이미지 + 텍스트</w:t>
+            </w:r>
+          </w:p>
+        </w:tc>
+      </w:tr>
+      <w:tr>
+        <w:tc>
+          <w:tcPr>
+            <w:tcW w:w="0" w:type="auto"/>
+            <w:tcBorders>
+              <w:top w:val="single" w:sz="4" w:space="0" w:color="3D444D"/>
+              <w:left w:val="single" w:sz="4" w:space="0" w:color="3D444D"/>
+              <w:bottom w:val="single" w:sz="4" w:space="0" w:color="3D444D"/>
+              <w:right w:val="single" w:sz="4" w:space="0" w:color="3D444D"/>
+            </w:tcBorders>
+            <w:shd w:val="clear" w:color="auto" w:fill="0D1117"/>
+            <w:tcMar>
+              <w:top w:w="90" w:type="dxa"/>
+              <w:left w:w="195" w:type="dxa"/>
+              <w:bottom w:w="90" w:type="dxa"/>
+              <w:right w:w="195" w:type="dxa"/>
+            </w:tcMar>
+            <w:vAlign w:val="center"/>
+            <w:hideMark/>
+          </w:tcPr>
+          <w:p>
+            <w:r>
+              <w:t>특징</w:t>
+            </w:r>
+          </w:p>
+        </w:tc>
+        <w:tc>
+          <w:tcPr>
+            <w:tcW w:w="0" w:type="auto"/>
+            <w:tcBorders>
+              <w:top w:val="single" w:sz="4" w:space="0" w:color="3D444D"/>
+              <w:left w:val="single" w:sz="4" w:space="0" w:color="3D444D"/>
+              <w:bottom w:val="single" w:sz="4" w:space="0" w:color="3D444D"/>
+              <w:right w:val="single" w:sz="4" w:space="0" w:color="3D444D"/>
+            </w:tcBorders>
+            <w:shd w:val="clear" w:color="auto" w:fill="0D1117"/>
+            <w:tcMar>
+              <w:top w:w="90" w:type="dxa"/>
+              <w:left w:w="195" w:type="dxa"/>
+              <w:bottom w:w="90" w:type="dxa"/>
+              <w:right w:w="195" w:type="dxa"/>
+            </w:tcMar>
+            <w:vAlign w:val="center"/>
+            <w:hideMark/>
+          </w:tcPr>
+          <w:p>
+            <w:r>
+              <w:t>사고 모드(Thinking Mode) 도입으로 복잡한 질문이나 감정 섞인 상담 응답 성능 강화</w:t>
+            </w:r>
+          </w:p>
+        </w:tc>
+        <w:tc>
+          <w:tcPr>
+            <w:tcW w:w="0" w:type="auto"/>
+            <w:tcBorders>
+              <w:top w:val="single" w:sz="4" w:space="0" w:color="3D444D"/>
+              <w:left w:val="single" w:sz="4" w:space="0" w:color="3D444D"/>
+              <w:bottom w:val="single" w:sz="4" w:space="0" w:color="3D444D"/>
+              <w:right w:val="single" w:sz="4" w:space="0" w:color="3D444D"/>
+            </w:tcBorders>
+            <w:shd w:val="clear" w:color="auto" w:fill="0D1117"/>
+            <w:tcMar>
+              <w:top w:w="90" w:type="dxa"/>
+              <w:left w:w="195" w:type="dxa"/>
+              <w:bottom w:w="90" w:type="dxa"/>
+              <w:right w:w="195" w:type="dxa"/>
+            </w:tcMar>
+            <w:vAlign w:val="center"/>
+            <w:hideMark/>
+          </w:tcPr>
+          <w:p>
+            <w:r>
+              <w:t>멀티모달 처리로 맥락 이해력과 의도 파악 정확도가 향상되어, 상담의 공감도와 신뢰도 개선</w:t>
+            </w:r>
+          </w:p>
+        </w:tc>
+      </w:tr>
+    </w:tbl>
+    <w:p/>
+    <w:p>
+      <w:pPr>
+        <w:rPr>
+          <w:b/>
+          <w:bCs/>
+        </w:rPr>
+      </w:pPr>
+      <w:r>
+        <w:rPr>
+          <w:b/>
+          <w:bCs/>
+        </w:rPr>
+        <w:t>② 의미 기반 검색: RAG + 텍스트 임베딩</w:t>
+      </w:r>
+    </w:p>
+    <w:p>
+      <w:pPr>
+        <w:numPr>
+          <w:ilvl w:val="0"/>
+          <w:numId w:val="11"/>
+        </w:numPr>
+      </w:pPr>
+      <w:r>
+        <w:t>OpenAI의 text-embedding-3-small 모델로 문서 임베딩 → FAISS 기반 벡터 검색</w:t>
+      </w:r>
+    </w:p>
+    <w:p>
+      <w:pPr>
+        <w:numPr>
+          <w:ilvl w:val="0"/>
+          <w:numId w:val="11"/>
+        </w:numPr>
+      </w:pPr>
+      <w:r>
+        <w:t>다양한 질문 유형에서 안정적이고 높은 일관성의 검색 성능을 기록하여 최종 채택</w:t>
+      </w:r>
+    </w:p>
+    <w:p>
+      <w:r>
+        <w:rPr>
+          <w:rFonts w:ascii="Segoe UI Emoji" w:hAnsi="Segoe UI Emoji" w:cs="Segoe UI Emoji"/>
+        </w:rPr>
+        <w:t>🔗</w:t>
+      </w:r>
+      <w:r>
+        <w:t> </w:t>
+      </w:r>
+      <w:hyperlink r:id="rId9" w:history="1">
+        <w:r>
+          <w:rPr>
+            <w:rStyle w:val="af"/>
+          </w:rPr>
+          <w:t>임베딩 모델 성능 평가 문서</w:t>
+        </w:r>
+      </w:hyperlink>
+    </w:p>
+    <w:p>
+      <w:pPr>
+        <w:rPr>
+          <w:b/>
+          <w:bCs/>
+        </w:rPr>
+      </w:pPr>
+      <w:r>
+        <w:rPr>
+          <w:b/>
+          <w:bCs/>
+        </w:rPr>
+        <w:t>③ 질문 유형 분류 &amp; 프롬프트 구조 설계</w:t>
+      </w:r>
+    </w:p>
+    <w:p>
+      <w:pPr>
+        <w:numPr>
+          <w:ilvl w:val="0"/>
+          <w:numId w:val="12"/>
+        </w:numPr>
+      </w:pPr>
+      <w:r>
+        <w:t>사용자의 질문 유형을 행동 교정 / 정보 탐색 / 감정 공감 3가지로 분류하여 질문 분류 모델 도입</w:t>
+      </w:r>
+    </w:p>
+    <w:p>
+      <w:pPr>
+        <w:numPr>
+          <w:ilvl w:val="0"/>
+          <w:numId w:val="12"/>
+        </w:numPr>
+      </w:pPr>
+      <w:r>
+        <w:t>각 유형별 프롬프트를 설계하여 일관된 응답 흐름과 상담의 깊이 확보</w:t>
+      </w:r>
+    </w:p>
+    <w:p>
+      <w:pPr>
+        <w:rPr>
+          <w:b/>
+          <w:bCs/>
+        </w:rPr>
+      </w:pPr>
+      <w:r>
+        <w:rPr>
+          <w:b/>
+          <w:bCs/>
+        </w:rPr>
+        <w:t>④ 장기기억 구조 설계</w:t>
+      </w:r>
+    </w:p>
+    <w:p>
+      <w:pPr>
+        <w:numPr>
+          <w:ilvl w:val="0"/>
+          <w:numId w:val="13"/>
+        </w:numPr>
+      </w:pPr>
+      <w:r>
+        <w:t>Qwen3-8B로 최근 10턴의 대화 요약 후, Chroma DB에 사용자 ID 기준으로 기억 저장</w:t>
+      </w:r>
+    </w:p>
+    <w:p>
+      <w:pPr>
+        <w:numPr>
+          <w:ilvl w:val="0"/>
+          <w:numId w:val="13"/>
+        </w:numPr>
+      </w:pPr>
+      <w:r>
+        <w:t>이후 유사한 질문이 들어올 경우, 기억을 검색해 프롬프트에 삽입하여 응답에 반영</w:t>
+      </w:r>
+    </w:p>
+    <w:p>
+      <w:r>
+        <w:t>빠른 검색과 효율적 관리를 위해, </w:t>
+      </w:r>
+      <w:proofErr w:type="spellStart"/>
+      <w:r>
+        <w:t>user_id</w:t>
+      </w:r>
+      <w:proofErr w:type="spellEnd"/>
+      <w:r>
+        <w:t xml:space="preserve"> 기반으로 기억을 저장하고 검색할 수 있는 </w:t>
+      </w:r>
+      <w:r>
+        <w:lastRenderedPageBreak/>
+        <w:t xml:space="preserve">구조를 지원하는 </w:t>
+      </w:r>
+      <w:proofErr w:type="spellStart"/>
+      <w:r>
+        <w:t>ChromaDB</w:t>
+      </w:r>
+      <w:proofErr w:type="spellEnd"/>
+      <w:r>
+        <w:t>를 활용</w:t>
+      </w:r>
+    </w:p>
+    <w:p>
+      <w:r>
+        <w:br/>
+      </w:r>
+    </w:p>
+    <w:p>
+      <w:r>
+        <w:pict w14:anchorId="5CDF61D1">
+          <v:rect id="_x0000_i1194" style="width:0;height:3pt" o:hralign="center" o:hrstd="t" o:hr="t" fillcolor="#a0a0a0" stroked="f"/>
+        </w:pict>
+      </w:r>
+    </w:p>
+    <w:p>
+      <w:pPr>
+        <w:rPr>
+          <w:b/>
+          <w:bCs/>
+        </w:rPr>
+      </w:pPr>
+      <w:r>
+        <w:rPr>
+          <w:b/>
+          <w:bCs/>
+        </w:rPr>
+        <w:t>6. Deployment Pipeline</w:t>
+      </w:r>
+    </w:p>
+    <w:p>
+      <w:r>
+        <mc:AlternateContent>
+          <mc:Choice Requires="wps">
+            <w:drawing>
+              <wp:inline distT="0" distB="0" distL="0" distR="0" wp14:anchorId="00B87C07" wp14:editId="44252635">
+                <wp:extent cx="304800" cy="304800"/>
+                <wp:effectExtent l="0" t="0" r="0" b="0"/>
+                <wp:docPr id="1841959846" name="正方形/長方形 25" descr="image">
+                  <a:hlinkClick xmlns:a="http://schemas.openxmlformats.org/drawingml/2006/main" r:id="rId10" tgtFrame="&quot;_blank&quot;"/>
+                </wp:docPr>
+                <wp:cNvGraphicFramePr>
+                  <a:graphicFrameLocks xmlns:a="http://schemas.openxmlformats.org/drawingml/2006/main" noChangeAspect="1"/>
+                </wp:cNvGraphicFramePr>
+                <a:graphic xmlns:a="http://schemas.openxmlformats.org/drawingml/2006/main">
+                  <a:graphicData uri="http://schemas.microsoft.com/office/word/2010/wordprocessingShape">
+                    <wps:wsp>
+                      <wps:cNvSpPr>
+                        <a:spLocks noChangeAspect="1" noChangeArrowheads="1"/>
+                      </wps:cNvSpPr>
+                      <wps:spPr bwMode="auto">
+                        <a:xfrm>
+                          <a:off x="0" y="0"/>
+                          <a:ext cx="304800" cy="304800"/>
+                        </a:xfrm>
+                        <a:prstGeom prst="rect">
+                          <a:avLst/>
+                        </a:prstGeom>
+                        <a:noFill/>
+                        <a:ln>
+                          <a:noFill/>
+                        </a:ln>
+                        <a:extLst>
+                          <a:ext uri="{909E8E84-426E-40DD-AFC4-6F175D3DCCD1}">
+                            <a14:hiddenFill xmlns:a14="http://schemas.microsoft.com/office/drawing/2010/main">
+                              <a:solidFill>
+                                <a:srgbClr val="FFFFFF"/>
+                              </a:solidFill>
+                            </a14:hiddenFill>
+                          </a:ext>
+                          <a:ext uri="{91240B29-F687-4F45-9708-019B960494DF}">
+                            <a14:hiddenLine xmlns:a14="http://schemas.microsoft.com/office/drawing/2010/main" w="9525">
+                              <a:solidFill>
+                                <a:srgbClr val="000000"/>
+                              </a:solidFill>
+                              <a:miter lim="800000"/>
+                              <a:headEnd/>
+                              <a:tailEnd/>
+                            </a14:hiddenLine>
+                          </a:ext>
+                        </a:extLst>
+                      </wps:spPr>
+                      <wps:bodyPr rot="0" vert="horz" wrap="square" lIns="91440" tIns="45720" rIns="91440" bIns="45720" anchor="t" anchorCtr="0" upright="1">
+                        <a:noAutofit/>
+                      </wps:bodyPr>
+                    </wps:wsp>
+                  </a:graphicData>
+                </a:graphic>
+              </wp:inline>
+            </w:drawing>
+          </mc:Choice>
+          <mc:Fallback>
+            <w:pict>
+              <v:rect w14:anchorId="5FD9F46C" id="正方形/長方形 25" o:spid="_x0000_s1026" alt="image" href="https://private-user-images.githubusercontent.com/109786068/456880840-0b5a1bf7-4726-47e3-99c9-4fdef9ddee20.png?jwt=eyJ0eXAiOiJKV1QiLCJhbGciOiJIUzI1NiJ9.eyJpc3MiOiJnaXRodWIuY29tIiwiYXVkIjoicmF3LmdpdGh1YnVzZXJjb250ZW50LmNvbSIsImtleSI6ImtleTUiLCJleHAiOjE3Nzg1NjUxMzMsIm5iZiI6MTc3ODU2NDgzMywicGF0aCI6Ii8xMDk3ODYwNjgvNDU2ODgwODQwLTBiNWExYmY3LTQ3MjYtNDdlMy05OWM5LTRmZGVmOWRkZWUyMC5wbmc_WC1BbXotQWxnb3JpdGhtPUFXUzQtSE1BQy1TSEEyNTYmWC1BbXotQ3JlZGVudGlhbD1BS0lBVkNPRFlMU0E1M1BRSzRaQSUyRjIwMjYwNTEyJTJGdXMtZWFzdC0xJTJGczMlMkZhd3M0X3JlcXVlc3QmWC1BbXotRGF0ZT0yMDI2MDUxMlQwNTQ3MTNaJlgtQW16LUV4cGlyZXM9MzAwJlgtQW16LVNpZ25hdHVyZT1iOTQ4YjU0MWJkOTYxYmUzNWVjMWZlMjA3YzNmYmFhMDM5NzI4NGM0ZDA3YzJlM2U2ODQ5Y2U5MDY1NmI4OGQyJlgtQW16LVNpZ25lZEhlYWRlcnM9aG9zdCZyZXNwb25zZS1jb250ZW50LXR5cGU9aW1hZ2UlMkZwbmcifQ.QrzIZI5e_VEbYzzaEDK4wiuvvDvPcr6oGoboYR4yv94" target="&quot;_blank&quot;" style="width:24pt;height:24pt;visibility:visible;mso-wrap-style:square;mso-left-percent:-10001;mso-top-percent:-10001;mso-position-horizontal:absolute;mso-position-horizontal-relative:char;mso-position-vertical:absolute;mso-position-vertical-relative:line;mso-left-percent:-10001;mso-top-percent:-10001;v-text-anchor:top" o:gfxdata="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" o:button="t" filled="f" stroked="f">
+                <v:fill o:detectmouseclick="t"/>
+                <o:lock v:ext="edit" aspectratio="t"/>
+                <w10:anchorlock/>
+              </v:rect>
+            </w:pict>
+          </mc:Fallback>
+        </mc:AlternateContent>
+      </w:r>
+      <w:r>
+        <w:rPr>
+          <w:noProof/>
+        </w:rPr>
+        <w:t xml:space="preserve"> </w:t>
+      </w:r>
+      <w:r>
+        <w:drawing>
+          <wp:inline distT="0" distB="0" distL="0" distR="0" wp14:anchorId="75FD172B" wp14:editId="3C85433C">
+            <wp:extent cx="5400040" cy="3337560"/>
+            <wp:effectExtent l="0" t="0" r="0" b="0"/>
+            <wp:docPr id="1053415026" name="図 1"/>
+            <wp:cNvGraphicFramePr>
+              <a:graphicFrameLocks xmlns:a="http://schemas.openxmlformats.org/drawingml/2006/main" noChangeAspect="1"/>
+            </wp:cNvGraphicFramePr>
+            <a:graphic xmlns:a="http://schemas.openxmlformats.org/drawingml/2006/main">
+              <a:graphicData uri="http://schemas.openxmlformats.org/drawingml/2006/picture">
+                <pic:pic xmlns:pic="http://schemas.openxmlformats.org/drawingml/2006/picture">
+                  <pic:nvPicPr>
+                    <pic:cNvPr id="1053415026" name=""/>
+                    <pic:cNvPicPr/>
+                  </pic:nvPicPr>
+                  <pic:blipFill>
+                    <a:blip r:embed="rId11"/>
+                    <a:stretch>
+                      <a:fillRect/>
+                    </a:stretch>
+                  </pic:blipFill>
+                  <pic:spPr>
+                    <a:xfrm>
+                      <a:off x="0" y="0"/>
+                      <a:ext cx="5400040" cy="3337560"/>
+                    </a:xfrm>
+                    <a:prstGeom prst="rect">
+                      <a:avLst/>
+                    </a:prstGeom>
+                  </pic:spPr>
+                </pic:pic>
+              </a:graphicData>
+            </a:graphic>
+          </wp:inline>
+        </w:drawing>
+      </w:r>
+    </w:p>
+    <w:p>
+      <w:pPr>
+        <w:numPr>
+          <w:ilvl w:val="0"/>
+          <w:numId w:val="14"/>
+        </w:numPr>
+      </w:pPr>
+      <w:r>
+        <w:rPr>
+          <w:b/>
+          <w:bCs/>
+        </w:rPr>
+        <w:t>Django</w:t>
+      </w:r>
+      <w:r>
+        <w:t> 기반 웹 서비스를 </w:t>
+      </w:r>
+      <w:r>
+        <w:rPr>
+          <w:b/>
+          <w:bCs/>
+        </w:rPr>
+        <w:t>Docker</w:t>
+      </w:r>
+      <w:r>
+        <w:t>로 컨테이너화하고, </w:t>
+      </w:r>
+      <w:r>
+        <w:rPr>
+          <w:b/>
+          <w:bCs/>
+        </w:rPr>
+        <w:t>AWS EC2·S3·RDS</w:t>
+      </w:r>
+      <w:r>
+        <w:t>와 연계하여 인프라를 구성하였으며, </w:t>
+      </w:r>
+      <w:proofErr w:type="spellStart"/>
+      <w:r>
+        <w:rPr>
+          <w:b/>
+          <w:bCs/>
+        </w:rPr>
+        <w:t>LangChain</w:t>
+      </w:r>
+      <w:proofErr w:type="spellEnd"/>
+      <w:r>
+        <w:t>과 </w:t>
+      </w:r>
+      <w:proofErr w:type="spellStart"/>
+      <w:r>
+        <w:rPr>
+          <w:b/>
+          <w:bCs/>
+        </w:rPr>
+        <w:t>RunPod</w:t>
+      </w:r>
+      <w:proofErr w:type="spellEnd"/>
+      <w:r>
+        <w:rPr>
+          <w:b/>
+          <w:bCs/>
+        </w:rPr>
+        <w:t xml:space="preserve"> AP</w:t>
+      </w:r>
+      <w:r>
+        <w:t>I를 통해 RAG 기반 챗봇 응답 제공.</w:t>
+      </w:r>
+    </w:p>
+    <w:p>
+      <w:r>
+        <w:br/>
+      </w:r>
+    </w:p>
+    <w:p>
+      <w:r>
+        <w:pict w14:anchorId="407AB7A3">
+          <v:rect id="_x0000_i1196" style="width:0;height:3pt" o:hralign="center" o:hrstd="t" o:hr="t" fillcolor="#a0a0a0" stroked="f"/>
+        </w:pict>
+      </w:r>
+    </w:p>
+    <w:p>
+      <w:pPr>
+        <w:rPr>
+          <w:b/>
+          <w:bCs/>
+        </w:rPr>
+      </w:pPr>
+      <w:r>
+        <w:rPr>
+          <w:b/>
+          <w:bCs/>
+        </w:rPr>
+        <w:t>7. Live Demo</w:t>
+      </w:r>
+    </w:p>
+    <w:p>
+      <w:pPr>
+        <w:rPr>
+          <w:b/>
+          <w:bCs/>
+        </w:rPr>
+      </w:pPr>
+      <w:r>
+        <w:rPr>
+          <w:b/>
+          <w:bCs/>
+        </w:rPr>
+        <w:t>아래 이미지를 클릭하시면 시연 영상을 보실 수 있습니다.</w:t>
+      </w:r>
+    </w:p>
+    <w:p>
+      <w:r>
+        <mc:AlternateContent>
+          <mc:Choice Requires="wps">
+            <w:drawing>
+              <wp:inline distT="0" distB="0" distL="0" distR="0" wp14:anchorId="3EE3D0AB" wp14:editId="697AAF2D">
+                <wp:extent cx="304800" cy="304800"/>
+                <wp:effectExtent l="0" t="0" r="0" b="0"/>
+                <wp:docPr id="2097893584" name="正方形/長方形 24" descr="image">
+                  <a:hlinkClick xmlns:a="http://schemas.openxmlformats.org/drawingml/2006/main" r:id="rId12"/>
+                </wp:docPr>
+                <wp:cNvGraphicFramePr>
+                  <a:graphicFrameLocks xmlns:a="http://schemas.openxmlformats.org/drawingml/2006/main" noChangeAspect="1"/>
+                </wp:cNvGraphicFramePr>
+                <a:graphic xmlns:a="http://schemas.openxmlformats.org/drawingml/2006/main">
+                  <a:graphicData uri="http://schemas.microsoft.com/office/word/2010/wordprocessingShape">
+                    <wps:wsp>
+                      <wps:cNvSpPr>
+                        <a:spLocks noChangeAspect="1" noChangeArrowheads="1"/>
+                      </wps:cNvSpPr>
+                      <wps:spPr bwMode="auto">
+                        <a:xfrm>
+                          <a:off x="0" y="0"/>
+                          <a:ext cx="304800" cy="304800"/>
+                        </a:xfrm>
+                        <a:prstGeom prst="rect">
+                          <a:avLst/>
+                        </a:prstGeom>
+                        <a:noFill/>
+                        <a:ln>
+                          <a:noFill/>
+                        </a:ln>
+                        <a:extLst>
+                          <a:ext uri="{909E8E84-426E-40DD-AFC4-6F175D3DCCD1}">
+                            <a14:hiddenFill xmlns:a14="http://schemas.microsoft.com/office/drawing/2010/main">
+                              <a:solidFill>
+                                <a:srgbClr val="FFFFFF"/>
+                              </a:solidFill>
+                            </a14:hiddenFill>
+                          </a:ext>
+                          <a:ext uri="{91240B29-F687-4F45-9708-019B960494DF}">
+                            <a14:hiddenLine xmlns:a14="http://schemas.microsoft.com/office/drawing/2010/main" w="9525">
+                              <a:solidFill>
+                                <a:srgbClr val="000000"/>
+                              </a:solidFill>
+                              <a:miter lim="800000"/>
+                              <a:headEnd/>
+                              <a:tailEnd/>
+                            </a14:hiddenLine>
+                          </a:ext>
+                        </a:extLst>
+                      </wps:spPr>
+                      <wps:bodyPr rot="0" vert="horz" wrap="square" lIns="91440" tIns="45720" rIns="91440" bIns="45720" anchor="t" anchorCtr="0" upright="1">
+                        <a:noAutofit/>
+                      </wps:bodyPr>
+                    </wps:wsp>
+                  </a:graphicData>
+                </a:graphic>
+              </wp:inline>
+            </w:drawing>
+          </mc:Choice>
+          <mc:Fallback>
+            <w:pict>
+              <v:rect w14:anchorId="0E81AF50" id="正方形/長方形 24" o:spid="_x0000_s1026" alt="image" href="https://drive.google.com/file/d/1D22pW4XgrmYlnF-g-Frt0jC7Jrg3p-e2/view?usp=sharing" style="width:24pt;height:24pt;visibility:visible;mso-wrap-style:square;mso-left-percent:-10001;mso-top-percent:-10001;mso-position-horizontal:absolute;mso-position-horizontal-relative:char;mso-position-vertical:absolute;mso-position-vertical-relative:line;mso-left-percent:-10001;mso-top-percent:-10001;v-text-anchor:top" o:gfxdata="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" o:button="t" filled="f" stroked="f">
+                <v:fill o:detectmouseclick="t"/>
+                <o:lock v:ext="edit" aspectratio="t"/>
+                <w10:anchorlock/>
+              </v:rect>
+            </w:pict>
+          </mc:Fallback>
+        </mc:AlternateContent>
+      </w:r>
+    </w:p>
+    <w:p>
+      <w:pPr>
+        <w:rPr>
+          <w:rFonts w:hint="eastAsia"/>
+        </w:rPr>
+      </w:pPr>
+    </w:p>
     <w:sectPr>
       <w:pgSz w:w="11906" w:h="16838"/>
       <w:pgMar w:top="1985" w:right="1701" w:bottom="1701" w:left="1701" w:header="851" w:footer="992" w:gutter="0"/>
@@ -5213,6 +6915,900 @@
 <file path=word/numbering.xml><?xml version="1.0" encoding="utf-8"?>
 <w:numbering xmlns:wpc="http://schemas.microsoft.com/office/word/2010/wordprocessingCanvas" xmlns:cx="http://schemas.microsoft.com/office/drawing/2014/chartex" xmlns:cx1="http://schemas.microsoft.com/office/drawing/2015/9/8/chartex" xmlns:cx2="http://schemas.microsoft.com/office/drawing/2015/10/21/chartex" xmlns:cx3="http://schemas.microsoft.com/office/drawing/2016/5/9/chartex" xmlns:cx4="http://schemas.microsoft.com/office/drawing/2016/5/10/chartex" xmlns:cx5="http://schemas.microsoft.com/office/drawing/2016/5/11/chartex" xmlns:cx6="http://schemas.microsoft.com/office/drawing/2016/5/12/chartex" xmlns:cx7="http://schemas.microsoft.com/office/drawing/2016/5/13/chartex" xmlns:cx8="http://schemas.microsoft.com/office/drawing/2016/5/14/chartex" xmlns:mc="http://schemas.openxmlformats.org/markup-compatibility/2006" xmlns:aink="http://schemas.microsoft.com/office/drawing/2016/ink" xmlns:am3d="http://schemas.microsoft.com/office/drawing/2017/model3d" xmlns:o="urn:schemas-microsoft-com:office:office" xmlns:oel="http://schemas.microsoft.com/office/2019/extlst" xmlns:r="http://schemas.openxmlformats.org/officeDocument/2006/relationships" xmlns:m="http://schemas.openxmlformats.org/officeDocument/2006/math" xmlns:v="urn:schemas-microsoft-com:vml" xmlns:wp14="http://schemas.microsoft.com/office/word/2010/wordprocessingDrawing" xmlns:wp="http://schemas.openxmlformats.org/drawingml/2006/wordprocessingDrawing" xmlns:w10="urn:schemas-microsoft-com:office:word" xmlns:w="http://schemas.openxmlformats.org/wordprocessingml/2006/main" xmlns:w14="http://schemas.microsoft.com/office/word/2010/wordml" xmlns:w15="http://schemas.microsoft.com/office/word/2012/wordml" xmlns:w16cex="http://schemas.microsoft.com/office/word/2018/wordml/cex" xmlns:w16cid="http://schemas.microsoft.com/office/word/2016/wordml/cid" xmlns:w16="http://schemas.microsoft.com/office/word/2018/wordml" xmlns:w16du="http://schemas.microsoft.com/office/word/2023/wordml/word16du" xmlns:w16sdtdh="http://schemas.microsoft.com/office/word/2020/wordml/sdtdatahash" xmlns:w16sdtfl="http://schemas.microsoft.com/office/word/2024/wordml/sdtformatlock" xmlns:w16se="http://schemas.microsoft.com/office/word/2015/wordml/symex" xmlns:wpg="http://schemas.microsoft.com/office/word/2010/wordprocessingGroup" xmlns:wpi="http://schemas.microsoft.com/office/word/2010/wordprocessingInk" xmlns:wne="http://schemas.microsoft.com/office/word/2006/wordml" xmlns:wps="http://schemas.microsoft.com/office/word/2010/wordprocessingShape" mc:Ignorable="w14 w15 w16se w16cid w16 w16cex w16sdtdh w16sdtfl w16du wp14">
   <w:abstractNum w:abstractNumId="0" w15:restartNumberingAfterBreak="0">
+    <w:nsid w:val="0BDD53BE"/>
+    <w:multiLevelType w:val="multilevel"/>
+    <w:tmpl w:val="CC30D4C6"/>
+    <w:lvl w:ilvl="0">
+      <w:start w:val="1"/>
+      <w:numFmt w:val="bullet"/>
+      <w:lvlText w:val=""/>
+      <w:lvlJc w:val="left"/>
+      <w:pPr>
+        <w:tabs>
+          <w:tab w:val="num" w:pos="720"/>
+        </w:tabs>
+        <w:ind w:left="720" w:hanging="360"/>
+      </w:pPr>
+      <w:rPr>
+        <w:rFonts w:ascii="Symbol" w:hAnsi="Symbol" w:hint="default"/>
+        <w:sz w:val="20"/>
+      </w:rPr>
+    </w:lvl>
+    <w:lvl w:ilvl="1" w:tentative="1">
+      <w:start w:val="1"/>
+      <w:numFmt w:val="bullet"/>
+      <w:lvlText w:val="o"/>
+      <w:lvlJc w:val="left"/>
+      <w:pPr>
+        <w:tabs>
+          <w:tab w:val="num" w:pos="1440"/>
+        </w:tabs>
+        <w:ind w:left="1440" w:hanging="360"/>
+      </w:pPr>
+      <w:rPr>
+        <w:rFonts w:ascii="Courier New" w:hAnsi="Courier New" w:hint="default"/>
+        <w:sz w:val="20"/>
+      </w:rPr>
+    </w:lvl>
+    <w:lvl w:ilvl="2" w:tentative="1">
+      <w:start w:val="1"/>
+      <w:numFmt w:val="bullet"/>
+      <w:lvlText w:val=""/>
+      <w:lvlJc w:val="left"/>
+      <w:pPr>
+        <w:tabs>
+          <w:tab w:val="num" w:pos="2160"/>
+        </w:tabs>
+        <w:ind w:left="2160" w:hanging="360"/>
+      </w:pPr>
+      <w:rPr>
+        <w:rFonts w:ascii="Wingdings" w:hAnsi="Wingdings" w:hint="default"/>
+        <w:sz w:val="20"/>
+      </w:rPr>
+    </w:lvl>
+    <w:lvl w:ilvl="3" w:tentative="1">
+      <w:start w:val="1"/>
+      <w:numFmt w:val="bullet"/>
+      <w:lvlText w:val=""/>
+      <w:lvlJc w:val="left"/>
+      <w:pPr>
+        <w:tabs>
+          <w:tab w:val="num" w:pos="2880"/>
+        </w:tabs>
+        <w:ind w:left="2880" w:hanging="360"/>
+      </w:pPr>
+      <w:rPr>
+        <w:rFonts w:ascii="Wingdings" w:hAnsi="Wingdings" w:hint="default"/>
+        <w:sz w:val="20"/>
+      </w:rPr>
+    </w:lvl>
+    <w:lvl w:ilvl="4" w:tentative="1">
+      <w:start w:val="1"/>
+      <w:numFmt w:val="bullet"/>
+      <w:lvlText w:val=""/>
+      <w:lvlJc w:val="left"/>
+      <w:pPr>
+        <w:tabs>
+          <w:tab w:val="num" w:pos="3600"/>
+        </w:tabs>
+        <w:ind w:left="3600" w:hanging="360"/>
+      </w:pPr>
+      <w:rPr>
+        <w:rFonts w:ascii="Wingdings" w:hAnsi="Wingdings" w:hint="default"/>
+        <w:sz w:val="20"/>
+      </w:rPr>
+    </w:lvl>
+    <w:lvl w:ilvl="5" w:tentative="1">
+      <w:start w:val="1"/>
+      <w:numFmt w:val="bullet"/>
+      <w:lvlText w:val=""/>
+      <w:lvlJc w:val="left"/>
+      <w:pPr>
+        <w:tabs>
+          <w:tab w:val="num" w:pos="4320"/>
+        </w:tabs>
+        <w:ind w:left="4320" w:hanging="360"/>
+      </w:pPr>
+      <w:rPr>
+        <w:rFonts w:ascii="Wingdings" w:hAnsi="Wingdings" w:hint="default"/>
+        <w:sz w:val="20"/>
+      </w:rPr>
+    </w:lvl>
+    <w:lvl w:ilvl="6" w:tentative="1">
+      <w:start w:val="1"/>
+      <w:numFmt w:val="bullet"/>
+      <w:lvlText w:val=""/>
+      <w:lvlJc w:val="left"/>
+      <w:pPr>
+        <w:tabs>
+          <w:tab w:val="num" w:pos="5040"/>
+        </w:tabs>
+        <w:ind w:left="5040" w:hanging="360"/>
+      </w:pPr>
+      <w:rPr>
+        <w:rFonts w:ascii="Wingdings" w:hAnsi="Wingdings" w:hint="default"/>
+        <w:sz w:val="20"/>
+      </w:rPr>
+    </w:lvl>
+    <w:lvl w:ilvl="7" w:tentative="1">
+      <w:start w:val="1"/>
+      <w:numFmt w:val="bullet"/>
+      <w:lvlText w:val=""/>
+      <w:lvlJc w:val="left"/>
+      <w:pPr>
+        <w:tabs>
+          <w:tab w:val="num" w:pos="5760"/>
+        </w:tabs>
+        <w:ind w:left="5760" w:hanging="360"/>
+      </w:pPr>
+      <w:rPr>
+        <w:rFonts w:ascii="Wingdings" w:hAnsi="Wingdings" w:hint="default"/>
+        <w:sz w:val="20"/>
+      </w:rPr>
+    </w:lvl>
+    <w:lvl w:ilvl="8" w:tentative="1">
+      <w:start w:val="1"/>
+      <w:numFmt w:val="bullet"/>
+      <w:lvlText w:val=""/>
+      <w:lvlJc w:val="left"/>
+      <w:pPr>
+        <w:tabs>
+          <w:tab w:val="num" w:pos="6480"/>
+        </w:tabs>
+        <w:ind w:left="6480" w:hanging="360"/>
+      </w:pPr>
+      <w:rPr>
+        <w:rFonts w:ascii="Wingdings" w:hAnsi="Wingdings" w:hint="default"/>
+        <w:sz w:val="20"/>
+      </w:rPr>
+    </w:lvl>
+  </w:abstractNum>
+  <w:abstractNum w:abstractNumId="1" w15:restartNumberingAfterBreak="0">
+    <w:nsid w:val="190D397E"/>
+    <w:multiLevelType w:val="multilevel"/>
+    <w:tmpl w:val="95E04F98"/>
+    <w:lvl w:ilvl="0">
+      <w:start w:val="1"/>
+      <w:numFmt w:val="bullet"/>
+      <w:lvlText w:val=""/>
+      <w:lvlJc w:val="left"/>
+      <w:pPr>
+        <w:tabs>
+          <w:tab w:val="num" w:pos="720"/>
+        </w:tabs>
+        <w:ind w:left="720" w:hanging="360"/>
+      </w:pPr>
+      <w:rPr>
+        <w:rFonts w:ascii="Symbol" w:hAnsi="Symbol" w:hint="default"/>
+        <w:sz w:val="20"/>
+      </w:rPr>
+    </w:lvl>
+    <w:lvl w:ilvl="1" w:tentative="1">
+      <w:start w:val="1"/>
+      <w:numFmt w:val="bullet"/>
+      <w:lvlText w:val="o"/>
+      <w:lvlJc w:val="left"/>
+      <w:pPr>
+        <w:tabs>
+          <w:tab w:val="num" w:pos="1440"/>
+        </w:tabs>
+        <w:ind w:left="1440" w:hanging="360"/>
+      </w:pPr>
+      <w:rPr>
+        <w:rFonts w:ascii="Courier New" w:hAnsi="Courier New" w:hint="default"/>
+        <w:sz w:val="20"/>
+      </w:rPr>
+    </w:lvl>
+    <w:lvl w:ilvl="2" w:tentative="1">
+      <w:start w:val="1"/>
+      <w:numFmt w:val="bullet"/>
+      <w:lvlText w:val=""/>
+      <w:lvlJc w:val="left"/>
+      <w:pPr>
+        <w:tabs>
+          <w:tab w:val="num" w:pos="2160"/>
+        </w:tabs>
+        <w:ind w:left="2160" w:hanging="360"/>
+      </w:pPr>
+      <w:rPr>
+        <w:rFonts w:ascii="Wingdings" w:hAnsi="Wingdings" w:hint="default"/>
+        <w:sz w:val="20"/>
+      </w:rPr>
+    </w:lvl>
+    <w:lvl w:ilvl="3" w:tentative="1">
+      <w:start w:val="1"/>
+      <w:numFmt w:val="bullet"/>
+      <w:lvlText w:val=""/>
+      <w:lvlJc w:val="left"/>
+      <w:pPr>
+        <w:tabs>
+          <w:tab w:val="num" w:pos="2880"/>
+        </w:tabs>
+        <w:ind w:left="2880" w:hanging="360"/>
+      </w:pPr>
+      <w:rPr>
+        <w:rFonts w:ascii="Wingdings" w:hAnsi="Wingdings" w:hint="default"/>
+        <w:sz w:val="20"/>
+      </w:rPr>
+    </w:lvl>
+    <w:lvl w:ilvl="4" w:tentative="1">
+      <w:start w:val="1"/>
+      <w:numFmt w:val="bullet"/>
+      <w:lvlText w:val=""/>
+      <w:lvlJc w:val="left"/>
+      <w:pPr>
+        <w:tabs>
+          <w:tab w:val="num" w:pos="3600"/>
+        </w:tabs>
+        <w:ind w:left="3600" w:hanging="360"/>
+      </w:pPr>
+      <w:rPr>
+        <w:rFonts w:ascii="Wingdings" w:hAnsi="Wingdings" w:hint="default"/>
+        <w:sz w:val="20"/>
+      </w:rPr>
+    </w:lvl>
+    <w:lvl w:ilvl="5" w:tentative="1">
+      <w:start w:val="1"/>
+      <w:numFmt w:val="bullet"/>
+      <w:lvlText w:val=""/>
+      <w:lvlJc w:val="left"/>
+      <w:pPr>
+        <w:tabs>
+          <w:tab w:val="num" w:pos="4320"/>
+        </w:tabs>
+        <w:ind w:left="4320" w:hanging="360"/>
+      </w:pPr>
+      <w:rPr>
+        <w:rFonts w:ascii="Wingdings" w:hAnsi="Wingdings" w:hint="default"/>
+        <w:sz w:val="20"/>
+      </w:rPr>
+    </w:lvl>
+    <w:lvl w:ilvl="6" w:tentative="1">
+      <w:start w:val="1"/>
+      <w:numFmt w:val="bullet"/>
+      <w:lvlText w:val=""/>
+      <w:lvlJc w:val="left"/>
+      <w:pPr>
+        <w:tabs>
+          <w:tab w:val="num" w:pos="5040"/>
+        </w:tabs>
+        <w:ind w:left="5040" w:hanging="360"/>
+      </w:pPr>
+      <w:rPr>
+        <w:rFonts w:ascii="Wingdings" w:hAnsi="Wingdings" w:hint="default"/>
+        <w:sz w:val="20"/>
+      </w:rPr>
+    </w:lvl>
+    <w:lvl w:ilvl="7" w:tentative="1">
+      <w:start w:val="1"/>
+      <w:numFmt w:val="bullet"/>
+      <w:lvlText w:val=""/>
+      <w:lvlJc w:val="left"/>
+      <w:pPr>
+        <w:tabs>
+          <w:tab w:val="num" w:pos="5760"/>
+        </w:tabs>
+        <w:ind w:left="5760" w:hanging="360"/>
+      </w:pPr>
+      <w:rPr>
+        <w:rFonts w:ascii="Wingdings" w:hAnsi="Wingdings" w:hint="default"/>
+        <w:sz w:val="20"/>
+      </w:rPr>
+    </w:lvl>
+    <w:lvl w:ilvl="8" w:tentative="1">
+      <w:start w:val="1"/>
+      <w:numFmt w:val="bullet"/>
+      <w:lvlText w:val=""/>
+      <w:lvlJc w:val="left"/>
+      <w:pPr>
+        <w:tabs>
+          <w:tab w:val="num" w:pos="6480"/>
+        </w:tabs>
+        <w:ind w:left="6480" w:hanging="360"/>
+      </w:pPr>
+      <w:rPr>
+        <w:rFonts w:ascii="Wingdings" w:hAnsi="Wingdings" w:hint="default"/>
+        <w:sz w:val="20"/>
+      </w:rPr>
+    </w:lvl>
+  </w:abstractNum>
+  <w:abstractNum w:abstractNumId="2" w15:restartNumberingAfterBreak="0">
+    <w:nsid w:val="1F0E1F48"/>
+    <w:multiLevelType w:val="multilevel"/>
+    <w:tmpl w:val="6EF8990E"/>
+    <w:lvl w:ilvl="0">
+      <w:start w:val="1"/>
+      <w:numFmt w:val="bullet"/>
+      <w:lvlText w:val=""/>
+      <w:lvlJc w:val="left"/>
+      <w:pPr>
+        <w:tabs>
+          <w:tab w:val="num" w:pos="720"/>
+        </w:tabs>
+        <w:ind w:left="720" w:hanging="360"/>
+      </w:pPr>
+      <w:rPr>
+        <w:rFonts w:ascii="Symbol" w:hAnsi="Symbol" w:hint="default"/>
+        <w:sz w:val="20"/>
+      </w:rPr>
+    </w:lvl>
+    <w:lvl w:ilvl="1" w:tentative="1">
+      <w:start w:val="1"/>
+      <w:numFmt w:val="bullet"/>
+      <w:lvlText w:val="o"/>
+      <w:lvlJc w:val="left"/>
+      <w:pPr>
+        <w:tabs>
+          <w:tab w:val="num" w:pos="1440"/>
+        </w:tabs>
+        <w:ind w:left="1440" w:hanging="360"/>
+      </w:pPr>
+      <w:rPr>
+        <w:rFonts w:ascii="Courier New" w:hAnsi="Courier New" w:hint="default"/>
+        <w:sz w:val="20"/>
+      </w:rPr>
+    </w:lvl>
+    <w:lvl w:ilvl="2" w:tentative="1">
+      <w:start w:val="1"/>
+      <w:numFmt w:val="bullet"/>
+      <w:lvlText w:val=""/>
+      <w:lvlJc w:val="left"/>
+      <w:pPr>
+        <w:tabs>
+          <w:tab w:val="num" w:pos="2160"/>
+        </w:tabs>
+        <w:ind w:left="2160" w:hanging="360"/>
+      </w:pPr>
+      <w:rPr>
+        <w:rFonts w:ascii="Wingdings" w:hAnsi="Wingdings" w:hint="default"/>
+        <w:sz w:val="20"/>
+      </w:rPr>
+    </w:lvl>
+    <w:lvl w:ilvl="3" w:tentative="1">
+      <w:start w:val="1"/>
+      <w:numFmt w:val="bullet"/>
+      <w:lvlText w:val=""/>
+      <w:lvlJc w:val="left"/>
+      <w:pPr>
+        <w:tabs>
+          <w:tab w:val="num" w:pos="2880"/>
+        </w:tabs>
+        <w:ind w:left="2880" w:hanging="360"/>
+      </w:pPr>
+      <w:rPr>
+        <w:rFonts w:ascii="Wingdings" w:hAnsi="Wingdings" w:hint="default"/>
+        <w:sz w:val="20"/>
+      </w:rPr>
+    </w:lvl>
+    <w:lvl w:ilvl="4" w:tentative="1">
+      <w:start w:val="1"/>
+      <w:numFmt w:val="bullet"/>
+      <w:lvlText w:val=""/>
+      <w:lvlJc w:val="left"/>
+      <w:pPr>
+        <w:tabs>
+          <w:tab w:val="num" w:pos="3600"/>
+        </w:tabs>
+        <w:ind w:left="3600" w:hanging="360"/>
+      </w:pPr>
+      <w:rPr>
+        <w:rFonts w:ascii="Wingdings" w:hAnsi="Wingdings" w:hint="default"/>
+        <w:sz w:val="20"/>
+      </w:rPr>
+    </w:lvl>
+    <w:lvl w:ilvl="5" w:tentative="1">
+      <w:start w:val="1"/>
+      <w:numFmt w:val="bullet"/>
+      <w:lvlText w:val=""/>
+      <w:lvlJc w:val="left"/>
+      <w:pPr>
+        <w:tabs>
+          <w:tab w:val="num" w:pos="4320"/>
+        </w:tabs>
+        <w:ind w:left="4320" w:hanging="360"/>
+      </w:pPr>
+      <w:rPr>
+        <w:rFonts w:ascii="Wingdings" w:hAnsi="Wingdings" w:hint="default"/>
+        <w:sz w:val="20"/>
+      </w:rPr>
+    </w:lvl>
+    <w:lvl w:ilvl="6" w:tentative="1">
+      <w:start w:val="1"/>
+      <w:numFmt w:val="bullet"/>
+      <w:lvlText w:val=""/>
+      <w:lvlJc w:val="left"/>
+      <w:pPr>
+        <w:tabs>
+          <w:tab w:val="num" w:pos="5040"/>
+        </w:tabs>
+        <w:ind w:left="5040" w:hanging="360"/>
+      </w:pPr>
+      <w:rPr>
+        <w:rFonts w:ascii="Wingdings" w:hAnsi="Wingdings" w:hint="default"/>
+        <w:sz w:val="20"/>
+      </w:rPr>
+    </w:lvl>
+    <w:lvl w:ilvl="7" w:tentative="1">
+      <w:start w:val="1"/>
+      <w:numFmt w:val="bullet"/>
+      <w:lvlText w:val=""/>
+      <w:lvlJc w:val="left"/>
+      <w:pPr>
+        <w:tabs>
+          <w:tab w:val="num" w:pos="5760"/>
+        </w:tabs>
+        <w:ind w:left="5760" w:hanging="360"/>
+      </w:pPr>
+      <w:rPr>
+        <w:rFonts w:ascii="Wingdings" w:hAnsi="Wingdings" w:hint="default"/>
+        <w:sz w:val="20"/>
+      </w:rPr>
+    </w:lvl>
+    <w:lvl w:ilvl="8" w:tentative="1">
+      <w:start w:val="1"/>
+      <w:numFmt w:val="bullet"/>
+      <w:lvlText w:val=""/>
+      <w:lvlJc w:val="left"/>
+      <w:pPr>
+        <w:tabs>
+          <w:tab w:val="num" w:pos="6480"/>
+        </w:tabs>
+        <w:ind w:left="6480" w:hanging="360"/>
+      </w:pPr>
+      <w:rPr>
+        <w:rFonts w:ascii="Wingdings" w:hAnsi="Wingdings" w:hint="default"/>
+        <w:sz w:val="20"/>
+      </w:rPr>
+    </w:lvl>
+  </w:abstractNum>
+  <w:abstractNum w:abstractNumId="3" w15:restartNumberingAfterBreak="0">
+    <w:nsid w:val="21656910"/>
+    <w:multiLevelType w:val="multilevel"/>
+    <w:tmpl w:val="C5F83EB6"/>
+    <w:lvl w:ilvl="0">
+      <w:start w:val="1"/>
+      <w:numFmt w:val="bullet"/>
+      <w:lvlText w:val=""/>
+      <w:lvlJc w:val="left"/>
+      <w:pPr>
+        <w:tabs>
+          <w:tab w:val="num" w:pos="720"/>
+        </w:tabs>
+        <w:ind w:left="720" w:hanging="360"/>
+      </w:pPr>
+      <w:rPr>
+        <w:rFonts w:ascii="Symbol" w:hAnsi="Symbol" w:hint="default"/>
+        <w:sz w:val="20"/>
+      </w:rPr>
+    </w:lvl>
+    <w:lvl w:ilvl="1" w:tentative="1">
+      <w:start w:val="1"/>
+      <w:numFmt w:val="bullet"/>
+      <w:lvlText w:val="o"/>
+      <w:lvlJc w:val="left"/>
+      <w:pPr>
+        <w:tabs>
+          <w:tab w:val="num" w:pos="1440"/>
+        </w:tabs>
+        <w:ind w:left="1440" w:hanging="360"/>
+      </w:pPr>
+      <w:rPr>
+        <w:rFonts w:ascii="Courier New" w:hAnsi="Courier New" w:hint="default"/>
+        <w:sz w:val="20"/>
+      </w:rPr>
+    </w:lvl>
+    <w:lvl w:ilvl="2" w:tentative="1">
+      <w:start w:val="1"/>
+      <w:numFmt w:val="bullet"/>
+      <w:lvlText w:val=""/>
+      <w:lvlJc w:val="left"/>
+      <w:pPr>
+        <w:tabs>
+          <w:tab w:val="num" w:pos="2160"/>
+        </w:tabs>
+        <w:ind w:left="2160" w:hanging="360"/>
+      </w:pPr>
+      <w:rPr>
+        <w:rFonts w:ascii="Wingdings" w:hAnsi="Wingdings" w:hint="default"/>
+        <w:sz w:val="20"/>
+      </w:rPr>
+    </w:lvl>
+    <w:lvl w:ilvl="3" w:tentative="1">
+      <w:start w:val="1"/>
+      <w:numFmt w:val="bullet"/>
+      <w:lvlText w:val=""/>
+      <w:lvlJc w:val="left"/>
+      <w:pPr>
+        <w:tabs>
+          <w:tab w:val="num" w:pos="2880"/>
+        </w:tabs>
+        <w:ind w:left="2880" w:hanging="360"/>
+      </w:pPr>
+      <w:rPr>
+        <w:rFonts w:ascii="Wingdings" w:hAnsi="Wingdings" w:hint="default"/>
+        <w:sz w:val="20"/>
+      </w:rPr>
+    </w:lvl>
+    <w:lvl w:ilvl="4" w:tentative="1">
+      <w:start w:val="1"/>
+      <w:numFmt w:val="bullet"/>
+      <w:lvlText w:val=""/>
+      <w:lvlJc w:val="left"/>
+      <w:pPr>
+        <w:tabs>
+          <w:tab w:val="num" w:pos="3600"/>
+        </w:tabs>
+        <w:ind w:left="3600" w:hanging="360"/>
+      </w:pPr>
+      <w:rPr>
+        <w:rFonts w:ascii="Wingdings" w:hAnsi="Wingdings" w:hint="default"/>
+        <w:sz w:val="20"/>
+      </w:rPr>
+    </w:lvl>
+    <w:lvl w:ilvl="5" w:tentative="1">
+      <w:start w:val="1"/>
+      <w:numFmt w:val="bullet"/>
+      <w:lvlText w:val=""/>
+      <w:lvlJc w:val="left"/>
+      <w:pPr>
+        <w:tabs>
+          <w:tab w:val="num" w:pos="4320"/>
+        </w:tabs>
+        <w:ind w:left="4320" w:hanging="360"/>
+      </w:pPr>
+      <w:rPr>
+        <w:rFonts w:ascii="Wingdings" w:hAnsi="Wingdings" w:hint="default"/>
+        <w:sz w:val="20"/>
+      </w:rPr>
+    </w:lvl>
+    <w:lvl w:ilvl="6" w:tentative="1">
+      <w:start w:val="1"/>
+      <w:numFmt w:val="bullet"/>
+      <w:lvlText w:val=""/>
+      <w:lvlJc w:val="left"/>
+      <w:pPr>
+        <w:tabs>
+          <w:tab w:val="num" w:pos="5040"/>
+        </w:tabs>
+        <w:ind w:left="5040" w:hanging="360"/>
+      </w:pPr>
+      <w:rPr>
+        <w:rFonts w:ascii="Wingdings" w:hAnsi="Wingdings" w:hint="default"/>
+        <w:sz w:val="20"/>
+      </w:rPr>
+    </w:lvl>
+    <w:lvl w:ilvl="7" w:tentative="1">
+      <w:start w:val="1"/>
+      <w:numFmt w:val="bullet"/>
+      <w:lvlText w:val=""/>
+      <w:lvlJc w:val="left"/>
+      <w:pPr>
+        <w:tabs>
+          <w:tab w:val="num" w:pos="5760"/>
+        </w:tabs>
+        <w:ind w:left="5760" w:hanging="360"/>
+      </w:pPr>
+      <w:rPr>
+        <w:rFonts w:ascii="Wingdings" w:hAnsi="Wingdings" w:hint="default"/>
+        <w:sz w:val="20"/>
+      </w:rPr>
+    </w:lvl>
+    <w:lvl w:ilvl="8" w:tentative="1">
+      <w:start w:val="1"/>
+      <w:numFmt w:val="bullet"/>
+      <w:lvlText w:val=""/>
+      <w:lvlJc w:val="left"/>
+      <w:pPr>
+        <w:tabs>
+          <w:tab w:val="num" w:pos="6480"/>
+        </w:tabs>
+        <w:ind w:left="6480" w:hanging="360"/>
+      </w:pPr>
+      <w:rPr>
+        <w:rFonts w:ascii="Wingdings" w:hAnsi="Wingdings" w:hint="default"/>
+        <w:sz w:val="20"/>
+      </w:rPr>
+    </w:lvl>
+  </w:abstractNum>
+  <w:abstractNum w:abstractNumId="4" w15:restartNumberingAfterBreak="0">
+    <w:nsid w:val="2B093305"/>
+    <w:multiLevelType w:val="multilevel"/>
+    <w:tmpl w:val="19AC230C"/>
+    <w:lvl w:ilvl="0">
+      <w:start w:val="1"/>
+      <w:numFmt w:val="bullet"/>
+      <w:lvlText w:val=""/>
+      <w:lvlJc w:val="left"/>
+      <w:pPr>
+        <w:tabs>
+          <w:tab w:val="num" w:pos="720"/>
+        </w:tabs>
+        <w:ind w:left="720" w:hanging="360"/>
+      </w:pPr>
+      <w:rPr>
+        <w:rFonts w:ascii="Symbol" w:hAnsi="Symbol" w:hint="default"/>
+        <w:sz w:val="20"/>
+      </w:rPr>
+    </w:lvl>
+    <w:lvl w:ilvl="1" w:tentative="1">
+      <w:start w:val="1"/>
+      <w:numFmt w:val="bullet"/>
+      <w:lvlText w:val="o"/>
+      <w:lvlJc w:val="left"/>
+      <w:pPr>
+        <w:tabs>
+          <w:tab w:val="num" w:pos="1440"/>
+        </w:tabs>
+        <w:ind w:left="1440" w:hanging="360"/>
+      </w:pPr>
+      <w:rPr>
+        <w:rFonts w:ascii="Courier New" w:hAnsi="Courier New" w:hint="default"/>
+        <w:sz w:val="20"/>
+      </w:rPr>
+    </w:lvl>
+    <w:lvl w:ilvl="2" w:tentative="1">
+      <w:start w:val="1"/>
+      <w:numFmt w:val="bullet"/>
+      <w:lvlText w:val=""/>
+      <w:lvlJc w:val="left"/>
+      <w:pPr>
+        <w:tabs>
+          <w:tab w:val="num" w:pos="2160"/>
+        </w:tabs>
+        <w:ind w:left="2160" w:hanging="360"/>
+      </w:pPr>
+      <w:rPr>
+        <w:rFonts w:ascii="Wingdings" w:hAnsi="Wingdings" w:hint="default"/>
+        <w:sz w:val="20"/>
+      </w:rPr>
+    </w:lvl>
+    <w:lvl w:ilvl="3" w:tentative="1">
+      <w:start w:val="1"/>
+      <w:numFmt w:val="bullet"/>
+      <w:lvlText w:val=""/>
+      <w:lvlJc w:val="left"/>
+      <w:pPr>
+        <w:tabs>
+          <w:tab w:val="num" w:pos="2880"/>
+        </w:tabs>
+        <w:ind w:left="2880" w:hanging="360"/>
+      </w:pPr>
+      <w:rPr>
+        <w:rFonts w:ascii="Wingdings" w:hAnsi="Wingdings" w:hint="default"/>
+        <w:sz w:val="20"/>
+      </w:rPr>
+    </w:lvl>
+    <w:lvl w:ilvl="4" w:tentative="1">
+      <w:start w:val="1"/>
+      <w:numFmt w:val="bullet"/>
+      <w:lvlText w:val=""/>
+      <w:lvlJc w:val="left"/>
+      <w:pPr>
+        <w:tabs>
+          <w:tab w:val="num" w:pos="3600"/>
+        </w:tabs>
+        <w:ind w:left="3600" w:hanging="360"/>
+      </w:pPr>
+      <w:rPr>
+        <w:rFonts w:ascii="Wingdings" w:hAnsi="Wingdings" w:hint="default"/>
+        <w:sz w:val="20"/>
+      </w:rPr>
+    </w:lvl>
+    <w:lvl w:ilvl="5" w:tentative="1">
+      <w:start w:val="1"/>
+      <w:numFmt w:val="bullet"/>
+      <w:lvlText w:val=""/>
+      <w:lvlJc w:val="left"/>
+      <w:pPr>
+        <w:tabs>
+          <w:tab w:val="num" w:pos="4320"/>
+        </w:tabs>
+        <w:ind w:left="4320" w:hanging="360"/>
+      </w:pPr>
+      <w:rPr>
+        <w:rFonts w:ascii="Wingdings" w:hAnsi="Wingdings" w:hint="default"/>
+        <w:sz w:val="20"/>
+      </w:rPr>
+    </w:lvl>
+    <w:lvl w:ilvl="6" w:tentative="1">
+      <w:start w:val="1"/>
+      <w:numFmt w:val="bullet"/>
+      <w:lvlText w:val=""/>
+      <w:lvlJc w:val="left"/>
+      <w:pPr>
+        <w:tabs>
+          <w:tab w:val="num" w:pos="5040"/>
+        </w:tabs>
+        <w:ind w:left="5040" w:hanging="360"/>
+      </w:pPr>
+      <w:rPr>
+        <w:rFonts w:ascii="Wingdings" w:hAnsi="Wingdings" w:hint="default"/>
+        <w:sz w:val="20"/>
+      </w:rPr>
+    </w:lvl>
+    <w:lvl w:ilvl="7" w:tentative="1">
+      <w:start w:val="1"/>
+      <w:numFmt w:val="bullet"/>
+      <w:lvlText w:val=""/>
+      <w:lvlJc w:val="left"/>
+      <w:pPr>
+        <w:tabs>
+          <w:tab w:val="num" w:pos="5760"/>
+        </w:tabs>
+        <w:ind w:left="5760" w:hanging="360"/>
+      </w:pPr>
+      <w:rPr>
+        <w:rFonts w:ascii="Wingdings" w:hAnsi="Wingdings" w:hint="default"/>
+        <w:sz w:val="20"/>
+      </w:rPr>
+    </w:lvl>
+    <w:lvl w:ilvl="8" w:tentative="1">
+      <w:start w:val="1"/>
+      <w:numFmt w:val="bullet"/>
+      <w:lvlText w:val=""/>
+      <w:lvlJc w:val="left"/>
+      <w:pPr>
+        <w:tabs>
+          <w:tab w:val="num" w:pos="6480"/>
+        </w:tabs>
+        <w:ind w:left="6480" w:hanging="360"/>
+      </w:pPr>
+      <w:rPr>
+        <w:rFonts w:ascii="Wingdings" w:hAnsi="Wingdings" w:hint="default"/>
+        <w:sz w:val="20"/>
+      </w:rPr>
+    </w:lvl>
+  </w:abstractNum>
+  <w:abstractNum w:abstractNumId="5" w15:restartNumberingAfterBreak="0">
+    <w:nsid w:val="3C390BCE"/>
+    <w:multiLevelType w:val="multilevel"/>
+    <w:tmpl w:val="2F3EE3A8"/>
+    <w:lvl w:ilvl="0">
+      <w:start w:val="1"/>
+      <w:numFmt w:val="bullet"/>
+      <w:lvlText w:val=""/>
+      <w:lvlJc w:val="left"/>
+      <w:pPr>
+        <w:tabs>
+          <w:tab w:val="num" w:pos="720"/>
+        </w:tabs>
+        <w:ind w:left="720" w:hanging="360"/>
+      </w:pPr>
+      <w:rPr>
+        <w:rFonts w:ascii="Symbol" w:hAnsi="Symbol" w:hint="default"/>
+        <w:sz w:val="20"/>
+      </w:rPr>
+    </w:lvl>
+    <w:lvl w:ilvl="1" w:tentative="1">
+      <w:start w:val="1"/>
+      <w:numFmt w:val="bullet"/>
+      <w:lvlText w:val="o"/>
+      <w:lvlJc w:val="left"/>
+      <w:pPr>
+        <w:tabs>
+          <w:tab w:val="num" w:pos="1440"/>
+        </w:tabs>
+        <w:ind w:left="1440" w:hanging="360"/>
+      </w:pPr>
+      <w:rPr>
+        <w:rFonts w:ascii="Courier New" w:hAnsi="Courier New" w:hint="default"/>
+        <w:sz w:val="20"/>
+      </w:rPr>
+    </w:lvl>
+    <w:lvl w:ilvl="2" w:tentative="1">
+      <w:start w:val="1"/>
+      <w:numFmt w:val="bullet"/>
+      <w:lvlText w:val=""/>
+      <w:lvlJc w:val="left"/>
+      <w:pPr>
+        <w:tabs>
+          <w:tab w:val="num" w:pos="2160"/>
+        </w:tabs>
+        <w:ind w:left="2160" w:hanging="360"/>
+      </w:pPr>
+      <w:rPr>
+        <w:rFonts w:ascii="Wingdings" w:hAnsi="Wingdings" w:hint="default"/>
+        <w:sz w:val="20"/>
+      </w:rPr>
+    </w:lvl>
+    <w:lvl w:ilvl="3" w:tentative="1">
+      <w:start w:val="1"/>
+      <w:numFmt w:val="bullet"/>
+      <w:lvlText w:val=""/>
+      <w:lvlJc w:val="left"/>
+      <w:pPr>
+        <w:tabs>
+          <w:tab w:val="num" w:pos="2880"/>
+        </w:tabs>
+        <w:ind w:left="2880" w:hanging="360"/>
+      </w:pPr>
+      <w:rPr>
+        <w:rFonts w:ascii="Wingdings" w:hAnsi="Wingdings" w:hint="default"/>
+        <w:sz w:val="20"/>
+      </w:rPr>
+    </w:lvl>
+    <w:lvl w:ilvl="4" w:tentative="1">
+      <w:start w:val="1"/>
+      <w:numFmt w:val="bullet"/>
+      <w:lvlText w:val=""/>
+      <w:lvlJc w:val="left"/>
+      <w:pPr>
+        <w:tabs>
+          <w:tab w:val="num" w:pos="3600"/>
+        </w:tabs>
+        <w:ind w:left="3600" w:hanging="360"/>
+      </w:pPr>
+      <w:rPr>
+        <w:rFonts w:ascii="Wingdings" w:hAnsi="Wingdings" w:hint="default"/>
+        <w:sz w:val="20"/>
+      </w:rPr>
+    </w:lvl>
+    <w:lvl w:ilvl="5" w:tentative="1">
+      <w:start w:val="1"/>
+      <w:numFmt w:val="bullet"/>
+      <w:lvlText w:val=""/>
+      <w:lvlJc w:val="left"/>
+      <w:pPr>
+        <w:tabs>
+          <w:tab w:val="num" w:pos="4320"/>
+        </w:tabs>
+        <w:ind w:left="4320" w:hanging="360"/>
+      </w:pPr>
+      <w:rPr>
+        <w:rFonts w:ascii="Wingdings" w:hAnsi="Wingdings" w:hint="default"/>
+        <w:sz w:val="20"/>
+      </w:rPr>
+    </w:lvl>
+    <w:lvl w:ilvl="6" w:tentative="1">
+      <w:start w:val="1"/>
+      <w:numFmt w:val="bullet"/>
+      <w:lvlText w:val=""/>
+      <w:lvlJc w:val="left"/>
+      <w:pPr>
+        <w:tabs>
+          <w:tab w:val="num" w:pos="5040"/>
+        </w:tabs>
+        <w:ind w:left="5040" w:hanging="360"/>
+      </w:pPr>
+      <w:rPr>
+        <w:rFonts w:ascii="Wingdings" w:hAnsi="Wingdings" w:hint="default"/>
+        <w:sz w:val="20"/>
+      </w:rPr>
+    </w:lvl>
+    <w:lvl w:ilvl="7" w:tentative="1">
+      <w:start w:val="1"/>
+      <w:numFmt w:val="bullet"/>
+      <w:lvlText w:val=""/>
+      <w:lvlJc w:val="left"/>
+      <w:pPr>
+        <w:tabs>
+          <w:tab w:val="num" w:pos="5760"/>
+        </w:tabs>
+        <w:ind w:left="5760" w:hanging="360"/>
+      </w:pPr>
+      <w:rPr>
+        <w:rFonts w:ascii="Wingdings" w:hAnsi="Wingdings" w:hint="default"/>
+        <w:sz w:val="20"/>
+      </w:rPr>
+    </w:lvl>
+    <w:lvl w:ilvl="8" w:tentative="1">
+      <w:start w:val="1"/>
+      <w:numFmt w:val="bullet"/>
+      <w:lvlText w:val=""/>
+      <w:lvlJc w:val="left"/>
+      <w:pPr>
+        <w:tabs>
+          <w:tab w:val="num" w:pos="6480"/>
+        </w:tabs>
+        <w:ind w:left="6480" w:hanging="360"/>
+      </w:pPr>
+      <w:rPr>
+        <w:rFonts w:ascii="Wingdings" w:hAnsi="Wingdings" w:hint="default"/>
+        <w:sz w:val="20"/>
+      </w:rPr>
+    </w:lvl>
+  </w:abstractNum>
+  <w:abstractNum w:abstractNumId="6" w15:restartNumberingAfterBreak="0">
     <w:nsid w:val="3E5D31AD"/>
     <w:multiLevelType w:val="multilevel"/>
     <w:tmpl w:val="F23EEA62"/>
@@ -5361,7 +7957,156 @@
       </w:rPr>
     </w:lvl>
   </w:abstractNum>
-  <w:abstractNum w:abstractNumId="1" w15:restartNumberingAfterBreak="0">
+  <w:abstractNum w:abstractNumId="7" w15:restartNumberingAfterBreak="0">
+    <w:nsid w:val="53FA5BEF"/>
+    <w:multiLevelType w:val="multilevel"/>
+    <w:tmpl w:val="774634BC"/>
+    <w:lvl w:ilvl="0">
+      <w:start w:val="1"/>
+      <w:numFmt w:val="bullet"/>
+      <w:lvlText w:val=""/>
+      <w:lvlJc w:val="left"/>
+      <w:pPr>
+        <w:tabs>
+          <w:tab w:val="num" w:pos="720"/>
+        </w:tabs>
+        <w:ind w:left="720" w:hanging="360"/>
+      </w:pPr>
+      <w:rPr>
+        <w:rFonts w:ascii="Symbol" w:hAnsi="Symbol" w:hint="default"/>
+        <w:sz w:val="20"/>
+      </w:rPr>
+    </w:lvl>
+    <w:lvl w:ilvl="1">
+      <w:start w:val="1"/>
+      <w:numFmt w:val="bullet"/>
+      <w:lvlText w:val="o"/>
+      <w:lvlJc w:val="left"/>
+      <w:pPr>
+        <w:tabs>
+          <w:tab w:val="num" w:pos="1440"/>
+        </w:tabs>
+        <w:ind w:left="1440" w:hanging="360"/>
+      </w:pPr>
+      <w:rPr>
+        <w:rFonts w:ascii="Courier New" w:hAnsi="Courier New" w:hint="default"/>
+        <w:sz w:val="20"/>
+      </w:rPr>
+    </w:lvl>
+    <w:lvl w:ilvl="2" w:tentative="1">
+      <w:start w:val="1"/>
+      <w:numFmt w:val="bullet"/>
+      <w:lvlText w:val=""/>
+      <w:lvlJc w:val="left"/>
+      <w:pPr>
+        <w:tabs>
+          <w:tab w:val="num" w:pos="2160"/>
+        </w:tabs>
+        <w:ind w:left="2160" w:hanging="360"/>
+      </w:pPr>
+      <w:rPr>
+        <w:rFonts w:ascii="Wingdings" w:hAnsi="Wingdings" w:hint="default"/>
+        <w:sz w:val="20"/>
+      </w:rPr>
+    </w:lvl>
+    <w:lvl w:ilvl="3" w:tentative="1">
+      <w:start w:val="1"/>
+      <w:numFmt w:val="bullet"/>
+      <w:lvlText w:val=""/>
+      <w:lvlJc w:val="left"/>
+      <w:pPr>
+        <w:tabs>
+          <w:tab w:val="num" w:pos="2880"/>
+        </w:tabs>
+        <w:ind w:left="2880" w:hanging="360"/>
+      </w:pPr>
+      <w:rPr>
+        <w:rFonts w:ascii="Wingdings" w:hAnsi="Wingdings" w:hint="default"/>
+        <w:sz w:val="20"/>
+      </w:rPr>
+    </w:lvl>
+    <w:lvl w:ilvl="4" w:tentative="1">
+      <w:start w:val="1"/>
+      <w:numFmt w:val="bullet"/>
+      <w:lvlText w:val=""/>
+      <w:lvlJc w:val="left"/>
+      <w:pPr>
+        <w:tabs>
+          <w:tab w:val="num" w:pos="3600"/>
+        </w:tabs>
+        <w:ind w:left="3600" w:hanging="360"/>
+      </w:pPr>
+      <w:rPr>
+        <w:rFonts w:ascii="Wingdings" w:hAnsi="Wingdings" w:hint="default"/>
+        <w:sz w:val="20"/>
+      </w:rPr>
+    </w:lvl>
+    <w:lvl w:ilvl="5" w:tentative="1">
+      <w:start w:val="1"/>
+      <w:numFmt w:val="bullet"/>
+      <w:lvlText w:val=""/>
+      <w:lvlJc w:val="left"/>
+      <w:pPr>
+        <w:tabs>
+          <w:tab w:val="num" w:pos="4320"/>
+        </w:tabs>
+        <w:ind w:left="4320" w:hanging="360"/>
+      </w:pPr>
+      <w:rPr>
+        <w:rFonts w:ascii="Wingdings" w:hAnsi="Wingdings" w:hint="default"/>
+        <w:sz w:val="20"/>
+      </w:rPr>
+    </w:lvl>
+    <w:lvl w:ilvl="6" w:tentative="1">
+      <w:start w:val="1"/>
+      <w:numFmt w:val="bullet"/>
+      <w:lvlText w:val=""/>
+      <w:lvlJc w:val="left"/>
+      <w:pPr>
+        <w:tabs>
+          <w:tab w:val="num" w:pos="5040"/>
+        </w:tabs>
+        <w:ind w:left="5040" w:hanging="360"/>
+      </w:pPr>
+      <w:rPr>
+        <w:rFonts w:ascii="Wingdings" w:hAnsi="Wingdings" w:hint="default"/>
+        <w:sz w:val="20"/>
+      </w:rPr>
+    </w:lvl>
+    <w:lvl w:ilvl="7" w:tentative="1">
+      <w:start w:val="1"/>
+      <w:numFmt w:val="bullet"/>
+      <w:lvlText w:val=""/>
+      <w:lvlJc w:val="left"/>
+      <w:pPr>
+        <w:tabs>
+          <w:tab w:val="num" w:pos="5760"/>
+        </w:tabs>
+        <w:ind w:left="5760" w:hanging="360"/>
+      </w:pPr>
+      <w:rPr>
+        <w:rFonts w:ascii="Wingdings" w:hAnsi="Wingdings" w:hint="default"/>
+        <w:sz w:val="20"/>
+      </w:rPr>
+    </w:lvl>
+    <w:lvl w:ilvl="8" w:tentative="1">
+      <w:start w:val="1"/>
+      <w:numFmt w:val="bullet"/>
+      <w:lvlText w:val=""/>
+      <w:lvlJc w:val="left"/>
+      <w:pPr>
+        <w:tabs>
+          <w:tab w:val="num" w:pos="6480"/>
+        </w:tabs>
+        <w:ind w:left="6480" w:hanging="360"/>
+      </w:pPr>
+      <w:rPr>
+        <w:rFonts w:ascii="Wingdings" w:hAnsi="Wingdings" w:hint="default"/>
+        <w:sz w:val="20"/>
+      </w:rPr>
+    </w:lvl>
+  </w:abstractNum>
+  <w:abstractNum w:abstractNumId="8" w15:restartNumberingAfterBreak="0">
     <w:nsid w:val="557B0748"/>
     <w:multiLevelType w:val="multilevel"/>
     <w:tmpl w:val="2A520522"/>
@@ -5474,7 +8219,7 @@
       </w:pPr>
     </w:lvl>
   </w:abstractNum>
-  <w:abstractNum w:abstractNumId="2" w15:restartNumberingAfterBreak="0">
+  <w:abstractNum w:abstractNumId="9" w15:restartNumberingAfterBreak="0">
     <w:nsid w:val="57773A83"/>
     <w:multiLevelType w:val="multilevel"/>
     <w:tmpl w:val="CD0E3D76"/>
@@ -5587,7 +8332,156 @@
       </w:pPr>
     </w:lvl>
   </w:abstractNum>
-  <w:abstractNum w:abstractNumId="3" w15:restartNumberingAfterBreak="0">
+  <w:abstractNum w:abstractNumId="10" w15:restartNumberingAfterBreak="0">
+    <w:nsid w:val="6BA86793"/>
+    <w:multiLevelType w:val="multilevel"/>
+    <w:tmpl w:val="7CBE0646"/>
+    <w:lvl w:ilvl="0">
+      <w:start w:val="1"/>
+      <w:numFmt w:val="bullet"/>
+      <w:lvlText w:val=""/>
+      <w:lvlJc w:val="left"/>
+      <w:pPr>
+        <w:tabs>
+          <w:tab w:val="num" w:pos="720"/>
+        </w:tabs>
+        <w:ind w:left="720" w:hanging="360"/>
+      </w:pPr>
+      <w:rPr>
+        <w:rFonts w:ascii="Symbol" w:hAnsi="Symbol" w:hint="default"/>
+        <w:sz w:val="20"/>
+      </w:rPr>
+    </w:lvl>
+    <w:lvl w:ilvl="1" w:tentative="1">
+      <w:start w:val="1"/>
+      <w:numFmt w:val="bullet"/>
+      <w:lvlText w:val="o"/>
+      <w:lvlJc w:val="left"/>
+      <w:pPr>
+        <w:tabs>
+          <w:tab w:val="num" w:pos="1440"/>
+        </w:tabs>
+        <w:ind w:left="1440" w:hanging="360"/>
+      </w:pPr>
+      <w:rPr>
+        <w:rFonts w:ascii="Courier New" w:hAnsi="Courier New" w:hint="default"/>
+        <w:sz w:val="20"/>
+      </w:rPr>
+    </w:lvl>
+    <w:lvl w:ilvl="2" w:tentative="1">
+      <w:start w:val="1"/>
+      <w:numFmt w:val="bullet"/>
+      <w:lvlText w:val=""/>
+      <w:lvlJc w:val="left"/>
+      <w:pPr>
+        <w:tabs>
+          <w:tab w:val="num" w:pos="2160"/>
+        </w:tabs>
+        <w:ind w:left="2160" w:hanging="360"/>
+      </w:pPr>
+      <w:rPr>
+        <w:rFonts w:ascii="Wingdings" w:hAnsi="Wingdings" w:hint="default"/>
+        <w:sz w:val="20"/>
+      </w:rPr>
+    </w:lvl>
+    <w:lvl w:ilvl="3" w:tentative="1">
+      <w:start w:val="1"/>
+      <w:numFmt w:val="bullet"/>
+      <w:lvlText w:val=""/>
+      <w:lvlJc w:val="left"/>
+      <w:pPr>
+        <w:tabs>
+          <w:tab w:val="num" w:pos="2880"/>
+        </w:tabs>
+        <w:ind w:left="2880" w:hanging="360"/>
+      </w:pPr>
+      <w:rPr>
+        <w:rFonts w:ascii="Wingdings" w:hAnsi="Wingdings" w:hint="default"/>
+        <w:sz w:val="20"/>
+      </w:rPr>
+    </w:lvl>
+    <w:lvl w:ilvl="4" w:tentative="1">
+      <w:start w:val="1"/>
+      <w:numFmt w:val="bullet"/>
+      <w:lvlText w:val=""/>
+      <w:lvlJc w:val="left"/>
+      <w:pPr>
+        <w:tabs>
+          <w:tab w:val="num" w:pos="3600"/>
+        </w:tabs>
+        <w:ind w:left="3600" w:hanging="360"/>
+      </w:pPr>
+      <w:rPr>
+        <w:rFonts w:ascii="Wingdings" w:hAnsi="Wingdings" w:hint="default"/>
+        <w:sz w:val="20"/>
+      </w:rPr>
+    </w:lvl>
+    <w:lvl w:ilvl="5" w:tentative="1">
+      <w:start w:val="1"/>
+      <w:numFmt w:val="bullet"/>
+      <w:lvlText w:val=""/>
+      <w:lvlJc w:val="left"/>
+      <w:pPr>
+        <w:tabs>
+          <w:tab w:val="num" w:pos="4320"/>
+        </w:tabs>
+        <w:ind w:left="4320" w:hanging="360"/>
+      </w:pPr>
+      <w:rPr>
+        <w:rFonts w:ascii="Wingdings" w:hAnsi="Wingdings" w:hint="default"/>
+        <w:sz w:val="20"/>
+      </w:rPr>
+    </w:lvl>
+    <w:lvl w:ilvl="6" w:tentative="1">
+      <w:start w:val="1"/>
+      <w:numFmt w:val="bullet"/>
+      <w:lvlText w:val=""/>
+      <w:lvlJc w:val="left"/>
+      <w:pPr>
+        <w:tabs>
+          <w:tab w:val="num" w:pos="5040"/>
+        </w:tabs>
+        <w:ind w:left="5040" w:hanging="360"/>
+      </w:pPr>
+      <w:rPr>
+        <w:rFonts w:ascii="Wingdings" w:hAnsi="Wingdings" w:hint="default"/>
+        <w:sz w:val="20"/>
+      </w:rPr>
+    </w:lvl>
+    <w:lvl w:ilvl="7" w:tentative="1">
+      <w:start w:val="1"/>
+      <w:numFmt w:val="bullet"/>
+      <w:lvlText w:val=""/>
+      <w:lvlJc w:val="left"/>
+      <w:pPr>
+        <w:tabs>
+          <w:tab w:val="num" w:pos="5760"/>
+        </w:tabs>
+        <w:ind w:left="5760" w:hanging="360"/>
+      </w:pPr>
+      <w:rPr>
+        <w:rFonts w:ascii="Wingdings" w:hAnsi="Wingdings" w:hint="default"/>
+        <w:sz w:val="20"/>
+      </w:rPr>
+    </w:lvl>
+    <w:lvl w:ilvl="8" w:tentative="1">
+      <w:start w:val="1"/>
+      <w:numFmt w:val="bullet"/>
+      <w:lvlText w:val=""/>
+      <w:lvlJc w:val="left"/>
+      <w:pPr>
+        <w:tabs>
+          <w:tab w:val="num" w:pos="6480"/>
+        </w:tabs>
+        <w:ind w:left="6480" w:hanging="360"/>
+      </w:pPr>
+      <w:rPr>
+        <w:rFonts w:ascii="Wingdings" w:hAnsi="Wingdings" w:hint="default"/>
+        <w:sz w:val="20"/>
+      </w:rPr>
+    </w:lvl>
+  </w:abstractNum>
+  <w:abstractNum w:abstractNumId="11" w15:restartNumberingAfterBreak="0">
     <w:nsid w:val="6E2F4316"/>
     <w:multiLevelType w:val="multilevel"/>
     <w:tmpl w:val="CFE87272"/>
@@ -5736,7 +8630,7 @@
       </w:rPr>
     </w:lvl>
   </w:abstractNum>
-  <w:abstractNum w:abstractNumId="4" w15:restartNumberingAfterBreak="0">
+  <w:abstractNum w:abstractNumId="12" w15:restartNumberingAfterBreak="0">
     <w:nsid w:val="7C4547C2"/>
     <w:multiLevelType w:val="multilevel"/>
     <w:tmpl w:val="3750802A"/>
@@ -5885,7 +8779,7 @@
       </w:rPr>
     </w:lvl>
   </w:abstractNum>
-  <w:abstractNum w:abstractNumId="5" w15:restartNumberingAfterBreak="0">
+  <w:abstractNum w:abstractNumId="13" w15:restartNumberingAfterBreak="0">
     <w:nsid w:val="7DA57AE7"/>
     <w:multiLevelType w:val="multilevel"/>
     <w:tmpl w:val="9CFE65CE"/>
@@ -6035,22 +8929,46 @@
     </w:lvl>
   </w:abstractNum>
   <w:num w:numId="1" w16cid:durableId="307980961">
+    <w:abstractNumId w:val="13"/>
+  </w:num>
+  <w:num w:numId="2" w16cid:durableId="585650766">
+    <w:abstractNumId w:val="12"/>
+  </w:num>
+  <w:num w:numId="3" w16cid:durableId="976570702">
+    <w:abstractNumId w:val="6"/>
+  </w:num>
+  <w:num w:numId="4" w16cid:durableId="1912303905">
+    <w:abstractNumId w:val="11"/>
+  </w:num>
+  <w:num w:numId="5" w16cid:durableId="849754078">
+    <w:abstractNumId w:val="9"/>
+  </w:num>
+  <w:num w:numId="6" w16cid:durableId="463041020">
+    <w:abstractNumId w:val="8"/>
+  </w:num>
+  <w:num w:numId="7" w16cid:durableId="362167802">
     <w:abstractNumId w:val="5"/>
   </w:num>
-  <w:num w:numId="2" w16cid:durableId="585650766">
+  <w:num w:numId="8" w16cid:durableId="1319116682">
+    <w:abstractNumId w:val="7"/>
+  </w:num>
+  <w:num w:numId="9" w16cid:durableId="645820104">
+    <w:abstractNumId w:val="2"/>
+  </w:num>
+  <w:num w:numId="10" w16cid:durableId="2132700057">
     <w:abstractNumId w:val="4"/>
   </w:num>
-  <w:num w:numId="3" w16cid:durableId="976570702">
+  <w:num w:numId="11" w16cid:durableId="562640386">
+    <w:abstractNumId w:val="3"/>
+  </w:num>
+  <w:num w:numId="12" w16cid:durableId="1958019572">
+    <w:abstractNumId w:val="1"/>
+  </w:num>
+  <w:num w:numId="13" w16cid:durableId="853305043">
     <w:abstractNumId w:val="0"/>
   </w:num>
-  <w:num w:numId="4" w16cid:durableId="1912303905">
-    <w:abstractNumId w:val="3"/>
-  </w:num>
-  <w:num w:numId="5" w16cid:durableId="849754078">
-    <w:abstractNumId w:val="2"/>
-  </w:num>
-  <w:num w:numId="6" w16cid:durableId="463041020">
-    <w:abstractNumId w:val="1"/>
+  <w:num w:numId="14" w16cid:durableId="87428114">
+    <w:abstractNumId w:val="10"/>
   </w:num>
 </w:numbering>
 </file>
@@ -6534,7 +9452,6 @@
     <w:next w:val="a"/>
     <w:link w:val="40"/>
     <w:uiPriority w:val="9"/>
-    <w:semiHidden/>
     <w:unhideWhenUsed/>
     <w:qFormat/>
     <w:rsid w:val="00077BBA"/>
@@ -6730,7 +9647,6 @@
     <w:basedOn w:val="a0"/>
     <w:link w:val="4"/>
     <w:uiPriority w:val="9"/>
-    <w:semiHidden/>
     <w:rsid w:val="00077BBA"/>
     <w:rPr>
       <w:rFonts w:asciiTheme="majorHAnsi" w:eastAsiaTheme="majorEastAsia" w:hAnsiTheme="majorHAnsi" w:cstheme="majorBidi"/>
@@ -7048,6 +9964,29 @@
     <w:basedOn w:val="a0"/>
     <w:rsid w:val="00423CE4"/>
   </w:style>
+  <w:style w:type="character" w:styleId="af">
+    <w:name w:val="Hyperlink"/>
+    <w:basedOn w:val="a0"/>
+    <w:uiPriority w:val="99"/>
+    <w:unhideWhenUsed/>
+    <w:rsid w:val="00B81FE8"/>
+    <w:rPr>
+      <w:color w:val="0563C1" w:themeColor="hyperlink"/>
+      <w:u w:val="single"/>
+    </w:rPr>
+  </w:style>
+  <w:style w:type="character" w:styleId="af0">
+    <w:name w:val="Unresolved Mention"/>
+    <w:basedOn w:val="a0"/>
+    <w:uiPriority w:val="99"/>
+    <w:semiHidden/>
+    <w:unhideWhenUsed/>
+    <w:rsid w:val="00B81FE8"/>
+    <w:rPr>
+      <w:color w:val="605E5C"/>
+      <w:shd w:val="clear" w:color="auto" w:fill="E1DFDD"/>
+    </w:rPr>
+  </w:style>
 </w:styles>
 </file>
 
